--- a/flow/20230914_vu_template/01-Октоїх/Глас_5/5-НД-.docx
+++ b/flow/20230914_vu_template/01-Октоїх/Глас_5/5-НД-.docx
@@ -6052,11 +6052,6 @@
     </w:p>
     <w:p>
       <w:pPr>
-        <w:spacing w:after="120"/>
-      </w:pPr>
-    </w:p>
-    <w:p>
-      <w:pPr>
         <w:pStyle w:val="Heading3"/>
         <w:spacing w:after="120"/>
         <w:jc w:val="center"/>
@@ -6074,7 +6069,6 @@
     <w:p>
       <w:pPr>
         <w:spacing w:after="120"/>
-        <w:jc w:val="both"/>
       </w:pPr>
       <w:r>
         <w:rPr>
@@ -6083,26 +6077,43 @@
           <w:color w:val="FF0000"/>
           <w:sz w:val="24"/>
         </w:rPr>
-        <w:t xml:space="preserve">(г. 6): </w:t>
-      </w:r>
-      <w:r>
-        <w:rPr>
-          <w:rFonts w:ascii="Times New Roman" w:hAnsi="Times New Roman"/>
-          <w:sz w:val="24"/>
-        </w:rPr>
-        <w:t>Воскресіння твоє, Христе Спасе,* ангели оспівують на небесах,* і нас на землі сподоби чистим серцем* тебе співом прославляти.</w:t>
-      </w:r>
-    </w:p>
-    <w:p>
-      <w:pPr>
-        <w:spacing w:after="120"/>
-        <w:jc w:val="both"/>
-      </w:pPr>
-    </w:p>
-    <w:p>
-      <w:pPr>
-        <w:spacing w:after="120"/>
-        <w:jc w:val="both"/>
+        <w:t>(г. 6):</w:t>
+      </w:r>
+      <w:r>
+        <w:rPr>
+          <w:rFonts w:ascii="Times New Roman" w:hAnsi="Times New Roman"/>
+          <w:sz w:val="24"/>
+        </w:rPr>
+        <w:t xml:space="preserve"> </w:t>
+      </w:r>
+      <w:r>
+        <w:rPr>
+          <w:rFonts w:ascii="Times New Roman" w:hAnsi="Times New Roman"/>
+          <w:sz w:val="24"/>
+        </w:rPr>
+        <w:t>Воскресі́ння Твоє́, Хри́сте Спа́се,* а́нгели оспі́вують на небеса́х,* і нас на землі́ сподо́би чи́стим се́рцем* Тебе́ спі́вом прославля́ти.</w:t>
+      </w:r>
+    </w:p>
+    <w:p>
+      <w:pPr>
+        <w:spacing w:after="120"/>
+        <w:jc w:val="both"/>
+      </w:pPr>
+    </w:p>
+    <w:p>
+      <w:pPr>
+        <w:spacing w:after="120"/>
+        <w:jc w:val="both"/>
+      </w:pPr>
+      <w:r>
+        <w:rPr>
+          <w:rFonts w:ascii="Times New Roman" w:hAnsi="Times New Roman"/>
+        </w:rPr>
+      </w:r>
+    </w:p>
+    <w:p>
+      <w:pPr>
+        <w:spacing w:after="120"/>
       </w:pPr>
       <w:r>
         <w:rPr>
@@ -16712,11 +16723,6 @@
     </w:p>
     <w:p>
       <w:pPr>
-        <w:spacing w:after="120"/>
-      </w:pPr>
-    </w:p>
-    <w:p>
-      <w:pPr>
         <w:pStyle w:val="Heading3"/>
         <w:jc w:val="center"/>
       </w:pPr>
@@ -16749,196 +16755,7 @@
           <w:rFonts w:ascii="Times New Roman" w:hAnsi="Times New Roman"/>
           <w:sz w:val="24"/>
         </w:rPr>
-        <w:t xml:space="preserve"> </w:t>
-      </w:r>
-      <w:r>
-        <w:rPr>
-          <w:rFonts w:ascii="Times New Roman" w:hAnsi="Times New Roman"/>
-          <w:sz w:val="24"/>
-        </w:rPr>
-        <w:t>Воскресі́ння</w:t>
-      </w:r>
-      <w:r>
-        <w:rPr>
-          <w:rFonts w:ascii="Times New Roman" w:hAnsi="Times New Roman"/>
-          <w:sz w:val="24"/>
-        </w:rPr>
-        <w:t xml:space="preserve"> </w:t>
-      </w:r>
-      <w:r>
-        <w:rPr>
-          <w:rFonts w:ascii="Times New Roman" w:hAnsi="Times New Roman"/>
-          <w:sz w:val="24"/>
-        </w:rPr>
-        <w:t>Твоє</w:t>
-      </w:r>
-      <w:r>
-        <w:rPr>
-          <w:rFonts w:ascii="Times New Roman" w:hAnsi="Times New Roman"/>
-          <w:sz w:val="24"/>
-        </w:rPr>
-        <w:t xml:space="preserve">́, </w:t>
-      </w:r>
-      <w:r>
-        <w:rPr>
-          <w:rFonts w:ascii="Times New Roman" w:hAnsi="Times New Roman"/>
-          <w:sz w:val="24"/>
-        </w:rPr>
-        <w:t>Хри́сте</w:t>
-      </w:r>
-      <w:r>
-        <w:rPr>
-          <w:rFonts w:ascii="Times New Roman" w:hAnsi="Times New Roman"/>
-          <w:sz w:val="24"/>
-        </w:rPr>
-        <w:t xml:space="preserve"> </w:t>
-      </w:r>
-      <w:r>
-        <w:rPr>
-          <w:rFonts w:ascii="Times New Roman" w:hAnsi="Times New Roman"/>
-          <w:sz w:val="24"/>
-        </w:rPr>
-        <w:t>Спа́се</w:t>
-      </w:r>
-      <w:r>
-        <w:rPr>
-          <w:rFonts w:ascii="Times New Roman" w:hAnsi="Times New Roman"/>
-          <w:sz w:val="24"/>
-        </w:rPr>
-        <w:t>,*</w:t>
-      </w:r>
-      <w:r>
-        <w:rPr>
-          <w:rFonts w:ascii="Times New Roman" w:hAnsi="Times New Roman"/>
-          <w:sz w:val="24"/>
-        </w:rPr>
-        <w:t xml:space="preserve"> </w:t>
-      </w:r>
-      <w:r>
-        <w:rPr>
-          <w:rFonts w:ascii="Times New Roman" w:hAnsi="Times New Roman"/>
-          <w:sz w:val="24"/>
-        </w:rPr>
-        <w:t>а́нгели</w:t>
-      </w:r>
-      <w:r>
-        <w:rPr>
-          <w:rFonts w:ascii="Times New Roman" w:hAnsi="Times New Roman"/>
-          <w:sz w:val="24"/>
-        </w:rPr>
-        <w:t xml:space="preserve"> </w:t>
-      </w:r>
-      <w:r>
-        <w:rPr>
-          <w:rFonts w:ascii="Times New Roman" w:hAnsi="Times New Roman"/>
-          <w:sz w:val="24"/>
-        </w:rPr>
-        <w:t>оспі́вують</w:t>
-      </w:r>
-      <w:r>
-        <w:rPr>
-          <w:rFonts w:ascii="Times New Roman" w:hAnsi="Times New Roman"/>
-          <w:sz w:val="24"/>
-        </w:rPr>
-        <w:t xml:space="preserve"> на </w:t>
-      </w:r>
-      <w:r>
-        <w:rPr>
-          <w:rFonts w:ascii="Times New Roman" w:hAnsi="Times New Roman"/>
-          <w:sz w:val="24"/>
-        </w:rPr>
-        <w:t>небеса́х</w:t>
-      </w:r>
-      <w:r>
-        <w:rPr>
-          <w:rFonts w:ascii="Times New Roman" w:hAnsi="Times New Roman"/>
-          <w:sz w:val="24"/>
-        </w:rPr>
-        <w:t xml:space="preserve">,* і нас на </w:t>
-      </w:r>
-      <w:r>
-        <w:rPr>
-          <w:rFonts w:ascii="Times New Roman" w:hAnsi="Times New Roman"/>
-          <w:sz w:val="24"/>
-        </w:rPr>
-        <w:t>землі</w:t>
-      </w:r>
-      <w:r>
-        <w:rPr>
-          <w:rFonts w:ascii="Times New Roman" w:hAnsi="Times New Roman"/>
-          <w:sz w:val="24"/>
-        </w:rPr>
-        <w:t xml:space="preserve">́ </w:t>
-      </w:r>
-      <w:r>
-        <w:rPr>
-          <w:rFonts w:ascii="Times New Roman" w:hAnsi="Times New Roman"/>
-          <w:sz w:val="24"/>
-        </w:rPr>
-        <w:t>сподо́би</w:t>
-      </w:r>
-      <w:r>
-        <w:rPr>
-          <w:rFonts w:ascii="Times New Roman" w:hAnsi="Times New Roman"/>
-          <w:sz w:val="24"/>
-        </w:rPr>
-        <w:t xml:space="preserve"> </w:t>
-      </w:r>
-      <w:r>
-        <w:rPr>
-          <w:rFonts w:ascii="Times New Roman" w:hAnsi="Times New Roman"/>
-          <w:sz w:val="24"/>
-        </w:rPr>
-        <w:t>чи́стим</w:t>
-      </w:r>
-      <w:r>
-        <w:rPr>
-          <w:rFonts w:ascii="Times New Roman" w:hAnsi="Times New Roman"/>
-          <w:sz w:val="24"/>
-        </w:rPr>
-        <w:t xml:space="preserve"> </w:t>
-      </w:r>
-      <w:r>
-        <w:rPr>
-          <w:rFonts w:ascii="Times New Roman" w:hAnsi="Times New Roman"/>
-          <w:sz w:val="24"/>
-        </w:rPr>
-        <w:t>се́рцем</w:t>
-      </w:r>
-      <w:r>
-        <w:rPr>
-          <w:rFonts w:ascii="Times New Roman" w:hAnsi="Times New Roman"/>
-          <w:sz w:val="24"/>
-        </w:rPr>
-        <w:t xml:space="preserve">* Тебе́ </w:t>
-      </w:r>
-      <w:r>
-        <w:rPr>
-          <w:rFonts w:ascii="Times New Roman" w:hAnsi="Times New Roman"/>
-          <w:sz w:val="24"/>
-        </w:rPr>
-        <w:t>спі́вом</w:t>
-      </w:r>
-      <w:r>
-        <w:rPr>
-          <w:rFonts w:ascii="Times New Roman" w:hAnsi="Times New Roman"/>
-          <w:sz w:val="24"/>
-        </w:rPr>
-        <w:t xml:space="preserve"> </w:t>
-      </w:r>
-      <w:r>
-        <w:rPr>
-          <w:rFonts w:ascii="Times New Roman" w:hAnsi="Times New Roman"/>
-          <w:sz w:val="24"/>
-        </w:rPr>
-        <w:t>прославля́ти</w:t>
-      </w:r>
-      <w:r>
-        <w:rPr>
-          <w:rFonts w:ascii="Times New Roman" w:hAnsi="Times New Roman"/>
-          <w:sz w:val="24"/>
-        </w:rPr>
-        <w:t>.</w:t>
+        <w:t xml:space="preserve"> Воскресі́ння Твоє́, Хри́сте Спа́се,* а́нгели оспі́вують на небеса́х,* і нас на землі́ сподо́би чи́стим се́рцем* Тебе́ спі́вом прославля́ти.</w:t>
       </w:r>
     </w:p>
     <w:sectPr>

--- a/flow/20230914_vu_template/01-Октоїх/Глас_5/5-НД-.docx
+++ b/flow/20230914_vu_template/01-Октоїх/Глас_5/5-НД-.docx
@@ -4563,6 +4563,397 @@
           <w:i/>
           <w:color w:val="FF0000"/>
         </w:rPr>
+        <w:t>Єктенія усильного благання</w:t>
+      </w:r>
+    </w:p>
+    <w:p>
+      <w:pPr>
+        <w:spacing w:after="120"/>
+        <w:jc w:val="both"/>
+      </w:pPr>
+      <w:r>
+        <w:rPr>
+          <w:rFonts w:ascii="Times New Roman" w:hAnsi="Times New Roman"/>
+          <w:sz w:val="24"/>
+        </w:rPr>
+        <w:t>Промовмо всі з усієї душі і з усієї мислі нашої, промовмо.</w:t>
+      </w:r>
+    </w:p>
+    <w:p>
+      <w:pPr>
+        <w:spacing w:after="120"/>
+        <w:jc w:val="both"/>
+      </w:pPr>
+      <w:r>
+        <w:rPr>
+          <w:rFonts w:ascii="Times New Roman" w:hAnsi="Times New Roman"/>
+          <w:i/>
+          <w:color w:val="FF0000"/>
+          <w:sz w:val="24"/>
+        </w:rPr>
+        <w:t>Вірні:</w:t>
+      </w:r>
+      <w:r>
+        <w:rPr>
+          <w:rFonts w:ascii="Times New Roman" w:hAnsi="Times New Roman"/>
+          <w:color w:val="FF0000"/>
+          <w:sz w:val="24"/>
+        </w:rPr>
+        <w:t xml:space="preserve"> </w:t>
+      </w:r>
+      <w:r>
+        <w:rPr>
+          <w:rFonts w:ascii="Times New Roman" w:hAnsi="Times New Roman"/>
+          <w:sz w:val="24"/>
+        </w:rPr>
+        <w:t>Господи, помилуй.</w:t>
+      </w:r>
+    </w:p>
+    <w:p>
+      <w:pPr>
+        <w:spacing w:after="120"/>
+        <w:jc w:val="both"/>
+      </w:pPr>
+      <w:r>
+        <w:rPr>
+          <w:rFonts w:ascii="Times New Roman" w:hAnsi="Times New Roman"/>
+          <w:sz w:val="24"/>
+        </w:rPr>
+        <w:t>Господи, Вседержителю, Боже отців наших, молимось тобі, вислухай і помилуй.</w:t>
+      </w:r>
+    </w:p>
+    <w:p>
+      <w:pPr>
+        <w:spacing w:after="120"/>
+        <w:jc w:val="both"/>
+      </w:pPr>
+      <w:r>
+        <w:rPr>
+          <w:rFonts w:ascii="Times New Roman" w:hAnsi="Times New Roman"/>
+          <w:i/>
+          <w:color w:val="FF0000"/>
+          <w:sz w:val="24"/>
+        </w:rPr>
+        <w:t>Вірні:</w:t>
+      </w:r>
+      <w:r>
+        <w:rPr>
+          <w:rFonts w:ascii="Times New Roman" w:hAnsi="Times New Roman"/>
+          <w:color w:val="FF0000"/>
+          <w:sz w:val="24"/>
+        </w:rPr>
+        <w:t xml:space="preserve"> </w:t>
+      </w:r>
+      <w:r>
+        <w:rPr>
+          <w:rFonts w:ascii="Times New Roman" w:hAnsi="Times New Roman"/>
+          <w:sz w:val="24"/>
+        </w:rPr>
+        <w:t>Господи, помилуй.</w:t>
+      </w:r>
+    </w:p>
+    <w:p>
+      <w:pPr>
+        <w:spacing w:after="120"/>
+      </w:pPr>
+      <w:r>
+        <w:rPr>
+          <w:rFonts w:ascii="Times New Roman" w:hAnsi="Times New Roman"/>
+          <w:sz w:val="24"/>
+        </w:rPr>
+        <w:t>Помилуй нас, Боже, з великої милості Твоєї, молимось Тобі, вислухай і помилуй.</w:t>
+      </w:r>
+    </w:p>
+    <w:p>
+      <w:pPr>
+        <w:spacing w:after="120"/>
+      </w:pPr>
+      <w:r>
+        <w:rPr>
+          <w:rFonts w:ascii="Times New Roman" w:hAnsi="Times New Roman"/>
+          <w:i/>
+          <w:color w:val="FF4400"/>
+          <w:sz w:val="24"/>
+        </w:rPr>
+        <w:t>Вірні:</w:t>
+      </w:r>
+      <w:r>
+        <w:rPr>
+          <w:rFonts w:ascii="Times New Roman" w:hAnsi="Times New Roman"/>
+          <w:sz w:val="24"/>
+        </w:rPr>
+        <w:t xml:space="preserve"> Го́споди, поми́луй. </w:t>
+      </w:r>
+      <w:r>
+        <w:rPr>
+          <w:rFonts w:ascii="Times New Roman" w:hAnsi="Times New Roman"/>
+          <w:i/>
+          <w:color w:val="FF4400"/>
+          <w:sz w:val="24"/>
+        </w:rPr>
+        <w:t>(3 р.)</w:t>
+      </w:r>
+    </w:p>
+    <w:p>
+      <w:pPr>
+        <w:spacing w:after="120"/>
+      </w:pPr>
+      <w:r>
+        <w:rPr>
+          <w:rFonts w:ascii="Times New Roman" w:hAnsi="Times New Roman"/>
+          <w:sz w:val="24"/>
+        </w:rPr>
+        <w:t xml:space="preserve">Ще молимось за святішого вселенського архиєрея Франциска, папу Римського, і за блаженнішого патріярха нашого Святослава, і за преосвященнішого архиєпископа і митрополита нашого кир </w:t>
+      </w:r>
+      <w:r>
+        <w:rPr>
+          <w:rFonts w:ascii="Times New Roman" w:hAnsi="Times New Roman"/>
+          <w:i/>
+          <w:color w:val="FF4400"/>
+          <w:sz w:val="24"/>
+        </w:rPr>
+        <w:t>ім’я</w:t>
+      </w:r>
+      <w:r>
+        <w:rPr>
+          <w:rFonts w:ascii="Times New Roman" w:hAnsi="Times New Roman"/>
+          <w:i/>
+          <w:sz w:val="24"/>
+        </w:rPr>
+        <w:t>,</w:t>
+      </w:r>
+      <w:r>
+        <w:rPr>
+          <w:rFonts w:ascii="Times New Roman" w:hAnsi="Times New Roman"/>
+          <w:sz w:val="24"/>
+        </w:rPr>
+        <w:t xml:space="preserve"> і за боголюбивого єпископа нашого кир </w:t>
+      </w:r>
+      <w:r>
+        <w:rPr>
+          <w:rFonts w:ascii="Times New Roman" w:hAnsi="Times New Roman"/>
+          <w:i/>
+          <w:color w:val="FF4400"/>
+          <w:sz w:val="24"/>
+        </w:rPr>
+        <w:t>ім’я</w:t>
+      </w:r>
+      <w:r>
+        <w:rPr>
+          <w:rFonts w:ascii="Times New Roman" w:hAnsi="Times New Roman"/>
+          <w:i/>
+          <w:sz w:val="24"/>
+        </w:rPr>
+        <w:t>,</w:t>
+      </w:r>
+      <w:r>
+        <w:rPr>
+          <w:rFonts w:ascii="Times New Roman" w:hAnsi="Times New Roman"/>
+          <w:sz w:val="24"/>
+        </w:rPr>
+        <w:t xml:space="preserve"> за тих, що служать і послужили у святім храмі цьому, і за отців наших духовних, і всіх у Христі братів і сестер наших.</w:t>
+      </w:r>
+    </w:p>
+    <w:p>
+      <w:pPr>
+        <w:spacing w:after="120"/>
+      </w:pPr>
+      <w:r>
+        <w:rPr>
+          <w:rFonts w:ascii="Times New Roman" w:hAnsi="Times New Roman"/>
+          <w:i/>
+          <w:color w:val="FF4400"/>
+          <w:sz w:val="24"/>
+        </w:rPr>
+        <w:t>Вірні:</w:t>
+      </w:r>
+      <w:r>
+        <w:rPr>
+          <w:rFonts w:ascii="Times New Roman" w:hAnsi="Times New Roman"/>
+          <w:sz w:val="24"/>
+        </w:rPr>
+        <w:t xml:space="preserve"> Го́споди, поми́луй. </w:t>
+      </w:r>
+      <w:r>
+        <w:rPr>
+          <w:rFonts w:ascii="Times New Roman" w:hAnsi="Times New Roman"/>
+          <w:i/>
+          <w:color w:val="FF4400"/>
+          <w:sz w:val="24"/>
+        </w:rPr>
+        <w:t>(3 р.)</w:t>
+      </w:r>
+    </w:p>
+    <w:p>
+      <w:pPr>
+        <w:spacing w:after="120"/>
+      </w:pPr>
+      <w:r>
+        <w:rPr>
+          <w:rFonts w:ascii="Times New Roman" w:hAnsi="Times New Roman"/>
+          <w:sz w:val="24"/>
+        </w:rPr>
+        <w:t>Ще молимось за Богом бережений народ наш, за правління і за все військо.</w:t>
+      </w:r>
+    </w:p>
+    <w:p>
+      <w:pPr>
+        <w:spacing w:after="120"/>
+      </w:pPr>
+      <w:r>
+        <w:rPr>
+          <w:rFonts w:ascii="Times New Roman" w:hAnsi="Times New Roman"/>
+          <w:i/>
+          <w:color w:val="FF4400"/>
+          <w:sz w:val="24"/>
+        </w:rPr>
+        <w:t>Вірні:</w:t>
+      </w:r>
+      <w:r>
+        <w:rPr>
+          <w:rFonts w:ascii="Times New Roman" w:hAnsi="Times New Roman"/>
+          <w:sz w:val="24"/>
+        </w:rPr>
+        <w:t xml:space="preserve"> Го́споди, поми́луй. </w:t>
+      </w:r>
+      <w:r>
+        <w:rPr>
+          <w:rFonts w:ascii="Times New Roman" w:hAnsi="Times New Roman"/>
+          <w:i/>
+          <w:color w:val="FF4400"/>
+          <w:sz w:val="24"/>
+        </w:rPr>
+        <w:t>(3 р.)</w:t>
+      </w:r>
+    </w:p>
+    <w:p>
+      <w:pPr>
+        <w:spacing w:after="120"/>
+      </w:pPr>
+      <w:r>
+        <w:rPr>
+          <w:rFonts w:ascii="Times New Roman" w:hAnsi="Times New Roman"/>
+          <w:sz w:val="24"/>
+        </w:rPr>
+        <w:t>Ще молимось за тут присутніх людей, що очікують від Тебе великої і багатої милости, за тих, що творять нам милостиню, і за всіх православних християн.</w:t>
+      </w:r>
+    </w:p>
+    <w:p>
+      <w:pPr>
+        <w:spacing w:after="120"/>
+      </w:pPr>
+      <w:r>
+        <w:rPr>
+          <w:rFonts w:ascii="Times New Roman" w:hAnsi="Times New Roman"/>
+          <w:i/>
+          <w:color w:val="FF4400"/>
+          <w:sz w:val="24"/>
+        </w:rPr>
+        <w:t>Вірні:</w:t>
+      </w:r>
+      <w:r>
+        <w:rPr>
+          <w:rFonts w:ascii="Times New Roman" w:hAnsi="Times New Roman"/>
+          <w:sz w:val="24"/>
+        </w:rPr>
+        <w:t xml:space="preserve"> Го́споди, поми́луй. </w:t>
+      </w:r>
+      <w:r>
+        <w:rPr>
+          <w:rFonts w:ascii="Times New Roman" w:hAnsi="Times New Roman"/>
+          <w:i/>
+          <w:color w:val="FF4400"/>
+          <w:sz w:val="24"/>
+        </w:rPr>
+        <w:t>(3 р.)</w:t>
+      </w:r>
+    </w:p>
+    <w:p>
+      <w:pPr>
+        <w:spacing w:after="120"/>
+        <w:jc w:val="both"/>
+      </w:pPr>
+      <w:r>
+        <w:rPr>
+          <w:rFonts w:ascii="Times New Roman" w:hAnsi="Times New Roman"/>
+          <w:sz w:val="24"/>
+          <w:u w:val="single"/>
+        </w:rPr>
+        <w:t>[</w:t>
+      </w:r>
+      <w:r>
+        <w:rPr>
+          <w:rFonts w:ascii="Times New Roman" w:hAnsi="Times New Roman"/>
+          <w:sz w:val="24"/>
+          <w:u w:val="single"/>
+        </w:rPr>
+        <w:t>Господи, Боже наш! Згадай нас грішних і недостойних слуг Твоїх, коли призиваємо святе ім'я Твоє, і не осороми нас, коли очікуємо милости Твоєї, але вислухай, Господи, усі наші спасенні прохання, і вчини нас достойними любити і боятися Тебе від усього серця нашого і творити в усьому волю Твою</w:t>
+      </w:r>
+      <w:r>
+        <w:rPr>
+          <w:rFonts w:ascii="Times New Roman" w:hAnsi="Times New Roman"/>
+          <w:sz w:val="24"/>
+          <w:u w:val="single"/>
+        </w:rPr>
+        <w:t>.]</w:t>
+      </w:r>
+    </w:p>
+    <w:p>
+      <w:pPr>
+        <w:spacing w:after="120"/>
+      </w:pPr>
+      <w:r>
+        <w:rPr>
+          <w:rFonts w:ascii="Times New Roman" w:hAnsi="Times New Roman"/>
+          <w:i/>
+          <w:color w:val="FF4400"/>
+          <w:sz w:val="24"/>
+        </w:rPr>
+        <w:t>Священник:</w:t>
+      </w:r>
+      <w:r>
+        <w:rPr>
+          <w:rFonts w:ascii="Times New Roman" w:hAnsi="Times New Roman"/>
+          <w:sz w:val="24"/>
+        </w:rPr>
+        <w:t xml:space="preserve"> Бо милостивий і людинолюбний Бог єси, і Тобі славу возсилаємо, Отцю, і Сину, і Святому Духові, нині, і повсякчас, і на віки віків.</w:t>
+      </w:r>
+    </w:p>
+    <w:p>
+      <w:pPr>
+        <w:spacing w:after="120"/>
+        <w:jc w:val="both"/>
+      </w:pPr>
+      <w:r>
+        <w:rPr>
+          <w:rFonts w:ascii="Times New Roman" w:hAnsi="Times New Roman"/>
+          <w:i/>
+          <w:color w:val="FF0000"/>
+          <w:sz w:val="24"/>
+        </w:rPr>
+        <w:t>Вірні:</w:t>
+      </w:r>
+      <w:r>
+        <w:rPr>
+          <w:rFonts w:ascii="Times New Roman" w:hAnsi="Times New Roman"/>
+          <w:sz w:val="24"/>
+        </w:rPr>
+        <w:t xml:space="preserve"> Амінь.</w:t>
+      </w:r>
+    </w:p>
+    <w:p>
+      <w:pPr>
+        <w:pStyle w:val="Heading3"/>
+        <w:spacing w:after="120"/>
+        <w:jc w:val="center"/>
+      </w:pPr>
+      <w:r>
+        <w:rPr>
+          <w:rFonts w:ascii="Times New Roman" w:hAnsi="Times New Roman"/>
+          <w:b/>
+          <w:i/>
+          <w:color w:val="FF0000"/>
+        </w:rPr>
         <w:t>Сподоби, Господи</w:t>
       </w:r>
     </w:p>
@@ -6139,6 +6530,7 @@
         <w:rPr>
           <w:rFonts w:ascii="Times New Roman" w:hAnsi="Times New Roman"/>
         </w:rPr>
+        <w:br w:type="page"/>
       </w:r>
     </w:p>
     <w:p>
@@ -7864,7 +8256,15 @@
           <w:color w:val="000000"/>
           <w:sz w:val="24"/>
         </w:rPr>
-        <w:t>, Господи, Боже наш, що підняв нас із постелі нашої і вклав в уста наші слово хвали, щоб поклонятися і призивати ім'я Твоє святе. Ми умоляємо Твоє милосердя, яке Ти завжди виявляв у нашому житті. Пошли поміч свою людям, що стоять перед лицем святої слави Твоєї і дожидають від Тебе багатої милости; і дай нам, що зо страхом і любов'ю завжди Тобі служимо, хвалити несказанну Твою доброту. Бо Тобі належить усяка слава, честь і поклоніння: Отцю, і Сину, і Святому Духові, нині і повсякчас, і на віки віків. Амінь.</w:t>
+        <w:t xml:space="preserve">, Господи, Боже наш, що підняв нас із постелі нашої і вклав в уста наші слово хвали, щоб поклонятися і призивати ім'я Твоє святе. Ми умоляємо Твоє милосердя, яке Ти завжди виявляв у нашому житті. Пошли поміч свою людям, що стоять перед лицем святої </w:t>
+      </w:r>
+      <w:r>
+        <w:rPr>
+          <w:rFonts w:ascii="Times New Roman" w:hAnsi="Times New Roman"/>
+          <w:color w:val="000000"/>
+          <w:sz w:val="24"/>
+        </w:rPr>
+        <w:t>слави Твоєї і дожидають від Тебе багатої милости; і дай нам, що зо страхом і любов'ю завжди Тобі служимо, хвалити несказанну Твою доброту. Бо Тобі належить усяка слава, честь і поклоніння: Отцю, і Сину, і Святому Духові, нині і повсякчас, і на віки віків. Амінь.</w:t>
       </w:r>
     </w:p>
     <w:p>
@@ -7908,7 +8308,21 @@
           <w:color w:val="000000"/>
           <w:sz w:val="24"/>
         </w:rPr>
-        <w:t xml:space="preserve"> Від ночі лине дух наш до Тебе, Боже, бо світлом є повеління Твої. Навчи нас, Боже, правди Твоєї, заповідей Твоїх і виправдань Твоїх. Просвіти наші духовні очі, щоб ми не заснули в гріхах на смерть. Віджени всяку мряку від сердець наших, даруй нам сонце правди і охорони життя наше знаменням і печаттю Святого Твого Духа. Направ стопи наші на шлях мирний, </w:t>
+        <w:t xml:space="preserve"> Від ночі лине дух наш до Тебе, Боже, бо світлом є повеління Твої. Навчи нас, Боже, правди Твоєї, заповідей Твоїх і виправдань Твоїх. Просвіти наші духовні очі, щоб ми не заснули в гріхах на смерть. Віджени всяку мряку від сердець наших, даруй нам сонце правди і охорони життя наше знаменням і печаттю Святого Твого Духа. Направ стопи наші на шлях мирний, дай нам бачити ранішній день у радості, щоб ми Тобі засилали ранішні молитви, бо Твоє є володіння і Твоє є царство і сила, і слава Отця, і Сина, і Святого Духа, нині і повсякчас, і на віки віків. Амінь.</w:t>
+      </w:r>
+    </w:p>
+    <w:p>
+      <w:pPr>
+        <w:spacing w:after="120"/>
+        <w:jc w:val="both"/>
+      </w:pPr>
+      <w:r>
+        <w:rPr>
+          <w:rFonts w:ascii="Times New Roman" w:hAnsi="Times New Roman"/>
+          <w:color w:val="FF0000"/>
+          <w:sz w:val="24"/>
+        </w:rPr>
+        <w:t>4.</w:t>
       </w:r>
       <w:r>
         <w:rPr>
@@ -7916,7 +8330,52 @@
           <w:color w:val="000000"/>
           <w:sz w:val="24"/>
         </w:rPr>
-        <w:t>дай нам бачити ранішній день у радості, щоб ми Тобі засилали ранішні молитви, бо Твоє є володіння і Твоє є царство і сила, і слава Отця, і Сина, і Святого Духа, нині і повсякчас, і на віки віків. Амінь.</w:t>
+        <w:t xml:space="preserve"> Владико, Боже святий і неосяжний, що казав із темряви світлові засіяти, що заспокоїв нас у нічному сні й підвів до величання і моління Твоєї доброти! Ти, що даєш себе умолити задля свого милосердя, прийми і нині нас, що поклоняємося Тобі й по силі </w:t>
+      </w:r>
+      <w:r>
+        <w:rPr>
+          <w:rFonts w:ascii="Times New Roman" w:hAnsi="Times New Roman"/>
+          <w:sz w:val="24"/>
+        </w:rPr>
+        <w:t xml:space="preserve">благодаримо </w:t>
+      </w:r>
+      <w:r>
+        <w:rPr>
+          <w:rFonts w:ascii="Times New Roman" w:hAnsi="Times New Roman"/>
+          <w:color w:val="000000"/>
+          <w:sz w:val="24"/>
+        </w:rPr>
+        <w:t>Т</w:t>
+      </w:r>
+      <w:r>
+        <w:rPr>
+          <w:rFonts w:ascii="Times New Roman" w:hAnsi="Times New Roman"/>
+          <w:sz w:val="24"/>
+        </w:rPr>
+        <w:t>ебе</w:t>
+      </w:r>
+      <w:r>
+        <w:rPr>
+          <w:rFonts w:ascii="Times New Roman" w:hAnsi="Times New Roman"/>
+          <w:color w:val="000000"/>
+          <w:sz w:val="24"/>
+        </w:rPr>
+        <w:t xml:space="preserve">; і даруй нам те, чого просимо задля спасіння. Вчини нас синами світла і дня та спадкоємцями вічних Твоїх </w:t>
+      </w:r>
+      <w:r>
+        <w:rPr>
+          <w:rFonts w:ascii="Times New Roman" w:hAnsi="Times New Roman"/>
+          <w:sz w:val="24"/>
+        </w:rPr>
+        <w:t>благ</w:t>
+      </w:r>
+      <w:r>
+        <w:rPr>
+          <w:rFonts w:ascii="Times New Roman" w:hAnsi="Times New Roman"/>
+          <w:color w:val="000000"/>
+          <w:sz w:val="24"/>
+        </w:rPr>
+        <w:t>. Пом'яни, Господи, за багатством ласк Твоїх усіх людей, що є і моляться з нами, і всю братію нашу на землі й на морі, і на всякому місці володіння Твого, що потребують Твоєї любови й помочі. Усім вияви велику Твою милість, щоб спасенні, як душею так і тілом, завжди перебували й відважно славили чудне й благословенне ім'я Твоє, бо Ти Бог милости і ласк, і любови, і Тобі славу возсилаємо: Отцю, і Сину, і Святому Духові, нині і повсякчас, і на віки віків. Амінь.</w:t>
       </w:r>
     </w:p>
     <w:p>
@@ -7930,7 +8389,7 @@
           <w:color w:val="FF0000"/>
           <w:sz w:val="24"/>
         </w:rPr>
-        <w:t>4.</w:t>
+        <w:t>5.</w:t>
       </w:r>
       <w:r>
         <w:rPr>
@@ -7938,14 +8397,14 @@
           <w:color w:val="000000"/>
           <w:sz w:val="24"/>
         </w:rPr>
-        <w:t xml:space="preserve"> Владико, Боже святий і неосяжний, що казав із темряви світлові засіяти, що заспокоїв нас у нічному сні й підвів до величання і моління Твоєї доброти! Ти, що даєш себе умолити задля свого милосердя, прийми і нині нас, що поклоняємося Тобі й по силі </w:t>
-      </w:r>
-      <w:r>
-        <w:rPr>
-          <w:rFonts w:ascii="Times New Roman" w:hAnsi="Times New Roman"/>
-          <w:sz w:val="24"/>
-        </w:rPr>
-        <w:t xml:space="preserve">благодаримо </w:t>
+        <w:t xml:space="preserve"> Скарб</w:t>
+      </w:r>
+      <w:r>
+        <w:rPr>
+          <w:rFonts w:ascii="Times New Roman" w:hAnsi="Times New Roman"/>
+          <w:sz w:val="24"/>
+        </w:rPr>
+        <w:t>нице</w:t>
       </w:r>
       <w:r>
         <w:rPr>
@@ -7953,14 +8412,14 @@
           <w:color w:val="000000"/>
           <w:sz w:val="24"/>
         </w:rPr>
-        <w:t>Т</w:t>
-      </w:r>
-      <w:r>
-        <w:rPr>
-          <w:rFonts w:ascii="Times New Roman" w:hAnsi="Times New Roman"/>
-          <w:sz w:val="24"/>
-        </w:rPr>
-        <w:t>ебе</w:t>
+        <w:t xml:space="preserve"> </w:t>
+      </w:r>
+      <w:r>
+        <w:rPr>
+          <w:rFonts w:ascii="Times New Roman" w:hAnsi="Times New Roman"/>
+          <w:sz w:val="24"/>
+        </w:rPr>
+        <w:t>благ</w:t>
       </w:r>
       <w:r>
         <w:rPr>
@@ -7968,14 +8427,28 @@
           <w:color w:val="000000"/>
           <w:sz w:val="24"/>
         </w:rPr>
-        <w:t xml:space="preserve">; і даруй нам те, чого просимо задля спасіння. Вчини нас синами світла і дня та спадкоємцями вічних Твоїх </w:t>
-      </w:r>
-      <w:r>
-        <w:rPr>
-          <w:rFonts w:ascii="Times New Roman" w:hAnsi="Times New Roman"/>
-          <w:sz w:val="24"/>
-        </w:rPr>
-        <w:t>благ</w:t>
+        <w:t>, джерело невисихаюче, Отче святий, чудотворче всесильний і вседержителю! Усі Тобі поклоняємося і Тобі молимося та Твої милості і Твої ласки призиваємо на поміч і на заступництво нашій смиренності. Пом'яни, Господи, слуг Твоїх, прийми від усіх нас ранішні моління, як кадило перед Тобою; ні одного з нас не вчини нездатним, але всіх нас зберігай ласками Твоїми. Пом'яни, Господи, тих, що чувають і співають на славу Твою і єдинородного Твого Сина і Бога нашого, і Святого Твого Духа. Будь їм помічником і заступником; прийми їх молитви на наднебесний і духовний Твій жертовник, бо Ти Бог наш, і Тобі славу возсилаємо: Отцю, і Сину, і Святому Духові, нині і повсякчас, і на віки віків. Амінь.</w:t>
+      </w:r>
+    </w:p>
+    <w:p>
+      <w:pPr>
+        <w:spacing w:after="120"/>
+        <w:jc w:val="both"/>
+      </w:pPr>
+      <w:r>
+        <w:rPr>
+          <w:rFonts w:ascii="Times New Roman" w:hAnsi="Times New Roman"/>
+          <w:color w:val="FF0000"/>
+          <w:sz w:val="24"/>
+        </w:rPr>
+        <w:t xml:space="preserve">6. </w:t>
+      </w:r>
+      <w:r>
+        <w:rPr>
+          <w:rFonts w:ascii="Times New Roman" w:hAnsi="Times New Roman"/>
+          <w:sz w:val="24"/>
+        </w:rPr>
+        <w:t>Благодаримо</w:t>
       </w:r>
       <w:r>
         <w:rPr>
@@ -7983,7 +8456,37 @@
           <w:color w:val="000000"/>
           <w:sz w:val="24"/>
         </w:rPr>
-        <w:t>. Пом'яни, Господи, за багатством ласк Твоїх усіх людей, що є і моляться з нами, і всю братію нашу на землі й на морі, і на всякому місці володіння Твого, що потребують Твоєї любови й помочі. Усім вияви велику Твою милість, щоб спасенні, як душею так і тілом, завжди перебували й відважно славили чудне й благословенне ім'я Твоє, бо Ти Бог милости і ласк, і любови, і Тобі славу возсилаємо: Отцю, і Сину, і Святому Духові, нині і повсякчас, і на віки віків. Амінь.</w:t>
+        <w:t xml:space="preserve"> Т</w:t>
+      </w:r>
+      <w:r>
+        <w:rPr>
+          <w:rFonts w:ascii="Times New Roman" w:hAnsi="Times New Roman"/>
+          <w:sz w:val="24"/>
+        </w:rPr>
+        <w:t>е</w:t>
+      </w:r>
+      <w:r>
+        <w:rPr>
+          <w:rFonts w:ascii="Times New Roman" w:hAnsi="Times New Roman"/>
+          <w:color w:val="000000"/>
+          <w:sz w:val="24"/>
+        </w:rPr>
+        <w:t>б</w:t>
+      </w:r>
+      <w:r>
+        <w:rPr>
+          <w:rFonts w:ascii="Times New Roman" w:hAnsi="Times New Roman"/>
+          <w:sz w:val="24"/>
+        </w:rPr>
+        <w:t>е</w:t>
+      </w:r>
+      <w:r>
+        <w:rPr>
+          <w:rFonts w:ascii="Times New Roman" w:hAnsi="Times New Roman"/>
+          <w:color w:val="000000"/>
+          <w:sz w:val="24"/>
+        </w:rPr>
+        <w:t>, Господи, Боже спасіння нашого, бо Ти все робиш для добра життя нашого, щоб ми завжди на Тебе споглядали, Спасителю й Доброчинцю душ наших. Бо Ти дав спокій нам у час минулої ночі й підвів нас, щоб ми поклонялися величному імені Твоєму. Тому молимо Тебе, Господи: Дай нам ласку й силу, щоб ми стали гідними співати Тобі розумно й молитися безупинно та в страсі і тремтінні над нашим спасінням працювали, при заступництві Христа Твого. Пом'яни, Господи, і тих, що вночі до Тебе кличуть. Вислухай їх і помилуй, і круши під ноги їх невидимих і войовничих ворогів. Бо Ти Цар миру і Спас душ наших, і Тобі славу возсилаємо: Отцю і Сину, і Святому Духові, нині і повсякчас, і на віки віків. Амінь.</w:t>
       </w:r>
     </w:p>
     <w:p>
@@ -7997,7 +8500,7 @@
           <w:color w:val="FF0000"/>
           <w:sz w:val="24"/>
         </w:rPr>
-        <w:t>5.</w:t>
+        <w:t>7.</w:t>
       </w:r>
       <w:r>
         <w:rPr>
@@ -8005,14 +8508,7 @@
           <w:color w:val="000000"/>
           <w:sz w:val="24"/>
         </w:rPr>
-        <w:t xml:space="preserve"> Скарб</w:t>
-      </w:r>
-      <w:r>
-        <w:rPr>
-          <w:rFonts w:ascii="Times New Roman" w:hAnsi="Times New Roman"/>
-          <w:sz w:val="24"/>
-        </w:rPr>
-        <w:t>нице</w:t>
+        <w:t xml:space="preserve"> Боже й Отче Господа нашого Ісуса Христа! Ти підніс нас з постелі нашої і зібрав на годину молитви. Дай нам ласку відкрити уста наші і прийми наші подяки, що в наших силах, і навчи нас установ Твоїх. Бо молитися як слід не вміємо, якщо Ти, Господи, святим Твоїм Духом не навчиш нас. Тому молимося Тобі: Даруй і прости, якщо ми згрішили аж до теперішньої години </w:t>
       </w:r>
       <w:r>
         <w:rPr>
@@ -8020,14 +8516,21 @@
           <w:color w:val="000000"/>
           <w:sz w:val="24"/>
         </w:rPr>
-        <w:t xml:space="preserve"> </w:t>
-      </w:r>
-      <w:r>
-        <w:rPr>
-          <w:rFonts w:ascii="Times New Roman" w:hAnsi="Times New Roman"/>
-          <w:sz w:val="24"/>
-        </w:rPr>
-        <w:t>благ</w:t>
+        <w:t>словом або ділом, або думкою, добровільно або недобровільно. Бо коли на провини будеш дивитися, Господи, Господи, то хто встоїться, бо в Тебе є прощення. Ти один святий, допоміжник сильний, захисник життя нашого, і Тебе ми завжди оспівуватимемо. Нехай буде сила Царства Твого завжди благословенна і вельми прославлювана: Отця, і Сина, і Святого Духа, нині і повсякчас, і на віки віків. Амінь.</w:t>
+      </w:r>
+    </w:p>
+    <w:p>
+      <w:pPr>
+        <w:spacing w:after="120"/>
+        <w:jc w:val="both"/>
+      </w:pPr>
+      <w:r>
+        <w:rPr>
+          <w:rFonts w:ascii="Times New Roman" w:hAnsi="Times New Roman"/>
+          <w:color w:val="FF0000"/>
+          <w:sz w:val="24"/>
+        </w:rPr>
+        <w:t xml:space="preserve">8. </w:t>
       </w:r>
       <w:r>
         <w:rPr>
@@ -8035,7 +8538,7 @@
           <w:color w:val="000000"/>
           <w:sz w:val="24"/>
         </w:rPr>
-        <w:t>, джерело невисихаюче, Отче святий, чудотворче всесильний і вседержителю! Усі Тобі поклоняємося і Тобі молимося та Твої милості і Твої ласки призиваємо на поміч і на заступництво нашій смиренності. Пом'яни, Господи, слуг Твоїх, прийми від усіх нас ранішні моління, як кадило перед Тобою; ні одного з нас не вчини нездатним, але всіх нас зберігай ласками Твоїми. Пом'яни, Господи, тих, що чувають і співають на славу Твою і єдинородного Твого Сина і Бога нашого, і Святого Твого Духа. Будь їм помічником і заступником; прийми їх молитви на наднебесний і духовний Твій жертовник, бо Ти Бог наш, і Тобі славу возсилаємо: Отцю, і Сину, і Святому Духові, нині і повсякчас, і на віки віків. Амінь.</w:t>
+        <w:t>Господи, Боже наш, що сонну неміч забрав від нас і покликав нас візванням святим, щоб і вночі підносити руки наші і прославляти Тебе за справедливі Твої присуди. Прийми благання наші, моління, визнавання, нічні служби і даруй нам, Боже, віру бездоганну, надію впевнену, любов нелицемірну. Благослови наші входи й виходи, вчинки, слова, діла й думки; і дай нам дочекатися початку дня, нам, що хвалять й оспівують, і благословлять добрість Твоєї несказанної сили, щоб було благословенне Твоє пресвяте ім'я і прославлене Твоє царство: Отця, і Сина, і Святого Духа, нині і повсякчас, і на віки віків. Амінь.</w:t>
       </w:r>
     </w:p>
     <w:p>
@@ -8049,14 +8552,7 @@
           <w:color w:val="FF0000"/>
           <w:sz w:val="24"/>
         </w:rPr>
-        <w:t xml:space="preserve">6. </w:t>
-      </w:r>
-      <w:r>
-        <w:rPr>
-          <w:rFonts w:ascii="Times New Roman" w:hAnsi="Times New Roman"/>
-          <w:sz w:val="24"/>
-        </w:rPr>
-        <w:t>Благодаримо</w:t>
+        <w:t>9.</w:t>
       </w:r>
       <w:r>
         <w:rPr>
@@ -8064,111 +8560,7 @@
           <w:color w:val="000000"/>
           <w:sz w:val="24"/>
         </w:rPr>
-        <w:t xml:space="preserve"> Т</w:t>
-      </w:r>
-      <w:r>
-        <w:rPr>
-          <w:rFonts w:ascii="Times New Roman" w:hAnsi="Times New Roman"/>
-          <w:sz w:val="24"/>
-        </w:rPr>
-        <w:t>е</w:t>
-      </w:r>
-      <w:r>
-        <w:rPr>
-          <w:rFonts w:ascii="Times New Roman" w:hAnsi="Times New Roman"/>
-          <w:color w:val="000000"/>
-          <w:sz w:val="24"/>
-        </w:rPr>
-        <w:t>б</w:t>
-      </w:r>
-      <w:r>
-        <w:rPr>
-          <w:rFonts w:ascii="Times New Roman" w:hAnsi="Times New Roman"/>
-          <w:sz w:val="24"/>
-        </w:rPr>
-        <w:t>е</w:t>
-      </w:r>
-      <w:r>
-        <w:rPr>
-          <w:rFonts w:ascii="Times New Roman" w:hAnsi="Times New Roman"/>
-          <w:color w:val="000000"/>
-          <w:sz w:val="24"/>
-        </w:rPr>
-        <w:t>, Господи, Боже спасіння нашого, бо Ти все робиш для добра життя нашого, щоб ми завжди на Тебе споглядали, Спасителю й Доброчинцю душ наших. Бо Ти дав спокій нам у час минулої ночі й підвів нас, щоб ми поклонялися величному імені Твоєму. Тому молимо Тебе, Господи: Дай нам ласку й силу, щоб ми стали гідними співати Тобі розумно й молитися безупинно та в страсі і тремтінні над нашим спасінням працювали, при заступництві Христа Твого. Пом'яни, Господи, і тих, що вночі до Тебе кличуть. Вислухай їх і помилуй, і круши під ноги їх невидимих і войовничих ворогів. Бо Ти Цар миру і Спас душ наших, і Тобі славу возсилаємо: Отцю і Сину, і Святому Духові, нині і повсякчас, і на віки віків. Амінь.</w:t>
-      </w:r>
-    </w:p>
-    <w:p>
-      <w:pPr>
-        <w:spacing w:after="120"/>
-        <w:jc w:val="both"/>
-      </w:pPr>
-      <w:r>
-        <w:rPr>
-          <w:rFonts w:ascii="Times New Roman" w:hAnsi="Times New Roman"/>
-          <w:color w:val="FF0000"/>
-          <w:sz w:val="24"/>
-        </w:rPr>
-        <w:t>7.</w:t>
-      </w:r>
-      <w:r>
-        <w:rPr>
-          <w:rFonts w:ascii="Times New Roman" w:hAnsi="Times New Roman"/>
-          <w:color w:val="000000"/>
-          <w:sz w:val="24"/>
-        </w:rPr>
-        <w:t xml:space="preserve"> Боже й Отче Господа нашого Ісуса Христа! Ти підніс нас з постелі нашої і зібрав на годину молитви. Дай нам ласку відкрити уста наші і прийми наші подяки, що в наших силах, і навчи нас установ Твоїх. Бо молитися як слід не вміємо, якщо Ти, Господи, святим Твоїм Духом не навчиш нас. Тому молимося Тобі: Даруй і прости, якщо ми згрішили аж до теперішньої години словом або ділом, або думкою, добровільно або недобровільно. Бо коли на провини будеш дивитися, Господи, Господи, то хто встоїться, бо в Тебе є прощення. Ти один святий, допоміжник сильний, захисник життя нашого, і Тебе ми завжди оспівуватимемо. Нехай буде сила Царства Твого завжди благословенна і вельми прославлювана: Отця, і Сина, і Святого Духа, нині і повсякчас, і на віки віків. Амінь.</w:t>
-      </w:r>
-    </w:p>
-    <w:p>
-      <w:pPr>
-        <w:spacing w:after="120"/>
-        <w:jc w:val="both"/>
-      </w:pPr>
-      <w:r>
-        <w:rPr>
-          <w:rFonts w:ascii="Times New Roman" w:hAnsi="Times New Roman"/>
-          <w:color w:val="FF0000"/>
-          <w:sz w:val="24"/>
-        </w:rPr>
-        <w:t xml:space="preserve">8. </w:t>
-      </w:r>
-      <w:r>
-        <w:rPr>
-          <w:rFonts w:ascii="Times New Roman" w:hAnsi="Times New Roman"/>
-          <w:color w:val="000000"/>
-          <w:sz w:val="24"/>
-        </w:rPr>
-        <w:t>Господи, Боже наш, що сонну неміч забрав від нас і покликав нас візванням святим, щоб і вночі підносити руки наші і прославляти Тебе за справедливі Твої присуди. Прийми благання наші, моління, визнавання, нічні служби і даруй нам, Боже, віру бездоганну, надію впевнену, любов нелицемірну. Благослови наші входи й виходи, вчинки, слова, діла й думки; і дай нам дочекатися початку дня, нам, що хвалять й оспівують, і благословлять добрість Твоєї несказанної сили, щоб було благословенне Твоє пресвяте ім'я і прославлене Твоє царство: Отця, і Сина, і Святого Духа, нині і повсякчас, і на віки віків. Амінь.</w:t>
-      </w:r>
-    </w:p>
-    <w:p>
-      <w:pPr>
-        <w:spacing w:after="120"/>
-        <w:jc w:val="both"/>
-      </w:pPr>
-      <w:r>
-        <w:rPr>
-          <w:rFonts w:ascii="Times New Roman" w:hAnsi="Times New Roman"/>
-          <w:color w:val="FF0000"/>
-          <w:sz w:val="24"/>
-        </w:rPr>
-        <w:t>9.</w:t>
-      </w:r>
-      <w:r>
-        <w:rPr>
-          <w:rFonts w:ascii="Times New Roman" w:hAnsi="Times New Roman"/>
-          <w:color w:val="000000"/>
-          <w:sz w:val="24"/>
-        </w:rPr>
-        <w:t xml:space="preserve"> Господи, Боже наш! Ти за покаяння дарував людям відпущення, нам же, як образ пізнання і визнання гріхів, показав покаяння і прощення пророка Давида. Тож, Владико, помилуй з </w:t>
-      </w:r>
-      <w:r>
-        <w:rPr>
-          <w:rFonts w:ascii="Times New Roman" w:hAnsi="Times New Roman"/>
-          <w:color w:val="000000"/>
-          <w:sz w:val="24"/>
-        </w:rPr>
-        <w:t>великої милости Твоєї нас, що в чимало великих гріхів впали, і по багатстві ласк Твоїх очисти беззаконня наші, бо перед Тобою згрішили ми, Господи, що невідомі й таємні речі серця людського знаєш, і єдиний Ти маєш владу прощати гріхи. Серце ж чисте вчини в нас і Духом владичним утверди нас, і радість спасіння Твого яви нам. Не відкинь нас від лиця Твого, але дозволь, як благий і людинолюбний, аж до останнього нашого віддиху появляти Тобі жертву справедливости й приноси на святих Твоїх жертовниках, милістю і ласками і людинолюб'ям єдинородного Сина Твого, з яким Ти є благословенний з пресвятим, добрим і животворчим Твоїм Духом, нині й повсякчас, і на віки віків. Амінь.</w:t>
+        <w:t xml:space="preserve"> Господи, Боже наш! Ти за покаяння дарував людям відпущення, нам же, як образ пізнання і визнання гріхів, показав покаяння і прощення пророка Давида. Тож, Владико, помилуй з великої милости Твоєї нас, що в чимало великих гріхів впали, і по багатстві ласк Твоїх очисти беззаконня наші, бо перед Тобою згрішили ми, Господи, що невідомі й таємні речі серця людського знаєш, і єдиний Ти маєш владу прощати гріхи. Серце ж чисте вчини в нас і Духом владичним утверди нас, і радість спасіння Твого яви нам. Не відкинь нас від лиця Твого, але дозволь, як благий і людинолюбний, аж до останнього нашого віддиху появляти Тобі жертву справедливости й приноси на святих Твоїх жертовниках, милістю і ласками і людинолюб'ям єдинородного Сина Твого, з яким Ти є благословенний з пресвятим, добрим і животворчим Твоїм Духом, нині й повсякчас, і на віки віків. Амінь.</w:t>
       </w:r>
     </w:p>
     <w:p>
@@ -11794,7 +12186,14 @@
           <w:rFonts w:ascii="Times New Roman" w:hAnsi="Times New Roman"/>
           <w:sz w:val="24"/>
         </w:rPr>
-        <w:t xml:space="preserve">Спаси́, Бо́же, наро́д Твій і благослови́ спадкоє́мство Твоє́, навідай світ Твій ми́лістю і щедро́тами, вознеси́ ріг христия́н правосла́вних і зішли́ на нас бага́ті Твої ми́лості: моли́твами всепречи́стої Влади́чиці на́шої Богоро́диці і Приснодіви Марії, си́лою чесно́го і животворя́щого Хреста́, засту́пництвом чесни́х Небе́сних Сил безплотних, чесно́го, сла́вного проро́ка, Предте́чі і Хрести́теля Йоа́на, святи́х сла́вних і всехва́льних Апо́столів; святи́х отців на́ших і вселе́нських вели́ких учителів і святи́телів Васи́лія Вели́кого, Григо́рія Богосло́ва та Йоа́на Золотоу́стого; Атана́сія і Кири́ла; свято́го отця́ на́шого Микола́я, архиєпи́скопа Мир Лікійських, чудотво́рця; святи́х рівноапо́стольних Кири́ла і Мето́дія, учителів слов’я́нських; свято́го благовірного і рівноапо́стольного вели́кого кня́зя Володи́мира і блаже́нної вели́кої княги́ні Ольги; свято́го священному́ченика Йосафа́та; святи́х сла́вних і добропобідних му́чеників; блаже́нних новому́чеників та ісповідників українських; преподо́бних і богоно́сних отців на́ших Антонія і Теодо́сія Пече́рських та інших преподо́бних і богоно́сних отців на́ших; святи́х і пра́ведних богоотців Йоаки́ма і Анни; і свято́го </w:t>
+        <w:t xml:space="preserve">Спаси́, Бо́же, наро́д Твій і благослови́ спадкоє́мство Твоє́, навідай світ Твій ми́лістю і щедро́тами, вознеси́ ріг христия́н правосла́вних і зішли́ на нас бага́ті Твої ми́лості: моли́твами всепречи́стої Влади́чиці на́шої Богоро́диці і Приснодіви Марії, си́лою чесно́го і животворя́щого Хреста́, засту́пництвом чесни́х Небе́сних Сил безплотних, чесно́го, сла́вного проро́ка, Предте́чі і Хрести́теля Йоа́на, святи́х сла́вних і всехва́льних Апо́столів; святи́х отців на́ших і вселе́нських вели́ких учителів і святи́телів Васи́лія Вели́кого, Григо́рія Богосло́ва та Йоа́на Золотоу́стого; Атана́сія і Кири́ла; свято́го отця́ на́шого Микола́я, архиєпи́скопа Мир </w:t>
+      </w:r>
+      <w:r>
+        <w:rPr>
+          <w:rFonts w:ascii="Times New Roman" w:hAnsi="Times New Roman"/>
+          <w:sz w:val="24"/>
+        </w:rPr>
+        <w:t xml:space="preserve">Лікійських, чудотво́рця; святи́х рівноапо́стольних Кири́ла і Мето́дія, учителів слов’я́нських; свято́го благовірного і рівноапо́стольного вели́кого кня́зя Володи́мира і блаже́нної вели́кої княги́ні Ольги; свято́го священному́ченика Йосафа́та; святи́х сла́вних і добропобідних му́чеників; блаже́нних новому́чеників та ісповідників українських; преподо́бних і богоно́сних отців на́ших Антонія і Теодо́сія Пече́рських та інших преподо́бних і богоно́сних отців на́ших; святи́х і пра́ведних богоотців Йоаки́ма і Анни; і свято́го </w:t>
       </w:r>
       <w:r>
         <w:rPr>
@@ -11879,15 +12278,7 @@
           <w:sz w:val="24"/>
           <w:u w:val="single"/>
         </w:rPr>
-        <w:t xml:space="preserve">[Господи, Боже наш! Ти за покаяння дарував людям відпущення, нам же, як образ пізнання і визнання гріхів, показав покаяння і прощення пророка Давида. Тож, Владико, помилуй з великої милости Твоєї нас, що в чимало великих гріхів впали, і по багатстві ласк Твоїх очисти беззаконня наші, бо перед Тобою згрішили ми, Господи, що невідомі й таємні речі серця людського знаєш, і єдиний Ти маєш владу прощати гріхи. Серце ж чисте вчини в нас і Духом </w:t>
-      </w:r>
-      <w:r>
-        <w:rPr>
-          <w:rFonts w:ascii="Times New Roman" w:hAnsi="Times New Roman"/>
-          <w:sz w:val="24"/>
-          <w:u w:val="single"/>
-        </w:rPr>
-        <w:t>владичним утверди нас, і радість спасіння Твого яви нам. Не відкинь нас від лиця Твого, але дозволь, як благий і людинолюбний, аж до останнього нашого віддиху появляти Тобі жертву справедливости й приноси на святих Твоїх жертовниках.]</w:t>
+        <w:t>[Господи, Боже наш! Ти за покаяння дарував людям відпущення, нам же, як образ пізнання і визнання гріхів, показав покаяння і прощення пророка Давида. Тож, Владико, помилуй з великої милости Твоєї нас, що в чимало великих гріхів впали, і по багатстві ласк Твоїх очисти беззаконня наші, бо перед Тобою згрішили ми, Господи, що невідомі й таємні речі серця людського знаєш, і єдиний Ти маєш владу прощати гріхи. Серце ж чисте вчини в нас і Духом владичним утверди нас, і радість спасіння Твого яви нам. Не відкинь нас від лиця Твого, але дозволь, як благий і людинолюбний, аж до останнього нашого віддиху появляти Тобі жертву справедливости й приноси на святих Твоїх жертовниках.]</w:t>
       </w:r>
     </w:p>
     <w:p>

--- a/flow/20230914_vu_template/01-Октоїх/Глас_5/5-НД-.docx
+++ b/flow/20230914_vu_template/01-Октоїх/Глас_5/5-НД-.docx
@@ -834,20 +834,29 @@
           <w:color w:val="FF0000"/>
           <w:sz w:val="24"/>
         </w:rPr>
-        <w:t xml:space="preserve">Під час 103-го псалма Священник мовить перед св. дверми вечірні молитви. </w:t>
-      </w:r>
-    </w:p>
-    <w:p>
-      <w:pPr>
-        <w:spacing w:after="120"/>
-        <w:jc w:val="both"/>
-      </w:pPr>
-      <w:r>
-        <w:rPr>
-          <w:rFonts w:ascii="Times New Roman" w:hAnsi="Times New Roman"/>
+        <w:t>Під час 103-го псалма священник мовить перед св. дверми вечірні молитви</w:t>
+      </w:r>
+      <w:r>
+        <w:rPr>
+          <w:rFonts w:ascii="Times New Roman" w:hAnsi="Times New Roman"/>
+          <w:i/>
           <w:color w:val="FF0000"/>
           <w:sz w:val="24"/>
         </w:rPr>
+        <w:t>:</w:t>
+      </w:r>
+    </w:p>
+    <w:p>
+      <w:pPr>
+        <w:spacing w:after="120"/>
+        <w:jc w:val="both"/>
+      </w:pPr>
+      <w:r>
+        <w:rPr>
+          <w:rFonts w:ascii="Times New Roman" w:hAnsi="Times New Roman"/>
+          <w:color w:val="FF0000"/>
+          <w:sz w:val="24"/>
+        </w:rPr>
         <w:t>1.</w:t>
       </w:r>
       <w:r>
@@ -1587,441 +1596,433 @@
           <w:sz w:val="24"/>
           <w:u w:val="single"/>
         </w:rPr>
-        <w:t xml:space="preserve">[Господи щедрий і милосердний, довготерпеливий і многомилостивий! Вислухай молитви наші і зверни увагу на голос моління нашого і яви нам знак милости Твоєї, наведи нас на дорогу Твою, щоб ходили ми в Твоїй правді. Звесели серця наші, щоб ми боялись імення Твого святого, бо Ти великий і твориш чуда; Ти Бог єдиний і немає подібного Тобі між богами, </w:t>
-      </w:r>
+        <w:t>[Господи щедрий і милосердний, довготерпеливий і многомилостивий! Вислухай молитви наші і зверни увагу на голос моління нашого і яви нам знак милости Твоєї, наведи нас на дорогу Твою, щоб ходили ми в Твоїй правді. Звесели серця наші, щоб ми боялись імення Твого святого, бо Ти великий і твориш чуда; Ти Бог єдиний і немає подібного Тобі між богами, Господи. Ти сильний у милості і добрий у силі, аби допомагати й утішати, і спасати всіх, хто на ім'я Твоє святе уповає.]</w:t>
+      </w:r>
+    </w:p>
+    <w:p>
+      <w:pPr>
+        <w:spacing w:after="120"/>
+      </w:pPr>
+      <w:r>
+        <w:rPr>
+          <w:rFonts w:ascii="Times New Roman" w:hAnsi="Times New Roman"/>
+          <w:i/>
+          <w:color w:val="FF4400"/>
+          <w:sz w:val="24"/>
+        </w:rPr>
+        <w:t>Священник:</w:t>
+      </w:r>
+      <w:r>
+        <w:rPr>
+          <w:rFonts w:ascii="Times New Roman" w:hAnsi="Times New Roman"/>
+          <w:sz w:val="24"/>
+        </w:rPr>
+        <w:t xml:space="preserve"> Бо Тобі належить усяка слава, честь і поклоніння, Отцю, і Сину, і Святому Духові, нині, і повсякчас, і на віки віків.</w:t>
+      </w:r>
+    </w:p>
+    <w:p>
+      <w:pPr>
+        <w:spacing w:after="120"/>
+        <w:jc w:val="both"/>
+      </w:pPr>
+      <w:r>
+        <w:rPr>
+          <w:rFonts w:ascii="Times New Roman" w:hAnsi="Times New Roman"/>
+          <w:i/>
+          <w:color w:val="FF0000"/>
+          <w:sz w:val="24"/>
+        </w:rPr>
+        <w:t>Вірні:</w:t>
+      </w:r>
+      <w:r>
+        <w:rPr>
+          <w:rFonts w:ascii="Times New Roman" w:hAnsi="Times New Roman"/>
+          <w:color w:val="FF0000"/>
+          <w:sz w:val="24"/>
+        </w:rPr>
+        <w:t xml:space="preserve"> </w:t>
+      </w:r>
+      <w:r>
+        <w:rPr>
+          <w:rFonts w:ascii="Times New Roman" w:hAnsi="Times New Roman"/>
+          <w:sz w:val="24"/>
+        </w:rPr>
+        <w:t>Амінь.</w:t>
+      </w:r>
+    </w:p>
+    <w:p>
+      <w:pPr>
+        <w:spacing w:after="120"/>
+        <w:jc w:val="both"/>
+      </w:pPr>
+    </w:p>
+    <w:p>
+      <w:pPr>
+        <w:pStyle w:val="Heading3"/>
+        <w:spacing w:after="120"/>
+        <w:jc w:val="center"/>
+      </w:pPr>
+      <w:r>
+        <w:rPr>
+          <w:rFonts w:ascii="Times New Roman" w:hAnsi="Times New Roman"/>
+          <w:b/>
+          <w:i/>
+          <w:color w:val="FF0000"/>
+        </w:rPr>
+        <w:t>Блажен муж</w:t>
+      </w:r>
+    </w:p>
+    <w:p>
+      <w:pPr>
+        <w:spacing w:after="120"/>
+      </w:pPr>
+      <w:r>
+        <w:rPr>
+          <w:rFonts w:ascii="Times New Roman" w:hAnsi="Times New Roman"/>
+          <w:sz w:val="24"/>
+        </w:rPr>
+        <w:t xml:space="preserve">Блаже́н муж, – Алилу́я, – що за ра́дою безбо́жних не хо́дить. </w:t>
+      </w:r>
+      <w:r>
+        <w:rPr>
+          <w:rFonts w:ascii="Times New Roman" w:hAnsi="Times New Roman"/>
+          <w:i/>
+          <w:color w:val="FF0000"/>
+          <w:sz w:val="24"/>
+        </w:rPr>
+        <w:t>(Пс. 1,1)</w:t>
+      </w:r>
+      <w:r>
+        <w:rPr>
+          <w:rFonts w:ascii="Times New Roman" w:hAnsi="Times New Roman"/>
+          <w:sz w:val="24"/>
+        </w:rPr>
+        <w:t xml:space="preserve"> Алилу́я, алилу́я, алилу́я.</w:t>
+      </w:r>
+    </w:p>
+    <w:p>
+      <w:pPr>
+        <w:spacing w:after="120"/>
+      </w:pPr>
+      <w:r>
+        <w:rPr>
+          <w:rFonts w:ascii="Times New Roman" w:hAnsi="Times New Roman"/>
+          <w:sz w:val="24"/>
+        </w:rPr>
+        <w:t xml:space="preserve">Бо Госпо́дь дба́є про путь пра́ведних, а путь безбо́жних заги́не. </w:t>
+      </w:r>
+      <w:r>
+        <w:rPr>
+          <w:rFonts w:ascii="Times New Roman" w:hAnsi="Times New Roman"/>
+          <w:i/>
+          <w:color w:val="FF0000"/>
+          <w:sz w:val="24"/>
+        </w:rPr>
+        <w:t>(Пс. 1,6)</w:t>
+      </w:r>
+      <w:r>
+        <w:rPr>
+          <w:rFonts w:ascii="Times New Roman" w:hAnsi="Times New Roman"/>
+          <w:sz w:val="24"/>
+        </w:rPr>
+        <w:t xml:space="preserve"> Алилу́я, алилу́я, алилу́я.</w:t>
+      </w:r>
+    </w:p>
+    <w:p>
+      <w:pPr>
+        <w:spacing w:after="120"/>
+      </w:pPr>
+      <w:r>
+        <w:rPr>
+          <w:rFonts w:ascii="Times New Roman" w:hAnsi="Times New Roman"/>
+          <w:sz w:val="24"/>
+        </w:rPr>
+        <w:t xml:space="preserve">Служі́те Го́сподеві в стра́сі і ра́дуйтеся у тремті́нні. </w:t>
+      </w:r>
+      <w:r>
+        <w:rPr>
+          <w:rFonts w:ascii="Times New Roman" w:hAnsi="Times New Roman"/>
+          <w:i/>
+          <w:color w:val="FF0000"/>
+          <w:sz w:val="24"/>
+        </w:rPr>
+        <w:t>(Пс. 2,11)</w:t>
+      </w:r>
+      <w:r>
+        <w:rPr>
+          <w:rFonts w:ascii="Times New Roman" w:hAnsi="Times New Roman"/>
+          <w:sz w:val="24"/>
+        </w:rPr>
+        <w:t xml:space="preserve"> Алилу́я, алилу́я, алилу́я.</w:t>
+      </w:r>
+    </w:p>
+    <w:p>
+      <w:pPr>
+        <w:spacing w:after="120"/>
+      </w:pPr>
+      <w:r>
+        <w:rPr>
+          <w:rFonts w:ascii="Times New Roman" w:hAnsi="Times New Roman"/>
+          <w:sz w:val="24"/>
+        </w:rPr>
+        <w:t xml:space="preserve">Блаже́нні всі, що на Ньо́го наді́ються. </w:t>
+      </w:r>
+      <w:r>
+        <w:rPr>
+          <w:rFonts w:ascii="Times New Roman" w:hAnsi="Times New Roman"/>
+          <w:i/>
+          <w:color w:val="FF0000"/>
+          <w:sz w:val="24"/>
+        </w:rPr>
+        <w:t>(Пс. 2,12)</w:t>
+      </w:r>
+      <w:r>
+        <w:rPr>
+          <w:rFonts w:ascii="Times New Roman" w:hAnsi="Times New Roman"/>
+          <w:sz w:val="24"/>
+        </w:rPr>
+        <w:t xml:space="preserve"> Алилу́я, алилу́я, алилу́я.</w:t>
+      </w:r>
+    </w:p>
+    <w:p>
+      <w:pPr>
+        <w:spacing w:after="120"/>
+      </w:pPr>
+      <w:r>
+        <w:rPr>
+          <w:rFonts w:ascii="Times New Roman" w:hAnsi="Times New Roman"/>
+          <w:sz w:val="24"/>
+        </w:rPr>
+        <w:t xml:space="preserve">Воскре́сни, Го́споди, спаси́ мене́, мій Бо́же. </w:t>
+      </w:r>
+      <w:r>
+        <w:rPr>
+          <w:rFonts w:ascii="Times New Roman" w:hAnsi="Times New Roman"/>
+          <w:i/>
+          <w:color w:val="FF0000"/>
+          <w:sz w:val="24"/>
+        </w:rPr>
+        <w:t>(Пс. 3,8)</w:t>
+      </w:r>
+      <w:r>
+        <w:rPr>
+          <w:rFonts w:ascii="Times New Roman" w:hAnsi="Times New Roman"/>
+          <w:sz w:val="24"/>
+        </w:rPr>
+        <w:t xml:space="preserve"> Алилу́я, алилу́я, алилу́я.</w:t>
+      </w:r>
+    </w:p>
+    <w:p>
+      <w:pPr>
+        <w:spacing w:after="120"/>
+      </w:pPr>
+      <w:r>
+        <w:rPr>
+          <w:rFonts w:ascii="Times New Roman" w:hAnsi="Times New Roman"/>
+          <w:sz w:val="24"/>
+        </w:rPr>
+        <w:t xml:space="preserve">У Го́спода спасі́ння; і на Твій наро́д – благослове́ння Твоє́. </w:t>
+      </w:r>
+      <w:r>
+        <w:rPr>
+          <w:rFonts w:ascii="Times New Roman" w:hAnsi="Times New Roman"/>
+          <w:i/>
+          <w:color w:val="FF0000"/>
+          <w:sz w:val="24"/>
+        </w:rPr>
+        <w:t>(Пс. 3,9)</w:t>
+      </w:r>
+      <w:r>
+        <w:rPr>
+          <w:rFonts w:ascii="Times New Roman" w:hAnsi="Times New Roman"/>
+          <w:sz w:val="24"/>
+        </w:rPr>
+        <w:t xml:space="preserve"> Алилу́я, алилу́я, алилу́я.</w:t>
+      </w:r>
+    </w:p>
+    <w:p>
+      <w:pPr>
+        <w:spacing w:after="120"/>
+      </w:pPr>
+      <w:r>
+        <w:rPr>
+          <w:rFonts w:ascii="Times New Roman" w:hAnsi="Times New Roman"/>
+          <w:sz w:val="24"/>
+        </w:rPr>
+        <w:t>Сла́ва Отцю́, і Си́ну, і Свято́му Ду́хові. Алилу́я, алилу́я, алилу́я.</w:t>
+      </w:r>
+    </w:p>
+    <w:p>
+      <w:pPr>
+        <w:spacing w:after="120"/>
+      </w:pPr>
+      <w:r>
+        <w:rPr>
+          <w:rFonts w:ascii="Times New Roman" w:hAnsi="Times New Roman"/>
+          <w:sz w:val="24"/>
+        </w:rPr>
+        <w:t>І ни́ні, і повсякча́с, і на ві́ки вікі́в. Амі́нь. Алилу́я, алилу́я, алилу́я.</w:t>
+      </w:r>
+    </w:p>
+    <w:p>
+      <w:pPr>
+        <w:spacing w:after="120"/>
+      </w:pPr>
+      <w:r>
+        <w:rPr>
+          <w:rFonts w:ascii="Times New Roman" w:hAnsi="Times New Roman"/>
+          <w:sz w:val="24"/>
+        </w:rPr>
+        <w:t xml:space="preserve">Алилу́я, алилу́я, алилу́я, сла́ва Тобі́, Бо́же. </w:t>
+      </w:r>
+      <w:r>
+        <w:rPr>
+          <w:rFonts w:ascii="Times New Roman" w:hAnsi="Times New Roman"/>
+          <w:i/>
+          <w:color w:val="FF0000"/>
+          <w:sz w:val="24"/>
+        </w:rPr>
+        <w:t>(3 р.)</w:t>
+      </w:r>
+    </w:p>
+    <w:p>
+      <w:pPr>
+        <w:spacing w:after="120"/>
+        <w:jc w:val="both"/>
+      </w:pPr>
+    </w:p>
+    <w:p>
+      <w:pPr>
+        <w:pStyle w:val="Heading3"/>
+        <w:spacing w:after="120"/>
+        <w:jc w:val="center"/>
+      </w:pPr>
+      <w:r>
+        <w:rPr>
+          <w:rFonts w:ascii="Times New Roman" w:hAnsi="Times New Roman"/>
+          <w:b/>
+          <w:i/>
+          <w:color w:val="FF0000"/>
+        </w:rPr>
+        <w:t>Мала єктенія</w:t>
+      </w:r>
+    </w:p>
+    <w:p>
+      <w:pPr>
+        <w:spacing w:after="120"/>
+      </w:pPr>
+      <w:r>
+        <w:rPr>
+          <w:rFonts w:ascii="Times New Roman" w:hAnsi="Times New Roman"/>
+          <w:color w:val="000000"/>
+          <w:sz w:val="24"/>
+        </w:rPr>
+        <w:t>Ще і ще в мирі Господеві помолімся.</w:t>
+      </w:r>
+    </w:p>
+    <w:p>
+      <w:pPr>
+        <w:spacing w:after="120"/>
+      </w:pPr>
+      <w:r>
+        <w:rPr>
+          <w:rFonts w:ascii="Times New Roman" w:hAnsi="Times New Roman"/>
+          <w:i/>
+          <w:color w:val="FF4400"/>
+          <w:sz w:val="24"/>
+        </w:rPr>
+        <w:t>Вірні:</w:t>
+      </w:r>
+      <w:r>
+        <w:rPr>
+          <w:rFonts w:ascii="Times New Roman" w:hAnsi="Times New Roman"/>
+          <w:color w:val="000000"/>
+          <w:sz w:val="24"/>
+        </w:rPr>
+        <w:t xml:space="preserve"> Го́споди, поми́луй.</w:t>
+      </w:r>
+    </w:p>
+    <w:p>
+      <w:pPr>
+        <w:spacing w:after="120"/>
+      </w:pPr>
+      <w:r>
+        <w:rPr>
+          <w:rFonts w:ascii="Times New Roman" w:hAnsi="Times New Roman"/>
+          <w:sz w:val="24"/>
+        </w:rPr>
+        <w:t>Заступи, спаси, помилуй і охорони нас, Боже, Твоєю благодаттю</w:t>
+      </w:r>
+    </w:p>
+    <w:p>
+      <w:pPr>
+        <w:spacing w:after="120"/>
+      </w:pPr>
+      <w:r>
+        <w:rPr>
+          <w:rFonts w:ascii="Times New Roman" w:hAnsi="Times New Roman"/>
+          <w:i/>
+          <w:color w:val="FF4400"/>
+          <w:sz w:val="24"/>
+        </w:rPr>
+        <w:t>Вірні:</w:t>
+      </w:r>
+      <w:r>
+        <w:rPr>
+          <w:rFonts w:ascii="Times New Roman" w:hAnsi="Times New Roman"/>
+          <w:color w:val="000000"/>
+          <w:sz w:val="24"/>
+        </w:rPr>
+        <w:t xml:space="preserve"> Го́споди, поми́луй.</w:t>
+      </w:r>
+    </w:p>
+    <w:p>
+      <w:pPr>
+        <w:spacing w:after="120"/>
+      </w:pPr>
+      <w:r>
+        <w:rPr>
+          <w:rFonts w:ascii="Times New Roman" w:hAnsi="Times New Roman"/>
+          <w:color w:val="000000"/>
+          <w:sz w:val="24"/>
+        </w:rPr>
+        <w:t>Пресвяту, пречисту, преблагословенну, славну Владичицю нашу Богородицю і приснодіву Марію, з усіма святими пом’янувши, самих себе, і один одного, і все життя наше Христу Богові віддаймо.</w:t>
+      </w:r>
+    </w:p>
+    <w:p>
+      <w:pPr>
+        <w:spacing w:after="120"/>
+      </w:pPr>
+      <w:r>
+        <w:rPr>
+          <w:rFonts w:ascii="Times New Roman" w:hAnsi="Times New Roman"/>
+          <w:i/>
+          <w:color w:val="FF4400"/>
+          <w:sz w:val="24"/>
+        </w:rPr>
+        <w:t>Вірні:</w:t>
+      </w:r>
+      <w:r>
+        <w:rPr>
+          <w:rFonts w:ascii="Times New Roman" w:hAnsi="Times New Roman"/>
+          <w:color w:val="000000"/>
+          <w:sz w:val="24"/>
+        </w:rPr>
+        <w:t xml:space="preserve"> Тобі́, Го́споди.</w:t>
+      </w:r>
+    </w:p>
+    <w:p>
+      <w:pPr>
+        <w:spacing w:after="120"/>
+        <w:jc w:val="both"/>
+      </w:pPr>
       <w:r>
         <w:rPr>
           <w:rFonts w:ascii="Times New Roman" w:hAnsi="Times New Roman"/>
           <w:sz w:val="24"/>
           <w:u w:val="single"/>
         </w:rPr>
-        <w:t>Господи. Ти сильний у милості і добрий у силі, аби допомагати й утішати, і спасати всіх, хто на ім'я Твоє святе уповає.]</w:t>
-      </w:r>
-    </w:p>
-    <w:p>
-      <w:pPr>
-        <w:spacing w:after="120"/>
-      </w:pPr>
-      <w:r>
-        <w:rPr>
-          <w:rFonts w:ascii="Times New Roman" w:hAnsi="Times New Roman"/>
-          <w:i/>
-          <w:color w:val="FF4400"/>
-          <w:sz w:val="24"/>
-        </w:rPr>
-        <w:t>Священник:</w:t>
-      </w:r>
-      <w:r>
-        <w:rPr>
-          <w:rFonts w:ascii="Times New Roman" w:hAnsi="Times New Roman"/>
-          <w:sz w:val="24"/>
-        </w:rPr>
-        <w:t xml:space="preserve"> Бо Тобі належить усяка слава, честь і поклоніння, Отцю, і Сину, і Святому Духові, нині, і повсякчас, і на віки віків.</w:t>
-      </w:r>
-    </w:p>
-    <w:p>
-      <w:pPr>
-        <w:spacing w:after="120"/>
-        <w:jc w:val="both"/>
-      </w:pPr>
-      <w:r>
-        <w:rPr>
-          <w:rFonts w:ascii="Times New Roman" w:hAnsi="Times New Roman"/>
-          <w:i/>
-          <w:color w:val="FF0000"/>
-          <w:sz w:val="24"/>
-        </w:rPr>
-        <w:t>Вірні:</w:t>
-      </w:r>
-      <w:r>
-        <w:rPr>
-          <w:rFonts w:ascii="Times New Roman" w:hAnsi="Times New Roman"/>
-          <w:color w:val="FF0000"/>
-          <w:sz w:val="24"/>
-        </w:rPr>
-        <w:t xml:space="preserve"> </w:t>
-      </w:r>
-      <w:r>
-        <w:rPr>
-          <w:rFonts w:ascii="Times New Roman" w:hAnsi="Times New Roman"/>
-          <w:sz w:val="24"/>
-        </w:rPr>
-        <w:t>Амінь.</w:t>
-      </w:r>
-    </w:p>
-    <w:p>
-      <w:pPr>
-        <w:spacing w:after="120"/>
-        <w:jc w:val="both"/>
-      </w:pPr>
-    </w:p>
-    <w:p>
-      <w:pPr>
-        <w:pStyle w:val="Heading3"/>
-        <w:spacing w:after="120"/>
-        <w:jc w:val="center"/>
-      </w:pPr>
-      <w:r>
-        <w:rPr>
-          <w:rFonts w:ascii="Times New Roman" w:hAnsi="Times New Roman"/>
-          <w:b/>
-          <w:i/>
-          <w:color w:val="FF0000"/>
-        </w:rPr>
-        <w:t>Блажен муж</w:t>
-      </w:r>
-    </w:p>
-    <w:p>
-      <w:pPr>
-        <w:spacing w:after="120"/>
-      </w:pPr>
-      <w:r>
-        <w:rPr>
-          <w:rFonts w:ascii="Times New Roman" w:hAnsi="Times New Roman"/>
-          <w:sz w:val="24"/>
-        </w:rPr>
-        <w:t xml:space="preserve">Блаже́н муж, – Алилу́я, – що за ра́дою безбо́жних не хо́дить. </w:t>
-      </w:r>
-      <w:r>
-        <w:rPr>
-          <w:rFonts w:ascii="Times New Roman" w:hAnsi="Times New Roman"/>
-          <w:i/>
-          <w:color w:val="FF0000"/>
-          <w:sz w:val="24"/>
-        </w:rPr>
-        <w:t>(Пс. 1,1)</w:t>
-      </w:r>
-      <w:r>
-        <w:rPr>
-          <w:rFonts w:ascii="Times New Roman" w:hAnsi="Times New Roman"/>
-          <w:sz w:val="24"/>
-        </w:rPr>
-        <w:t xml:space="preserve"> Алилу́я, алилу́я, алилу́я.</w:t>
-      </w:r>
-    </w:p>
-    <w:p>
-      <w:pPr>
-        <w:spacing w:after="120"/>
-      </w:pPr>
-      <w:r>
-        <w:rPr>
-          <w:rFonts w:ascii="Times New Roman" w:hAnsi="Times New Roman"/>
-          <w:sz w:val="24"/>
-        </w:rPr>
-        <w:t xml:space="preserve">Бо Госпо́дь дба́є про путь пра́ведних, а путь безбо́жних заги́не. </w:t>
-      </w:r>
-      <w:r>
-        <w:rPr>
-          <w:rFonts w:ascii="Times New Roman" w:hAnsi="Times New Roman"/>
-          <w:i/>
-          <w:color w:val="FF0000"/>
-          <w:sz w:val="24"/>
-        </w:rPr>
-        <w:t>(Пс. 1,6)</w:t>
-      </w:r>
-      <w:r>
-        <w:rPr>
-          <w:rFonts w:ascii="Times New Roman" w:hAnsi="Times New Roman"/>
-          <w:sz w:val="24"/>
-        </w:rPr>
-        <w:t xml:space="preserve"> Алилу́я, алилу́я, алилу́я.</w:t>
-      </w:r>
-    </w:p>
-    <w:p>
-      <w:pPr>
-        <w:spacing w:after="120"/>
-      </w:pPr>
-      <w:r>
-        <w:rPr>
-          <w:rFonts w:ascii="Times New Roman" w:hAnsi="Times New Roman"/>
-          <w:sz w:val="24"/>
-        </w:rPr>
-        <w:t xml:space="preserve">Служі́те Го́сподеві в стра́сі і ра́дуйтеся у тремті́нні. </w:t>
-      </w:r>
-      <w:r>
-        <w:rPr>
-          <w:rFonts w:ascii="Times New Roman" w:hAnsi="Times New Roman"/>
-          <w:i/>
-          <w:color w:val="FF0000"/>
-          <w:sz w:val="24"/>
-        </w:rPr>
-        <w:t>(Пс. 2,11)</w:t>
-      </w:r>
-      <w:r>
-        <w:rPr>
-          <w:rFonts w:ascii="Times New Roman" w:hAnsi="Times New Roman"/>
-          <w:sz w:val="24"/>
-        </w:rPr>
-        <w:t xml:space="preserve"> Алилу́я, алилу́я, алилу́я.</w:t>
-      </w:r>
-    </w:p>
-    <w:p>
-      <w:pPr>
-        <w:spacing w:after="120"/>
-      </w:pPr>
-      <w:r>
-        <w:rPr>
-          <w:rFonts w:ascii="Times New Roman" w:hAnsi="Times New Roman"/>
-          <w:sz w:val="24"/>
-        </w:rPr>
-        <w:t xml:space="preserve">Блаже́нні всі, що на Ньо́го наді́ються. </w:t>
-      </w:r>
-      <w:r>
-        <w:rPr>
-          <w:rFonts w:ascii="Times New Roman" w:hAnsi="Times New Roman"/>
-          <w:i/>
-          <w:color w:val="FF0000"/>
-          <w:sz w:val="24"/>
-        </w:rPr>
-        <w:t>(Пс. 2,12)</w:t>
-      </w:r>
-      <w:r>
-        <w:rPr>
-          <w:rFonts w:ascii="Times New Roman" w:hAnsi="Times New Roman"/>
-          <w:sz w:val="24"/>
-        </w:rPr>
-        <w:t xml:space="preserve"> Алилу́я, алилу́я, алилу́я.</w:t>
-      </w:r>
-    </w:p>
-    <w:p>
-      <w:pPr>
-        <w:spacing w:after="120"/>
-      </w:pPr>
-      <w:r>
-        <w:rPr>
-          <w:rFonts w:ascii="Times New Roman" w:hAnsi="Times New Roman"/>
-          <w:sz w:val="24"/>
-        </w:rPr>
-        <w:t xml:space="preserve">Воскре́сни, Го́споди, спаси́ мене́, мій Бо́же. </w:t>
-      </w:r>
-      <w:r>
-        <w:rPr>
-          <w:rFonts w:ascii="Times New Roman" w:hAnsi="Times New Roman"/>
-          <w:i/>
-          <w:color w:val="FF0000"/>
-          <w:sz w:val="24"/>
-        </w:rPr>
-        <w:t>(Пс. 3,8)</w:t>
-      </w:r>
-      <w:r>
-        <w:rPr>
-          <w:rFonts w:ascii="Times New Roman" w:hAnsi="Times New Roman"/>
-          <w:sz w:val="24"/>
-        </w:rPr>
-        <w:t xml:space="preserve"> Алилу́я, алилу́я, алилу́я.</w:t>
-      </w:r>
-    </w:p>
-    <w:p>
-      <w:pPr>
-        <w:spacing w:after="120"/>
-      </w:pPr>
-      <w:r>
-        <w:rPr>
-          <w:rFonts w:ascii="Times New Roman" w:hAnsi="Times New Roman"/>
-          <w:sz w:val="24"/>
-        </w:rPr>
-        <w:t xml:space="preserve">У Го́спода спасі́ння; і на Твій наро́д – благослове́ння Твоє́. </w:t>
-      </w:r>
-      <w:r>
-        <w:rPr>
-          <w:rFonts w:ascii="Times New Roman" w:hAnsi="Times New Roman"/>
-          <w:i/>
-          <w:color w:val="FF0000"/>
-          <w:sz w:val="24"/>
-        </w:rPr>
-        <w:t>(Пс. 3,9)</w:t>
-      </w:r>
-      <w:r>
-        <w:rPr>
-          <w:rFonts w:ascii="Times New Roman" w:hAnsi="Times New Roman"/>
-          <w:sz w:val="24"/>
-        </w:rPr>
-        <w:t xml:space="preserve"> Алилу́я, алилу́я, алилу́я.</w:t>
-      </w:r>
-    </w:p>
-    <w:p>
-      <w:pPr>
-        <w:spacing w:after="120"/>
-      </w:pPr>
-      <w:r>
-        <w:rPr>
-          <w:rFonts w:ascii="Times New Roman" w:hAnsi="Times New Roman"/>
-          <w:sz w:val="24"/>
-        </w:rPr>
-        <w:t>Сла́ва Отцю́, і Си́ну, і Свято́му Ду́хові. Алилу́я, алилу́я, алилу́я.</w:t>
-      </w:r>
-    </w:p>
-    <w:p>
-      <w:pPr>
-        <w:spacing w:after="120"/>
-      </w:pPr>
-      <w:r>
-        <w:rPr>
-          <w:rFonts w:ascii="Times New Roman" w:hAnsi="Times New Roman"/>
-          <w:sz w:val="24"/>
-        </w:rPr>
-        <w:t>І ни́ні, і повсякча́с, і на ві́ки вікі́в. Амі́нь. Алилу́я, алилу́я, алилу́я.</w:t>
-      </w:r>
-    </w:p>
-    <w:p>
-      <w:pPr>
-        <w:spacing w:after="120"/>
-      </w:pPr>
-      <w:r>
-        <w:rPr>
-          <w:rFonts w:ascii="Times New Roman" w:hAnsi="Times New Roman"/>
-          <w:sz w:val="24"/>
-        </w:rPr>
-        <w:t xml:space="preserve">Алилу́я, алилу́я, алилу́я, сла́ва Тобі́, Бо́же. </w:t>
-      </w:r>
-      <w:r>
-        <w:rPr>
-          <w:rFonts w:ascii="Times New Roman" w:hAnsi="Times New Roman"/>
-          <w:i/>
-          <w:color w:val="FF0000"/>
-          <w:sz w:val="24"/>
-        </w:rPr>
-        <w:t>(3 р.)</w:t>
-      </w:r>
-    </w:p>
-    <w:p>
-      <w:pPr>
-        <w:spacing w:after="120"/>
-        <w:jc w:val="both"/>
-      </w:pPr>
-    </w:p>
-    <w:p>
-      <w:pPr>
-        <w:pStyle w:val="Heading3"/>
-        <w:spacing w:after="120"/>
-        <w:jc w:val="center"/>
-      </w:pPr>
-      <w:r>
-        <w:rPr>
-          <w:rFonts w:ascii="Times New Roman" w:hAnsi="Times New Roman"/>
-          <w:b/>
-          <w:i/>
-          <w:color w:val="FF0000"/>
-        </w:rPr>
-        <w:t>Мала єктенія</w:t>
-      </w:r>
-    </w:p>
-    <w:p>
-      <w:pPr>
-        <w:spacing w:after="120"/>
-      </w:pPr>
-      <w:r>
-        <w:rPr>
-          <w:rFonts w:ascii="Times New Roman" w:hAnsi="Times New Roman"/>
-          <w:color w:val="000000"/>
-          <w:sz w:val="24"/>
-        </w:rPr>
-        <w:t>Ще і ще в мирі Господеві помолімся.</w:t>
-      </w:r>
-    </w:p>
-    <w:p>
-      <w:pPr>
-        <w:spacing w:after="120"/>
-      </w:pPr>
-      <w:r>
-        <w:rPr>
-          <w:rFonts w:ascii="Times New Roman" w:hAnsi="Times New Roman"/>
-          <w:i/>
-          <w:color w:val="FF4400"/>
-          <w:sz w:val="24"/>
-        </w:rPr>
-        <w:t>Вірні:</w:t>
-      </w:r>
-      <w:r>
-        <w:rPr>
-          <w:rFonts w:ascii="Times New Roman" w:hAnsi="Times New Roman"/>
-          <w:color w:val="000000"/>
-          <w:sz w:val="24"/>
-        </w:rPr>
-        <w:t xml:space="preserve"> Го́споди, поми́луй.</w:t>
-      </w:r>
-    </w:p>
-    <w:p>
-      <w:pPr>
-        <w:spacing w:after="120"/>
-      </w:pPr>
-      <w:r>
-        <w:rPr>
-          <w:rFonts w:ascii="Times New Roman" w:hAnsi="Times New Roman"/>
-          <w:sz w:val="24"/>
-        </w:rPr>
-        <w:t>Заступи, спаси, помилуй і охорони нас, Боже, Твоєю благодаттю</w:t>
-      </w:r>
-    </w:p>
-    <w:p>
-      <w:pPr>
-        <w:spacing w:after="120"/>
-      </w:pPr>
-      <w:r>
-        <w:rPr>
-          <w:rFonts w:ascii="Times New Roman" w:hAnsi="Times New Roman"/>
-          <w:i/>
-          <w:color w:val="FF4400"/>
-          <w:sz w:val="24"/>
-        </w:rPr>
-        <w:t>Вірні:</w:t>
-      </w:r>
-      <w:r>
-        <w:rPr>
-          <w:rFonts w:ascii="Times New Roman" w:hAnsi="Times New Roman"/>
-          <w:color w:val="000000"/>
-          <w:sz w:val="24"/>
-        </w:rPr>
-        <w:t xml:space="preserve"> Го́споди, поми́луй.</w:t>
-      </w:r>
-    </w:p>
-    <w:p>
-      <w:pPr>
-        <w:spacing w:after="120"/>
-      </w:pPr>
-      <w:r>
-        <w:rPr>
-          <w:rFonts w:ascii="Times New Roman" w:hAnsi="Times New Roman"/>
-          <w:color w:val="000000"/>
-          <w:sz w:val="24"/>
-        </w:rPr>
-        <w:t>Пресвяту, пречисту, преблагословенну, славну Владичицю нашу Богородицю і приснодіву Марію, з усіма святими пом’янувши, самих себе, і один одного, і все життя наше Христу Богові віддаймо.</w:t>
-      </w:r>
-    </w:p>
-    <w:p>
-      <w:pPr>
-        <w:spacing w:after="120"/>
-      </w:pPr>
-      <w:r>
-        <w:rPr>
-          <w:rFonts w:ascii="Times New Roman" w:hAnsi="Times New Roman"/>
-          <w:i/>
-          <w:color w:val="FF4400"/>
-          <w:sz w:val="24"/>
-        </w:rPr>
-        <w:t>Вірні:</w:t>
-      </w:r>
-      <w:r>
-        <w:rPr>
-          <w:rFonts w:ascii="Times New Roman" w:hAnsi="Times New Roman"/>
-          <w:color w:val="000000"/>
-          <w:sz w:val="24"/>
-        </w:rPr>
-        <w:t xml:space="preserve"> Тобі́, Го́споди.</w:t>
-      </w:r>
-    </w:p>
-    <w:p>
-      <w:pPr>
-        <w:spacing w:after="120"/>
-        <w:jc w:val="both"/>
-      </w:pPr>
-      <w:r>
-        <w:rPr>
-          <w:rFonts w:ascii="Times New Roman" w:hAnsi="Times New Roman"/>
-          <w:sz w:val="24"/>
-          <w:u w:val="single"/>
-        </w:rPr>
-        <w:t>[Господи, в обуренні Твоїм не картай нас, ані в гніві Твоїм нас не карай, але поводься з нами за милістю Твоєю, Лікарю і Зцілителю душ наших. Приведи нас до бажаної пристані Твоєї, просвіти очі сердець наших на пізнання Твоєї правди і дай нам останок теперішнього дня мирний і безгрішний, і ввесь час життя нашого, заради молитов святої Богородиці і всіх святих.]</w:t>
+        <w:t>[Господи, в обуренні твоїм не картай нас, ані в гніві твоїм нас не карай, але поводься з нами за милістю твоєю, Лікарю і Зцілителю душ наших. Приведи нас до бажаної пристані твоєї, просвіти очі сердець наших на пізнання твоєї правди і дай нам останок теперішнього дня мирний і безгрішний, і ввесь час життя нашого, заради молитов святої Богородиці і всіх святих.]</w:t>
       </w:r>
     </w:p>
     <w:p>
@@ -4879,15 +4880,828 @@
           <w:sz w:val="24"/>
           <w:u w:val="single"/>
         </w:rPr>
-        <w:t>[</w:t>
-      </w:r>
+        <w:t>[Господи, Боже наш! Згадай нас грішних і недостойних слуг Твоїх, коли призиваємо святе ім'я Твоє, і не осороми нас, коли очікуємо милости Твоєї, але вислухай, Господи, усі наші спасенні прохання, і вчини нас достойними любити і боятися Тебе від усього серця нашого і творити в усьому волю Твою.]</w:t>
+      </w:r>
+    </w:p>
+    <w:p>
+      <w:pPr>
+        <w:spacing w:after="120"/>
+      </w:pPr>
+      <w:r>
+        <w:rPr>
+          <w:rFonts w:ascii="Times New Roman" w:hAnsi="Times New Roman"/>
+          <w:i/>
+          <w:color w:val="FF4400"/>
+          <w:sz w:val="24"/>
+        </w:rPr>
+        <w:t>Священник:</w:t>
+      </w:r>
+      <w:r>
+        <w:rPr>
+          <w:rFonts w:ascii="Times New Roman" w:hAnsi="Times New Roman"/>
+          <w:sz w:val="24"/>
+        </w:rPr>
+        <w:t xml:space="preserve"> Бо милостивий і людинолюбний Бог єси, і Тобі славу возсилаємо, Отцю, і Сину, і Святому Духові, нині, і повсякчас, і на віки віків.</w:t>
+      </w:r>
+    </w:p>
+    <w:p>
+      <w:pPr>
+        <w:spacing w:after="120"/>
+        <w:jc w:val="both"/>
+      </w:pPr>
+      <w:r>
+        <w:rPr>
+          <w:rFonts w:ascii="Times New Roman" w:hAnsi="Times New Roman"/>
+          <w:i/>
+          <w:color w:val="FF0000"/>
+          <w:sz w:val="24"/>
+        </w:rPr>
+        <w:t>Вірні:</w:t>
+      </w:r>
+      <w:r>
+        <w:rPr>
+          <w:rFonts w:ascii="Times New Roman" w:hAnsi="Times New Roman"/>
+          <w:sz w:val="24"/>
+        </w:rPr>
+        <w:t xml:space="preserve"> Амінь.</w:t>
+      </w:r>
+    </w:p>
+    <w:p>
+      <w:pPr>
+        <w:pStyle w:val="Heading3"/>
+        <w:spacing w:after="120"/>
+        <w:jc w:val="center"/>
+      </w:pPr>
+      <w:r>
+        <w:rPr>
+          <w:rFonts w:ascii="Times New Roman" w:hAnsi="Times New Roman"/>
+          <w:b/>
+          <w:i/>
+          <w:color w:val="FF0000"/>
+        </w:rPr>
+        <w:t>Сподоби, Господи</w:t>
+      </w:r>
+    </w:p>
+    <w:p>
+      <w:pPr>
+        <w:spacing w:after="120"/>
+      </w:pPr>
+      <w:r>
+        <w:rPr>
+          <w:rFonts w:ascii="Times New Roman" w:hAnsi="Times New Roman"/>
+          <w:sz w:val="24"/>
+        </w:rPr>
+        <w:t>Сподо́би, Го́споди, цього́ ве́чора* без гріха́ зберегти́ся нам.</w:t>
+      </w:r>
+    </w:p>
+    <w:p>
+      <w:pPr>
+        <w:spacing w:after="120"/>
+      </w:pPr>
+      <w:r>
+        <w:rPr>
+          <w:rFonts w:ascii="Times New Roman" w:hAnsi="Times New Roman"/>
+          <w:sz w:val="24"/>
+        </w:rPr>
+        <w:t>Благослове́нний Ти, Го́споди, Бо́же отці́в на́ших,* і хва́льне і просла́влене Ім’я́ Твоє́ наві́ки. Амі́нь.</w:t>
+      </w:r>
+    </w:p>
+    <w:p>
+      <w:pPr>
+        <w:spacing w:after="120"/>
+      </w:pPr>
+      <w:r>
+        <w:rPr>
+          <w:rFonts w:ascii="Times New Roman" w:hAnsi="Times New Roman"/>
+          <w:sz w:val="24"/>
+        </w:rPr>
+        <w:t>Неха́й бу́де, Го́споди, ми́лість Твоя́ на нас,* бо ми наді́ємось на Те́бе.</w:t>
+      </w:r>
+    </w:p>
+    <w:p>
+      <w:pPr>
+        <w:spacing w:after="120"/>
+      </w:pPr>
+      <w:r>
+        <w:rPr>
+          <w:rFonts w:ascii="Times New Roman" w:hAnsi="Times New Roman"/>
+          <w:sz w:val="24"/>
+        </w:rPr>
+        <w:t>Благослове́нний Ти, Го́споди,* навчи́ мене́ устано́в Твої́х.</w:t>
+      </w:r>
+    </w:p>
+    <w:p>
+      <w:pPr>
+        <w:spacing w:after="120"/>
+      </w:pPr>
+      <w:r>
+        <w:rPr>
+          <w:rFonts w:ascii="Times New Roman" w:hAnsi="Times New Roman"/>
+          <w:sz w:val="24"/>
+        </w:rPr>
+        <w:t>Благослове́нний Ти, Влади́ко,* врозуми́ мене́ устано́вами Твої́ми.</w:t>
+      </w:r>
+    </w:p>
+    <w:p>
+      <w:pPr>
+        <w:spacing w:after="120"/>
+      </w:pPr>
+      <w:r>
+        <w:rPr>
+          <w:rFonts w:ascii="Times New Roman" w:hAnsi="Times New Roman"/>
+          <w:sz w:val="24"/>
+        </w:rPr>
+        <w:t>Благослове́нний Ти, Святи́й,* просвіти́ мене́ устано́вами Твої́ми.</w:t>
+      </w:r>
+    </w:p>
+    <w:p>
+      <w:pPr>
+        <w:spacing w:after="120"/>
+      </w:pPr>
+      <w:r>
+        <w:rPr>
+          <w:rFonts w:ascii="Times New Roman" w:hAnsi="Times New Roman"/>
+          <w:sz w:val="24"/>
+        </w:rPr>
+        <w:t>Го́споди, ми́лість Твоя́ пові́ки,* не покида́й ді́ло рук Твої́х.</w:t>
+      </w:r>
+    </w:p>
+    <w:p>
+      <w:pPr>
+        <w:spacing w:after="120"/>
+      </w:pPr>
+      <w:r>
+        <w:rPr>
+          <w:rFonts w:ascii="Times New Roman" w:hAnsi="Times New Roman"/>
+          <w:sz w:val="24"/>
+        </w:rPr>
+        <w:t>Тобі́ нале́жить хвала́,* Тобі́ нале́жить пі́сня.</w:t>
+      </w:r>
+    </w:p>
+    <w:p>
+      <w:pPr>
+        <w:spacing w:after="120"/>
+      </w:pPr>
+      <w:r>
+        <w:rPr>
+          <w:rFonts w:ascii="Times New Roman" w:hAnsi="Times New Roman"/>
+          <w:sz w:val="24"/>
+        </w:rPr>
+        <w:t>Тобі́ нале́жить сла́ва:* Отцю́ і Си́ну, і Свято́му Ду́хові,</w:t>
+      </w:r>
+    </w:p>
+    <w:p>
+      <w:pPr>
+        <w:spacing w:after="120"/>
+      </w:pPr>
+      <w:r>
+        <w:rPr>
+          <w:rFonts w:ascii="Times New Roman" w:hAnsi="Times New Roman"/>
+          <w:sz w:val="24"/>
+        </w:rPr>
+        <w:t>І ни́ні і повсякча́с,* і на ві́ки вікі́в. Амі́нь.</w:t>
+      </w:r>
+    </w:p>
+    <w:p>
+      <w:pPr>
+        <w:spacing w:after="120"/>
+        <w:jc w:val="both"/>
+      </w:pPr>
+    </w:p>
+    <w:p>
+      <w:pPr>
+        <w:pStyle w:val="Heading3"/>
+        <w:spacing w:after="120"/>
+        <w:jc w:val="center"/>
+      </w:pPr>
+      <w:r>
+        <w:rPr>
+          <w:rFonts w:ascii="Times New Roman" w:hAnsi="Times New Roman"/>
+          <w:b/>
+          <w:i/>
+          <w:color w:val="FF0000"/>
+        </w:rPr>
+        <w:t>Прохальна єктенія</w:t>
+      </w:r>
+    </w:p>
+    <w:p>
+      <w:pPr>
+        <w:spacing w:after="120"/>
+        <w:jc w:val="both"/>
+      </w:pPr>
+      <w:r>
+        <w:rPr>
+          <w:rFonts w:ascii="Times New Roman" w:hAnsi="Times New Roman"/>
+          <w:sz w:val="24"/>
+        </w:rPr>
+        <w:t>Сповнім вечірню молитву нашу Господеві.</w:t>
+      </w:r>
+    </w:p>
+    <w:p>
+      <w:pPr>
+        <w:spacing w:after="120"/>
+        <w:jc w:val="both"/>
+      </w:pPr>
+      <w:r>
+        <w:rPr>
+          <w:rFonts w:ascii="Times New Roman" w:hAnsi="Times New Roman"/>
+          <w:i/>
+          <w:color w:val="FF0000"/>
+          <w:sz w:val="24"/>
+        </w:rPr>
+        <w:t>Вірні:</w:t>
+      </w:r>
+      <w:r>
+        <w:rPr>
+          <w:rFonts w:ascii="Times New Roman" w:hAnsi="Times New Roman"/>
+          <w:color w:val="FF0000"/>
+          <w:sz w:val="24"/>
+        </w:rPr>
+        <w:t xml:space="preserve"> </w:t>
+      </w:r>
+      <w:r>
+        <w:rPr>
+          <w:rFonts w:ascii="Times New Roman" w:hAnsi="Times New Roman"/>
+          <w:sz w:val="24"/>
+        </w:rPr>
+        <w:t>Господи, помилуй.</w:t>
+      </w:r>
+    </w:p>
+    <w:p>
+      <w:pPr>
+        <w:spacing w:after="120"/>
+      </w:pPr>
+      <w:r>
+        <w:rPr>
+          <w:rFonts w:ascii="Times New Roman" w:hAnsi="Times New Roman"/>
+          <w:sz w:val="24"/>
+        </w:rPr>
+        <w:t>Заступи, спаси, помилуй і охорони нас, Боже, Твоєю благодаттю</w:t>
+      </w:r>
+    </w:p>
+    <w:p>
+      <w:pPr>
+        <w:spacing w:after="120"/>
+        <w:jc w:val="both"/>
+      </w:pPr>
+      <w:r>
+        <w:rPr>
+          <w:rFonts w:ascii="Times New Roman" w:hAnsi="Times New Roman"/>
+          <w:i/>
+          <w:color w:val="FF0000"/>
+          <w:sz w:val="24"/>
+        </w:rPr>
+        <w:t>Вірні:</w:t>
+      </w:r>
+      <w:r>
+        <w:rPr>
+          <w:rFonts w:ascii="Times New Roman" w:hAnsi="Times New Roman"/>
+          <w:color w:val="FF0000"/>
+          <w:sz w:val="24"/>
+        </w:rPr>
+        <w:t xml:space="preserve"> </w:t>
+      </w:r>
+      <w:r>
+        <w:rPr>
+          <w:rFonts w:ascii="Times New Roman" w:hAnsi="Times New Roman"/>
+          <w:sz w:val="24"/>
+        </w:rPr>
+        <w:t>Господи, помилуй.</w:t>
+      </w:r>
+    </w:p>
+    <w:p>
+      <w:pPr>
+        <w:spacing w:after="120"/>
+        <w:jc w:val="both"/>
+      </w:pPr>
+      <w:r>
+        <w:rPr>
+          <w:rFonts w:ascii="Times New Roman" w:hAnsi="Times New Roman"/>
+          <w:sz w:val="24"/>
+        </w:rPr>
+        <w:t>Вечора всього досконалого, святого, мирного і безгрішного у Господа просім.</w:t>
+      </w:r>
+    </w:p>
+    <w:p>
+      <w:pPr>
+        <w:spacing w:after="120"/>
+      </w:pPr>
+      <w:r>
+        <w:rPr>
+          <w:rFonts w:ascii="Times New Roman" w:hAnsi="Times New Roman"/>
+          <w:i/>
+          <w:color w:val="FF4400"/>
+          <w:sz w:val="24"/>
+        </w:rPr>
+        <w:t>Вірні:</w:t>
+      </w:r>
+      <w:r>
+        <w:rPr>
+          <w:rFonts w:ascii="Times New Roman" w:hAnsi="Times New Roman"/>
+          <w:sz w:val="24"/>
+        </w:rPr>
+        <w:t xml:space="preserve"> Пода́й, Го́споди.</w:t>
+      </w:r>
+    </w:p>
+    <w:p>
+      <w:pPr>
+        <w:spacing w:after="120"/>
+      </w:pPr>
+      <w:r>
+        <w:rPr>
+          <w:rFonts w:ascii="Times New Roman" w:hAnsi="Times New Roman"/>
+          <w:sz w:val="24"/>
+        </w:rPr>
+        <w:t>Ангела миру, вірного наставника, охоронця душ і тіл наших у Господа просім.</w:t>
+      </w:r>
+    </w:p>
+    <w:p>
+      <w:pPr>
+        <w:spacing w:after="120"/>
+      </w:pPr>
+      <w:r>
+        <w:rPr>
+          <w:rFonts w:ascii="Times New Roman" w:hAnsi="Times New Roman"/>
+          <w:i/>
+          <w:color w:val="FF4400"/>
+          <w:sz w:val="24"/>
+        </w:rPr>
+        <w:t>Вірні:</w:t>
+      </w:r>
+      <w:r>
+        <w:rPr>
+          <w:rFonts w:ascii="Times New Roman" w:hAnsi="Times New Roman"/>
+          <w:sz w:val="24"/>
+        </w:rPr>
+        <w:t xml:space="preserve"> Пода́й, Го́споди.</w:t>
+      </w:r>
+    </w:p>
+    <w:p>
+      <w:pPr>
+        <w:spacing w:after="120"/>
+      </w:pPr>
+      <w:r>
+        <w:rPr>
+          <w:rFonts w:ascii="Times New Roman" w:hAnsi="Times New Roman"/>
+          <w:sz w:val="24"/>
+        </w:rPr>
+        <w:t>Прощення й відпущення гріхів, і прогрішень наших у Господа просім.</w:t>
+      </w:r>
+    </w:p>
+    <w:p>
+      <w:pPr>
+        <w:spacing w:after="120"/>
+      </w:pPr>
+      <w:r>
+        <w:rPr>
+          <w:rFonts w:ascii="Times New Roman" w:hAnsi="Times New Roman"/>
+          <w:i/>
+          <w:color w:val="FF4400"/>
+          <w:sz w:val="24"/>
+        </w:rPr>
+        <w:t>Вірні:</w:t>
+      </w:r>
+      <w:r>
+        <w:rPr>
+          <w:rFonts w:ascii="Times New Roman" w:hAnsi="Times New Roman"/>
+          <w:sz w:val="24"/>
+        </w:rPr>
+        <w:t xml:space="preserve"> Пода́й, Го́споди.</w:t>
+      </w:r>
+    </w:p>
+    <w:p>
+      <w:pPr>
+        <w:spacing w:after="120"/>
+      </w:pPr>
+      <w:r>
+        <w:rPr>
+          <w:rFonts w:ascii="Times New Roman" w:hAnsi="Times New Roman"/>
+          <w:sz w:val="24"/>
+        </w:rPr>
+        <w:t>Доброго й пожиточного для душ наших і миру для світу у Господа просім.</w:t>
+      </w:r>
+    </w:p>
+    <w:p>
+      <w:pPr>
+        <w:spacing w:after="120"/>
+      </w:pPr>
+      <w:r>
+        <w:rPr>
+          <w:rFonts w:ascii="Times New Roman" w:hAnsi="Times New Roman"/>
+          <w:i/>
+          <w:color w:val="FF4400"/>
+          <w:sz w:val="24"/>
+        </w:rPr>
+        <w:t>Вірні:</w:t>
+      </w:r>
+      <w:r>
+        <w:rPr>
+          <w:rFonts w:ascii="Times New Roman" w:hAnsi="Times New Roman"/>
+          <w:sz w:val="24"/>
+        </w:rPr>
+        <w:t xml:space="preserve"> Пода́й, Го́споди.</w:t>
+      </w:r>
+    </w:p>
+    <w:p>
+      <w:pPr>
+        <w:spacing w:after="120"/>
+      </w:pPr>
+      <w:r>
+        <w:rPr>
+          <w:rFonts w:ascii="Times New Roman" w:hAnsi="Times New Roman"/>
+          <w:sz w:val="24"/>
+        </w:rPr>
+        <w:t>Останок життя нашого в мирі й покаянні завершити у Господа просім.</w:t>
+      </w:r>
+    </w:p>
+    <w:p>
+      <w:pPr>
+        <w:spacing w:after="120"/>
+      </w:pPr>
+      <w:r>
+        <w:rPr>
+          <w:rFonts w:ascii="Times New Roman" w:hAnsi="Times New Roman"/>
+          <w:i/>
+          <w:color w:val="FF4400"/>
+          <w:sz w:val="24"/>
+        </w:rPr>
+        <w:t>Вірні:</w:t>
+      </w:r>
+      <w:r>
+        <w:rPr>
+          <w:rFonts w:ascii="Times New Roman" w:hAnsi="Times New Roman"/>
+          <w:sz w:val="24"/>
+        </w:rPr>
+        <w:t xml:space="preserve"> Пода́й, Го́споди.</w:t>
+      </w:r>
+    </w:p>
+    <w:p>
+      <w:pPr>
+        <w:spacing w:after="120"/>
+      </w:pPr>
+      <w:r>
+        <w:rPr>
+          <w:rFonts w:ascii="Times New Roman" w:hAnsi="Times New Roman"/>
+          <w:sz w:val="24"/>
+        </w:rPr>
+        <w:t>Християнської кончини життя нашого – безболізної, бездоганної, мирної – і оправдання на страшному суді Христовому просім.</w:t>
+      </w:r>
+    </w:p>
+    <w:p>
+      <w:pPr>
+        <w:spacing w:after="120"/>
+      </w:pPr>
+      <w:r>
+        <w:rPr>
+          <w:rFonts w:ascii="Times New Roman" w:hAnsi="Times New Roman"/>
+          <w:i/>
+          <w:color w:val="FF4400"/>
+          <w:sz w:val="24"/>
+        </w:rPr>
+        <w:t>Вірні:</w:t>
+      </w:r>
+      <w:r>
+        <w:rPr>
+          <w:rFonts w:ascii="Times New Roman" w:hAnsi="Times New Roman"/>
+          <w:sz w:val="24"/>
+        </w:rPr>
+        <w:t xml:space="preserve"> Пода́й, Го́споди.</w:t>
+      </w:r>
+    </w:p>
+    <w:p>
+      <w:pPr>
+        <w:spacing w:after="120"/>
+      </w:pPr>
+      <w:r>
+        <w:rPr>
+          <w:rFonts w:ascii="Times New Roman" w:hAnsi="Times New Roman"/>
+          <w:sz w:val="24"/>
+        </w:rPr>
+        <w:t>Пресвяту, пречисту, преблагословенну, славну Владичицю нашу Богородицю і приснодіву Марію, з усіма святими пом’янувши, самих себе, і один одного, і все життя наше Христу Богові віддаймо.</w:t>
+      </w:r>
+    </w:p>
+    <w:p>
+      <w:pPr>
+        <w:spacing w:after="120"/>
+      </w:pPr>
+      <w:r>
+        <w:rPr>
+          <w:rFonts w:ascii="Times New Roman" w:hAnsi="Times New Roman"/>
+          <w:i/>
+          <w:color w:val="FF4400"/>
+          <w:sz w:val="24"/>
+        </w:rPr>
+        <w:t>Вірні:</w:t>
+      </w:r>
+      <w:r>
+        <w:rPr>
+          <w:rFonts w:ascii="Times New Roman" w:hAnsi="Times New Roman"/>
+          <w:color w:val="000000"/>
+          <w:sz w:val="24"/>
+        </w:rPr>
+        <w:t xml:space="preserve"> Тобі́, Го́споди.</w:t>
+      </w:r>
+    </w:p>
+    <w:p>
+      <w:pPr>
+        <w:spacing w:after="120"/>
+        <w:jc w:val="both"/>
+      </w:pPr>
       <w:r>
         <w:rPr>
           <w:rFonts w:ascii="Times New Roman" w:hAnsi="Times New Roman"/>
           <w:sz w:val="24"/>
           <w:u w:val="single"/>
         </w:rPr>
-        <w:t>Господи, Боже наш! Згадай нас грішних і недостойних слуг Твоїх, коли призиваємо святе ім'я Твоє, і не осороми нас, коли очікуємо милости Твоєї, але вислухай, Господи, усі наші спасенні прохання, і вчини нас достойними любити і боятися Тебе від усього серця нашого і творити в усьому волю Твою</w:t>
+        <w:t>[Боже великий і вишній, в Тебе одного є безсмертність і в світлі живеш недоступнім. Ти все створіння мудро створив, відокремив світло від темряви і сонце поклав, щоб правити днем, а місяць і зорі, щоб володіли ніччю, нас же грішних вчинив достойними і в теперішню годину стати перед Твоїм обличчям, щоб Тебе визнавати і принести Тобі вечірнє славослов'я. Направ, Людинолюбче, молитву нашу, немов кадило, перед Тобою і прийми її, як благовонний запах. Дай нам мирний цей вечір і близьку вже ніч; зодягни нас у броню світла; визволь нас від нічного страху і всякої речі, що в темряві з'являється, і дай сон, що його Ти дарував на відпочинок нашій немічності, вільний від усякого маріння диявольського. Владико, давче добра, хай і на нашій постелі, бувши Тобі милими, згадуємо вночі Твоє ім'я і, просвічувані навчанням Твоїх заповідей, встанемо в душевній радості до звеличування Твоєї доброти, приносячи твоєму милосердю молитви і моління, за наші і всіх Твоїх людей провини. Відвідай їх задля молитов святої Богородиці.]</w:t>
+      </w:r>
+    </w:p>
+    <w:p>
+      <w:pPr>
+        <w:spacing w:after="120"/>
+      </w:pPr>
+      <w:r>
+        <w:rPr>
+          <w:rFonts w:ascii="Times New Roman" w:hAnsi="Times New Roman"/>
+          <w:i/>
+          <w:color w:val="FF4400"/>
+          <w:sz w:val="24"/>
+        </w:rPr>
+        <w:t>Священник:</w:t>
+      </w:r>
+      <w:r>
+        <w:rPr>
+          <w:rFonts w:ascii="Times New Roman" w:hAnsi="Times New Roman"/>
+          <w:sz w:val="24"/>
+        </w:rPr>
+        <w:t xml:space="preserve"> Бо Ти – Бог милости, ласк і людинолюбности, і Тобі славу возсилаємо, Отцю, і Сину, і Святому Духові, нині, і повсякчас, і на віки віків.</w:t>
+      </w:r>
+    </w:p>
+    <w:p>
+      <w:pPr>
+        <w:spacing w:after="120"/>
+        <w:jc w:val="both"/>
+      </w:pPr>
+      <w:r>
+        <w:rPr>
+          <w:rFonts w:ascii="Times New Roman" w:hAnsi="Times New Roman"/>
+          <w:i/>
+          <w:color w:val="FF0000"/>
+          <w:sz w:val="24"/>
+        </w:rPr>
+        <w:t>Вірні:</w:t>
+      </w:r>
+      <w:r>
+        <w:rPr>
+          <w:rFonts w:ascii="Times New Roman" w:hAnsi="Times New Roman"/>
+          <w:color w:val="FF0000"/>
+          <w:sz w:val="24"/>
+        </w:rPr>
+        <w:t xml:space="preserve"> </w:t>
+      </w:r>
+      <w:r>
+        <w:rPr>
+          <w:rFonts w:ascii="Times New Roman" w:hAnsi="Times New Roman"/>
+          <w:sz w:val="24"/>
+        </w:rPr>
+        <w:t>Амінь.</w:t>
+      </w:r>
+    </w:p>
+    <w:p>
+      <w:pPr>
+        <w:spacing w:after="120"/>
+        <w:jc w:val="both"/>
+      </w:pPr>
+      <w:r>
+        <w:rPr>
+          <w:rFonts w:ascii="Times New Roman" w:hAnsi="Times New Roman"/>
+          <w:i/>
+          <w:color w:val="FF4400"/>
+          <w:sz w:val="24"/>
+        </w:rPr>
+        <w:t>Священник:</w:t>
+      </w:r>
+      <w:r>
+        <w:rPr>
+          <w:rFonts w:ascii="Times New Roman" w:hAnsi="Times New Roman"/>
+          <w:sz w:val="24"/>
+        </w:rPr>
+        <w:t xml:space="preserve"> Мир всім.</w:t>
+      </w:r>
+    </w:p>
+    <w:p>
+      <w:pPr>
+        <w:spacing w:after="120"/>
+        <w:jc w:val="both"/>
+      </w:pPr>
+      <w:r>
+        <w:rPr>
+          <w:rFonts w:ascii="Times New Roman" w:hAnsi="Times New Roman"/>
+          <w:i/>
+          <w:color w:val="FF0000"/>
+          <w:sz w:val="24"/>
+        </w:rPr>
+        <w:t>Вірні:</w:t>
+      </w:r>
+      <w:r>
+        <w:rPr>
+          <w:rFonts w:ascii="Times New Roman" w:hAnsi="Times New Roman"/>
+          <w:color w:val="FF0000"/>
+          <w:sz w:val="24"/>
+        </w:rPr>
+        <w:t xml:space="preserve"> </w:t>
+      </w:r>
+      <w:r>
+        <w:rPr>
+          <w:rFonts w:ascii="Times New Roman" w:hAnsi="Times New Roman"/>
+          <w:sz w:val="24"/>
+        </w:rPr>
+        <w:t>І духові твоєму.</w:t>
+      </w:r>
+    </w:p>
+    <w:p>
+      <w:pPr>
+        <w:spacing w:after="120"/>
+        <w:jc w:val="both"/>
+      </w:pPr>
+      <w:r>
+        <w:rPr>
+          <w:rFonts w:ascii="Times New Roman" w:hAnsi="Times New Roman"/>
+          <w:sz w:val="24"/>
+        </w:rPr>
+        <w:t>Голови ваші перед Господом схиліть.</w:t>
+      </w:r>
+    </w:p>
+    <w:p>
+      <w:pPr>
+        <w:spacing w:after="120"/>
+        <w:jc w:val="both"/>
+      </w:pPr>
+      <w:r>
+        <w:rPr>
+          <w:rFonts w:ascii="Times New Roman" w:hAnsi="Times New Roman"/>
+          <w:i/>
+          <w:color w:val="FF0000"/>
+          <w:sz w:val="24"/>
+        </w:rPr>
+        <w:t>Вірні:</w:t>
+      </w:r>
+      <w:r>
+        <w:rPr>
+          <w:rFonts w:ascii="Times New Roman" w:hAnsi="Times New Roman"/>
+          <w:color w:val="FF0000"/>
+          <w:sz w:val="24"/>
+        </w:rPr>
+        <w:t xml:space="preserve"> </w:t>
+      </w:r>
+      <w:r>
+        <w:rPr>
+          <w:rFonts w:ascii="Times New Roman" w:hAnsi="Times New Roman"/>
+          <w:sz w:val="24"/>
+        </w:rPr>
+        <w:t>Тобі, Господи.</w:t>
+      </w:r>
+    </w:p>
+    <w:p>
+      <w:pPr>
+        <w:spacing w:after="120"/>
+        <w:jc w:val="both"/>
+      </w:pPr>
+      <w:r>
+        <w:rPr>
+          <w:rFonts w:ascii="Times New Roman" w:hAnsi="Times New Roman"/>
+          <w:i/>
+          <w:color w:val="FF0000"/>
+          <w:sz w:val="24"/>
+        </w:rPr>
+        <w:t>Священник читає молитву:</w:t>
+      </w:r>
+      <w:r>
+        <w:rPr>
+          <w:rFonts w:ascii="Times New Roman" w:hAnsi="Times New Roman"/>
+          <w:sz w:val="24"/>
+        </w:rPr>
+        <w:t xml:space="preserve"> Господи, Боже наш, що прихилив небо і зійшов на спасіння людського роду! Зглянься на слуг Твоїх і на спадкоємство Твоє, бо перед Тобою, страшним і людинолюбним Суддею, слуги Твої схилили свої голови і зігнули свої шиї, не від людей очікуючи допомоги, але на Твою надіючись милість і Твого очікуючи спасіння; тож оберігай їх повсякчасно, і в цей вечір, і в прийдешню ніч збережи від усякого ворога, і від будь-якого зазіхання диявольського, і від думок марних, і спогадів лукавих.</w:t>
+      </w:r>
+    </w:p>
+    <w:p>
+      <w:pPr>
+        <w:spacing w:after="120"/>
+      </w:pPr>
+      <w:r>
+        <w:rPr>
+          <w:rFonts w:ascii="Times New Roman" w:hAnsi="Times New Roman"/>
+          <w:i/>
+          <w:color w:val="FF4400"/>
+          <w:sz w:val="24"/>
+        </w:rPr>
+        <w:t>Священник:</w:t>
+      </w:r>
+      <w:r>
+        <w:rPr>
+          <w:rFonts w:ascii="Times New Roman" w:hAnsi="Times New Roman"/>
+          <w:sz w:val="24"/>
+        </w:rPr>
+        <w:t xml:space="preserve"> Нехай буде влада царства Твого благословенна і дуже прославлена: Отця, і Сина, і Святого Духа, нині і повсякчас, і на віки віків.</w:t>
+      </w:r>
+    </w:p>
+    <w:p>
+      <w:pPr>
+        <w:spacing w:after="120"/>
+        <w:jc w:val="both"/>
+      </w:pPr>
+      <w:r>
+        <w:rPr>
+          <w:rFonts w:ascii="Times New Roman" w:hAnsi="Times New Roman"/>
+          <w:i/>
+          <w:color w:val="FF0000"/>
+          <w:sz w:val="24"/>
+        </w:rPr>
+        <w:t>Вірні:</w:t>
+      </w:r>
+      <w:r>
+        <w:rPr>
+          <w:rFonts w:ascii="Times New Roman" w:hAnsi="Times New Roman"/>
+          <w:sz w:val="24"/>
+        </w:rPr>
+        <w:t xml:space="preserve"> Амінь.</w:t>
+      </w:r>
+    </w:p>
+    <w:p>
+      <w:pPr>
+        <w:spacing w:after="120"/>
+      </w:pPr>
+    </w:p>
+    <w:p>
+      <w:pPr>
+        <w:pStyle w:val="Heading2"/>
+        <w:spacing w:after="120"/>
+        <w:jc w:val="center"/>
+      </w:pPr>
+      <w:r>
+        <w:rPr>
+          <w:rFonts w:ascii="Times New Roman" w:hAnsi="Times New Roman"/>
+          <w:color w:val="FF0000"/>
+          <w:sz w:val="24"/>
+        </w:rPr>
+        <w:t>Стихири на стиховні</w:t>
+      </w:r>
+    </w:p>
+    <w:p>
+      <w:pPr>
+        <w:spacing w:after="120"/>
+        <w:jc w:val="both"/>
+      </w:pPr>
+      <w:r>
+        <w:rPr>
+          <w:rFonts w:ascii="Times New Roman" w:hAnsi="Times New Roman"/>
+          <w:i/>
+          <w:color w:val="FF0000"/>
+          <w:sz w:val="24"/>
+        </w:rPr>
+        <w:t>(г. 5):</w:t>
+      </w:r>
+      <w:r>
+        <w:rPr>
+          <w:rFonts w:ascii="Times New Roman" w:hAnsi="Times New Roman"/>
+          <w:sz w:val="24"/>
+        </w:rPr>
+        <w:t xml:space="preserve"> </w:t>
+      </w:r>
+      <w:r>
+        <w:rPr>
+          <w:rFonts w:ascii="Times New Roman" w:hAnsi="Times New Roman"/>
+          <w:sz w:val="24"/>
+        </w:rPr>
+        <w:t xml:space="preserve">Тебе́, Спа́са Христа́, що ті́ло прийня́в і не розлучи́вся від небе́с,* голоса́ми й пісня́ми велича́ємо.* Бо хрест і смерть Ти прийня́в за рід наш як </w:t>
+      </w:r>
+      <w:r>
+        <w:rPr>
+          <w:rFonts w:ascii="Times New Roman" w:hAnsi="Times New Roman"/>
+          <w:sz w:val="24"/>
+        </w:rPr>
+        <w:t>л</w:t>
+      </w:r>
+      <w:r>
+        <w:rPr>
+          <w:rFonts w:ascii="Times New Roman" w:hAnsi="Times New Roman"/>
+          <w:sz w:val="24"/>
+        </w:rPr>
+        <w:t>юдинолю́бний Госпо́дь* і, ски́нувши а́дські воро́та, тре́тього дня воскре́с Ти,* спаса́ючи ду́ші на́ші.</w:t>
+      </w:r>
+    </w:p>
+    <w:p>
+      <w:pPr>
+        <w:spacing w:after="120"/>
+      </w:pPr>
+      <w:r>
+        <w:rPr>
+          <w:rFonts w:ascii="Times New Roman" w:hAnsi="Times New Roman"/>
+          <w:i/>
+          <w:color w:val="FF0000"/>
+          <w:sz w:val="24"/>
+        </w:rPr>
+        <w:t xml:space="preserve">Стих: </w:t>
       </w:r>
       <w:r>
         <w:rPr>
@@ -4895,7 +5709,305 @@
           <w:sz w:val="24"/>
           <w:u w:val="single"/>
         </w:rPr>
-        <w:t>.]</w:t>
+        <w:t>Госпо́дь царю́є,* у ве́лич Він зодягну́вся.</w:t>
+      </w:r>
+      <w:r>
+        <w:rPr>
+          <w:rFonts w:ascii="Times New Roman" w:hAnsi="Times New Roman"/>
+          <w:i/>
+          <w:color w:val="FF0000"/>
+          <w:sz w:val="24"/>
+        </w:rPr>
+        <w:t xml:space="preserve"> (Пс. 92,1)</w:t>
+      </w:r>
+    </w:p>
+    <w:p>
+      <w:pPr>
+        <w:spacing w:after="120"/>
+        <w:jc w:val="both"/>
+      </w:pPr>
+      <w:r>
+        <w:rPr>
+          <w:rFonts w:ascii="Times New Roman" w:hAnsi="Times New Roman"/>
+          <w:sz w:val="24"/>
+        </w:rPr>
+        <w:t>З проко́леного Твого́ бо́ку, Життєда́вче,* Ти ви́лив пото́ки життя́ і спасі́ння.* Прийня́вши тіле́сну смерть, Ти дарува́в нам безсме́ртя;* посели́вшись у гро́бі, Ти, як Бог, нас ви́зволив,* співвоскреси́вши з Со́бою.* Тому́ кли́чемо до Те́бе:* Людинолю́бний Го́споди, – сла́ва Тобі́!</w:t>
+      </w:r>
+    </w:p>
+    <w:p>
+      <w:pPr>
+        <w:spacing w:after="120"/>
+      </w:pPr>
+      <w:r>
+        <w:rPr>
+          <w:rFonts w:ascii="Times New Roman" w:hAnsi="Times New Roman"/>
+          <w:i/>
+          <w:color w:val="FF0000"/>
+          <w:sz w:val="24"/>
+        </w:rPr>
+        <w:t xml:space="preserve">Стих: </w:t>
+      </w:r>
+      <w:r>
+        <w:rPr>
+          <w:rFonts w:ascii="Times New Roman" w:hAnsi="Times New Roman"/>
+          <w:sz w:val="24"/>
+          <w:u w:val="single"/>
+        </w:rPr>
+        <w:t>Бо Він утверди́в вселе́нну,* і вона́ не захита́ється.</w:t>
+      </w:r>
+      <w:r>
+        <w:rPr>
+          <w:rFonts w:ascii="Times New Roman" w:hAnsi="Times New Roman"/>
+          <w:i/>
+          <w:color w:val="FF0000"/>
+          <w:sz w:val="24"/>
+        </w:rPr>
+        <w:t xml:space="preserve"> (Пс. 92,1)</w:t>
+      </w:r>
+    </w:p>
+    <w:p>
+      <w:pPr>
+        <w:spacing w:after="120"/>
+        <w:jc w:val="both"/>
+      </w:pPr>
+      <w:r>
+        <w:rPr>
+          <w:rFonts w:ascii="Times New Roman" w:hAnsi="Times New Roman"/>
+          <w:sz w:val="24"/>
+        </w:rPr>
+        <w:t>Ди́вне Твоє́, Людинолю́бче, розп’я́ття і схід до а́ду!* Бо Ти полони́в його́ і воскреси́в з Собо́ю коли́шніх в’я́знів;* як Бог, відкри́вши рай, вчини́в їх гі́дними його́ осягну́ти.* Тому́ й нам, що сла́вимо Твоє́ на тре́тій день воскресі́ння,* дай очи́щення гріхі́в і зволь нам ста́ти жи́телями ра́ю,* як єди́ний добросе́рдий.</w:t>
+      </w:r>
+    </w:p>
+    <w:p>
+      <w:pPr>
+        <w:spacing w:after="120"/>
+      </w:pPr>
+      <w:r>
+        <w:rPr>
+          <w:rFonts w:ascii="Times New Roman" w:hAnsi="Times New Roman"/>
+          <w:i/>
+          <w:color w:val="FF0000"/>
+          <w:sz w:val="24"/>
+        </w:rPr>
+        <w:t xml:space="preserve">Стих: </w:t>
+      </w:r>
+      <w:r>
+        <w:rPr>
+          <w:rFonts w:ascii="Times New Roman" w:hAnsi="Times New Roman"/>
+          <w:sz w:val="24"/>
+          <w:u w:val="single"/>
+        </w:rPr>
+        <w:t>До́мові Твоє́му, Го́споди,* нале́жить свя́тість на до́вгі лі́та.</w:t>
+      </w:r>
+      <w:r>
+        <w:rPr>
+          <w:rFonts w:ascii="Times New Roman" w:hAnsi="Times New Roman"/>
+          <w:i/>
+          <w:color w:val="FF0000"/>
+          <w:sz w:val="24"/>
+        </w:rPr>
+        <w:t xml:space="preserve"> (Пс. 92,5)</w:t>
+      </w:r>
+    </w:p>
+    <w:p>
+      <w:pPr>
+        <w:spacing w:after="120"/>
+        <w:jc w:val="both"/>
+      </w:pPr>
+      <w:r>
+        <w:rPr>
+          <w:rFonts w:ascii="Times New Roman" w:hAnsi="Times New Roman"/>
+          <w:sz w:val="24"/>
+        </w:rPr>
+        <w:t>Ти, Людинолю́бче, що за́для нас прийня́в тіле́сні стра́сті* і воскре́с на тре́тій день з ме́ртвих,* зліку́й на́ші тіле́сні при́страсті,* підве́ди з тяжки́х про́гріхів, і спаси́ нас!</w:t>
+      </w:r>
+    </w:p>
+    <w:p>
+      <w:pPr>
+        <w:spacing w:after="120"/>
+        <w:jc w:val="both"/>
+      </w:pPr>
+      <w:r>
+        <w:rPr>
+          <w:rFonts w:ascii="Times New Roman" w:hAnsi="Times New Roman"/>
+          <w:b/>
+          <w:sz w:val="24"/>
+        </w:rPr>
+        <w:t>Слава і нині</w:t>
+      </w:r>
+      <w:r>
+        <w:rPr>
+          <w:rFonts w:ascii="Times New Roman" w:hAnsi="Times New Roman"/>
+          <w:sz w:val="24"/>
+        </w:rPr>
+        <w:t xml:space="preserve">: </w:t>
+      </w:r>
+      <w:r>
+        <w:rPr>
+          <w:rFonts w:ascii="Times New Roman" w:hAnsi="Times New Roman"/>
+          <w:sz w:val="24"/>
+        </w:rPr>
+        <w:t>Ти є храм і бра́ма,* пала́та й ца́рський престо́л, Ді́во Пречи́ста.* Тобо́ю бо яви́вся мій Спаси́тель, Христо́с Госпо́дь,* тим, що в те́мряві спа́ли, бу́дучи со́нцем пра́вди,* бажа́ючи просвіти́ти ство́рених на Свій о́браз, Своє́ю руко́ю.* Тому́, Всесла́вна, що здобу́ла собі́ матери́нське до Ньо́го дові́р’я,* безнаста́нно моли́сь, щоб спасти́ся ду́шам на́шим.</w:t>
+      </w:r>
+    </w:p>
+    <w:p>
+      <w:pPr>
+        <w:spacing w:after="120"/>
+        <w:jc w:val="both"/>
+      </w:pPr>
+    </w:p>
+    <w:p>
+      <w:pPr>
+        <w:pStyle w:val="Heading3"/>
+        <w:spacing w:after="120"/>
+        <w:jc w:val="center"/>
+      </w:pPr>
+      <w:r>
+        <w:rPr>
+          <w:rFonts w:ascii="Times New Roman" w:hAnsi="Times New Roman"/>
+          <w:b/>
+          <w:i/>
+          <w:color w:val="FF0000"/>
+        </w:rPr>
+        <w:t>Пісня Симеона</w:t>
+      </w:r>
+    </w:p>
+    <w:p>
+      <w:pPr>
+        <w:spacing w:after="120"/>
+      </w:pPr>
+      <w:r>
+        <w:rPr>
+          <w:rFonts w:ascii="Times New Roman" w:hAnsi="Times New Roman"/>
+          <w:sz w:val="24"/>
+        </w:rPr>
+        <w:t>Ни́ні відпуска́єш слугу́ Твого́, Влади́ко,* за Твої́м сло́вом у ми́рі.</w:t>
+      </w:r>
+    </w:p>
+    <w:p>
+      <w:pPr>
+        <w:spacing w:after="120"/>
+      </w:pPr>
+      <w:r>
+        <w:rPr>
+          <w:rFonts w:ascii="Times New Roman" w:hAnsi="Times New Roman"/>
+          <w:sz w:val="24"/>
+        </w:rPr>
+        <w:t>Бо поба́чили о́чі мої́* спасі́ння Твоє́;</w:t>
+      </w:r>
+    </w:p>
+    <w:p>
+      <w:pPr>
+        <w:spacing w:after="120"/>
+      </w:pPr>
+      <w:r>
+        <w:rPr>
+          <w:rFonts w:ascii="Times New Roman" w:hAnsi="Times New Roman"/>
+          <w:sz w:val="24"/>
+        </w:rPr>
+        <w:t>Що приготува́в Ти* пе́ред усіма́ наро́дами;</w:t>
+      </w:r>
+    </w:p>
+    <w:p>
+      <w:pPr>
+        <w:spacing w:after="120"/>
+      </w:pPr>
+      <w:r>
+        <w:rPr>
+          <w:rFonts w:ascii="Times New Roman" w:hAnsi="Times New Roman"/>
+          <w:sz w:val="24"/>
+        </w:rPr>
+        <w:t>Сві́тло на просві́ту пога́нам,* і сла́ву лю́ду Твого́, Ізра́їля.</w:t>
+      </w:r>
+    </w:p>
+    <w:p>
+      <w:pPr>
+        <w:spacing w:after="120"/>
+      </w:pPr>
+      <w:r>
+        <w:rPr>
+          <w:rFonts w:ascii="Times New Roman" w:hAnsi="Times New Roman"/>
+          <w:sz w:val="24"/>
+        </w:rPr>
+        <w:t xml:space="preserve">Святи́й Бо́же, святи́й Крі́пкий, святи́й Безсме́ртний, поми́луй нас. </w:t>
+      </w:r>
+      <w:r>
+        <w:rPr>
+          <w:rFonts w:ascii="Times New Roman" w:hAnsi="Times New Roman"/>
+          <w:i/>
+          <w:color w:val="FF0000"/>
+          <w:sz w:val="24"/>
+        </w:rPr>
+        <w:t>(3 р.)</w:t>
+      </w:r>
+    </w:p>
+    <w:p>
+      <w:pPr>
+        <w:spacing w:after="120"/>
+      </w:pPr>
+      <w:r>
+        <w:rPr>
+          <w:rFonts w:ascii="Times New Roman" w:hAnsi="Times New Roman"/>
+          <w:sz w:val="24"/>
+        </w:rPr>
+        <w:t>Сла́ва Отцю́, і Си́ну, і Свято́му Ду́хові,* і ни́ні, і повсякча́с, і на ві́ки вікі́в. Амі́нь.</w:t>
+      </w:r>
+    </w:p>
+    <w:p>
+      <w:pPr>
+        <w:spacing w:after="120"/>
+      </w:pPr>
+      <w:r>
+        <w:rPr>
+          <w:rFonts w:ascii="Times New Roman" w:hAnsi="Times New Roman"/>
+          <w:sz w:val="24"/>
+        </w:rPr>
+        <w:t>Пресвята́ Тро́йце, поми́луй нас; Го́споди, очи́сти гріхи́ на́ші; Влади́ко, прости́ беззако́ння на́ші; Святи́й, завіта́й і зціли́ не́мочі на́ші, І́мени Твого́ ра́ди.</w:t>
+      </w:r>
+    </w:p>
+    <w:p>
+      <w:pPr>
+        <w:spacing w:after="120"/>
+      </w:pPr>
+      <w:r>
+        <w:rPr>
+          <w:rFonts w:ascii="Times New Roman" w:hAnsi="Times New Roman"/>
+          <w:sz w:val="24"/>
+        </w:rPr>
+        <w:t xml:space="preserve">Го́споди, поми́луй. </w:t>
+      </w:r>
+      <w:r>
+        <w:rPr>
+          <w:rFonts w:ascii="Times New Roman" w:hAnsi="Times New Roman"/>
+          <w:i/>
+          <w:color w:val="FF0000"/>
+          <w:sz w:val="24"/>
+        </w:rPr>
+        <w:t>(3 р.)</w:t>
+      </w:r>
+    </w:p>
+    <w:p>
+      <w:pPr>
+        <w:spacing w:after="120"/>
+      </w:pPr>
+      <w:r>
+        <w:rPr>
+          <w:rFonts w:ascii="Times New Roman" w:hAnsi="Times New Roman"/>
+          <w:sz w:val="24"/>
+        </w:rPr>
+        <w:t>Сла́ва Отцю́, і Си́ну, і Свято́му Ду́хові,* і ни́ні, і повсякча́с, і на ві́ки вікі́в. Амі́нь.</w:t>
+      </w:r>
+    </w:p>
+    <w:p>
+      <w:pPr>
+        <w:spacing w:after="120"/>
+      </w:pPr>
+      <w:r>
+        <w:rPr>
+          <w:rFonts w:ascii="Times New Roman" w:hAnsi="Times New Roman"/>
+          <w:sz w:val="24"/>
+        </w:rPr>
+        <w:t>О́тче наш, що єси́ на небеса́х,* неха́й святи́ться ім’я́ Твоє́,* неха́й при́йде ца́рство Твоє́,* неха́й бу́де во́ля Твоя́, як на не́бі, так і на землі́.* Хліб наш насу́щний дай нам сього́дні;* і прости́ нам прови́ни на́ші,* як і ми проща́ємо винува́тцям на́шим;* і не введи́ нас у споку́су,* але́ ви́зволи нас від лука́вого.</w:t>
       </w:r>
     </w:p>
     <w:p>
@@ -4916,7 +6028,7 @@
           <w:rFonts w:ascii="Times New Roman" w:hAnsi="Times New Roman"/>
           <w:sz w:val="24"/>
         </w:rPr>
-        <w:t xml:space="preserve"> Бо милостивий і людинолюбний Бог єси, і Тобі славу возсилаємо, Отцю, і Сину, і Святому Духові, нині, і повсякчас, і на віки віків.</w:t>
+        <w:t xml:space="preserve"> Бо Твоє є царство, і сила, і слава, Отця, і Сина, і Святого Духа, нині, і повсякчас, і на віки віків.</w:t>
       </w:r>
     </w:p>
     <w:p>
@@ -4936,6 +6048,529 @@
       <w:r>
         <w:rPr>
           <w:rFonts w:ascii="Times New Roman" w:hAnsi="Times New Roman"/>
+          <w:color w:val="FF0000"/>
+          <w:sz w:val="24"/>
+        </w:rPr>
+        <w:t xml:space="preserve"> </w:t>
+      </w:r>
+      <w:r>
+        <w:rPr>
+          <w:rFonts w:ascii="Times New Roman" w:hAnsi="Times New Roman"/>
+          <w:sz w:val="24"/>
+        </w:rPr>
+        <w:t>Амінь.</w:t>
+      </w:r>
+    </w:p>
+    <w:p>
+      <w:pPr>
+        <w:pStyle w:val="Heading3"/>
+        <w:spacing w:after="120"/>
+        <w:jc w:val="center"/>
+      </w:pPr>
+      <w:r>
+        <w:rPr>
+          <w:rFonts w:ascii="Times New Roman" w:hAnsi="Times New Roman"/>
+          <w:b/>
+          <w:i/>
+          <w:color w:val="FF0000"/>
+        </w:rPr>
+        <w:t>Тропарі</w:t>
+      </w:r>
+    </w:p>
+    <w:p>
+      <w:pPr>
+        <w:spacing w:after="120"/>
+        <w:jc w:val="both"/>
+      </w:pPr>
+      <w:r>
+        <w:rPr>
+          <w:rFonts w:ascii="Times New Roman" w:hAnsi="Times New Roman"/>
+          <w:i/>
+          <w:color w:val="FF0000"/>
+          <w:sz w:val="24"/>
+        </w:rPr>
+        <w:t xml:space="preserve">(г. 5): </w:t>
+      </w:r>
+      <w:r>
+        <w:rPr>
+          <w:rFonts w:ascii="Times New Roman" w:hAnsi="Times New Roman"/>
+          <w:sz w:val="24"/>
+        </w:rPr>
+        <w:t>Собезнача́льне Сло́во Отцю́ і Ду́хові,* від Ді́ви наро́джене на спасі́ння на́ше,* оспіва́ймо, ві́рні, і поклоні́мся,* бо благоволи́в пло́ттю зійти́ на хрест* і смерть перетерпі́ти, і воскреси́ти уме́рлих* сла́вним воскресі́нням Свої́м.</w:t>
+      </w:r>
+      <w:r>
+        <w:rPr>
+          <w:rFonts w:ascii="Times New Roman" w:hAnsi="Times New Roman"/>
+          <w:b/>
+          <w:sz w:val="24"/>
+        </w:rPr>
+        <w:t xml:space="preserve">Слава: </w:t>
+      </w:r>
+    </w:p>
+    <w:p>
+      <w:pPr>
+        <w:spacing w:after="120"/>
+        <w:jc w:val="both"/>
+      </w:pPr>
+      <w:r>
+        <w:rPr>
+          <w:rFonts w:ascii="Times New Roman" w:hAnsi="Times New Roman"/>
+          <w:b/>
+          <w:sz w:val="24"/>
+        </w:rPr>
+        <w:t>І нині:</w:t>
+      </w:r>
+      <w:r>
+        <w:rPr>
+          <w:rFonts w:ascii="Times New Roman" w:hAnsi="Times New Roman"/>
+          <w:sz w:val="24"/>
+        </w:rPr>
+        <w:t xml:space="preserve"> </w:t>
+      </w:r>
+    </w:p>
+    <w:p>
+      <w:pPr>
+        <w:spacing w:after="120"/>
+        <w:jc w:val="both"/>
+      </w:pPr>
+    </w:p>
+    <w:p>
+      <w:pPr>
+        <w:pStyle w:val="Heading2"/>
+        <w:spacing w:after="120"/>
+        <w:jc w:val="center"/>
+      </w:pPr>
+      <w:r>
+        <w:rPr>
+          <w:rFonts w:ascii="Times New Roman" w:hAnsi="Times New Roman"/>
+          <w:b/>
+          <w:i/>
+          <w:color w:val="FF0000"/>
+          <w:sz w:val="24"/>
+        </w:rPr>
+        <w:t>Великий відпуст</w:t>
+      </w:r>
+    </w:p>
+    <w:p>
+      <w:pPr>
+        <w:spacing w:after="120"/>
+      </w:pPr>
+      <w:r>
+        <w:rPr>
+          <w:rFonts w:ascii="Times New Roman" w:hAnsi="Times New Roman"/>
+          <w:sz w:val="24"/>
+        </w:rPr>
+        <w:t>Прему́дрість!</w:t>
+      </w:r>
+    </w:p>
+    <w:p>
+      <w:pPr>
+        <w:spacing w:after="120"/>
+      </w:pPr>
+      <w:r>
+        <w:rPr>
+          <w:rFonts w:ascii="Times New Roman" w:hAnsi="Times New Roman"/>
+          <w:i/>
+          <w:color w:val="FF0000"/>
+          <w:sz w:val="24"/>
+        </w:rPr>
+        <w:t>Вірні:</w:t>
+      </w:r>
+      <w:r>
+        <w:rPr>
+          <w:rFonts w:ascii="Times New Roman" w:hAnsi="Times New Roman"/>
+          <w:color w:val="FF0000"/>
+          <w:sz w:val="24"/>
+        </w:rPr>
+        <w:t xml:space="preserve"> </w:t>
+      </w:r>
+      <w:r>
+        <w:rPr>
+          <w:rFonts w:ascii="Times New Roman" w:hAnsi="Times New Roman"/>
+          <w:sz w:val="24"/>
+        </w:rPr>
+        <w:t>Благослови́.</w:t>
+      </w:r>
+    </w:p>
+    <w:p>
+      <w:pPr>
+        <w:spacing w:after="120"/>
+      </w:pPr>
+      <w:r>
+        <w:rPr>
+          <w:rFonts w:ascii="Times New Roman" w:hAnsi="Times New Roman"/>
+          <w:i/>
+          <w:color w:val="FF4400"/>
+          <w:sz w:val="24"/>
+        </w:rPr>
+        <w:t>Священник:</w:t>
+      </w:r>
+      <w:r>
+        <w:rPr>
+          <w:rFonts w:ascii="Times New Roman" w:hAnsi="Times New Roman"/>
+          <w:sz w:val="24"/>
+        </w:rPr>
+        <w:t xml:space="preserve"> Благослове́нний Христо́с Бог наш, за́вжди, ни́ні, і повсякча́с, і на ві́ки вікі́в.</w:t>
+      </w:r>
+    </w:p>
+    <w:p>
+      <w:pPr>
+        <w:spacing w:after="120"/>
+      </w:pPr>
+      <w:r>
+        <w:rPr>
+          <w:rFonts w:ascii="Times New Roman" w:hAnsi="Times New Roman"/>
+          <w:i/>
+          <w:color w:val="FF0000"/>
+          <w:sz w:val="24"/>
+        </w:rPr>
+        <w:t>Вірні:</w:t>
+      </w:r>
+      <w:r>
+        <w:rPr>
+          <w:rFonts w:ascii="Times New Roman" w:hAnsi="Times New Roman"/>
+          <w:color w:val="FF0000"/>
+          <w:sz w:val="24"/>
+        </w:rPr>
+        <w:t xml:space="preserve"> </w:t>
+      </w:r>
+      <w:r>
+        <w:rPr>
+          <w:rFonts w:ascii="Times New Roman" w:hAnsi="Times New Roman"/>
+          <w:sz w:val="24"/>
+        </w:rPr>
+        <w:t>Амі́нь. Утверди́, Бо́же, святу́ правосла́вну ві́ру на ві́ки вікі́в.</w:t>
+      </w:r>
+    </w:p>
+    <w:p>
+      <w:pPr>
+        <w:spacing w:after="120"/>
+      </w:pPr>
+      <w:r>
+        <w:rPr>
+          <w:rFonts w:ascii="Times New Roman" w:hAnsi="Times New Roman"/>
+          <w:i/>
+          <w:color w:val="FF4400"/>
+          <w:sz w:val="24"/>
+        </w:rPr>
+        <w:t>Священник:</w:t>
+      </w:r>
+      <w:r>
+        <w:rPr>
+          <w:rFonts w:ascii="Times New Roman" w:hAnsi="Times New Roman"/>
+          <w:sz w:val="24"/>
+        </w:rPr>
+        <w:t xml:space="preserve"> Пресвята́ Богоро́дице, спаси́ нас.</w:t>
+      </w:r>
+    </w:p>
+    <w:p>
+      <w:pPr>
+        <w:spacing w:after="120"/>
+      </w:pPr>
+      <w:r>
+        <w:rPr>
+          <w:rFonts w:ascii="Times New Roman" w:hAnsi="Times New Roman"/>
+          <w:i/>
+          <w:color w:val="FF0000"/>
+          <w:sz w:val="24"/>
+        </w:rPr>
+        <w:t>Вірні:</w:t>
+      </w:r>
+      <w:r>
+        <w:rPr>
+          <w:rFonts w:ascii="Times New Roman" w:hAnsi="Times New Roman"/>
+          <w:color w:val="FF0000"/>
+          <w:sz w:val="24"/>
+        </w:rPr>
+        <w:t xml:space="preserve"> </w:t>
+      </w:r>
+      <w:r>
+        <w:rPr>
+          <w:rFonts w:ascii="Times New Roman" w:hAnsi="Times New Roman"/>
+          <w:sz w:val="24"/>
+        </w:rPr>
+        <w:t>Чесні́шу від херуви́мів* і незрівня́нно славні́шу від серафи́мів,* що без зотлі́ння Бо́га Сло́во породи́ла,* су́щу Богоро́дицю, тебе́ велича́ємо.</w:t>
+      </w:r>
+    </w:p>
+    <w:p>
+      <w:pPr>
+        <w:spacing w:after="120"/>
+      </w:pPr>
+      <w:r>
+        <w:rPr>
+          <w:rFonts w:ascii="Times New Roman" w:hAnsi="Times New Roman"/>
+          <w:i/>
+          <w:color w:val="FF4400"/>
+          <w:sz w:val="24"/>
+        </w:rPr>
+        <w:t>Священник:</w:t>
+      </w:r>
+      <w:r>
+        <w:rPr>
+          <w:rFonts w:ascii="Times New Roman" w:hAnsi="Times New Roman"/>
+          <w:sz w:val="24"/>
+        </w:rPr>
+        <w:t xml:space="preserve"> Сла́ва Тобі́, Хри́сте Бо́же, упова́ння на́ше, сла́ва Тобі́!</w:t>
+      </w:r>
+    </w:p>
+    <w:p>
+      <w:pPr>
+        <w:spacing w:after="120"/>
+      </w:pPr>
+      <w:r>
+        <w:rPr>
+          <w:rFonts w:ascii="Times New Roman" w:hAnsi="Times New Roman"/>
+          <w:i/>
+          <w:color w:val="FF0000"/>
+          <w:sz w:val="24"/>
+        </w:rPr>
+        <w:t>Вірні:</w:t>
+      </w:r>
+      <w:r>
+        <w:rPr>
+          <w:rFonts w:ascii="Times New Roman" w:hAnsi="Times New Roman"/>
+          <w:color w:val="FF0000"/>
+          <w:sz w:val="24"/>
+        </w:rPr>
+        <w:t xml:space="preserve"> </w:t>
+      </w:r>
+      <w:r>
+        <w:rPr>
+          <w:rFonts w:ascii="Times New Roman" w:hAnsi="Times New Roman"/>
+          <w:sz w:val="24"/>
+        </w:rPr>
+        <w:t xml:space="preserve">Сла́ва Отцю́, і Си́ну, і Свято́му Ду́хові, і ни́ні, і повсякча́с, і на ві́ки вікі́в. Амі́нь. Го́споди, поми́луй. </w:t>
+      </w:r>
+      <w:r>
+        <w:rPr>
+          <w:rFonts w:ascii="Times New Roman" w:hAnsi="Times New Roman"/>
+          <w:i/>
+          <w:color w:val="FF0000"/>
+          <w:sz w:val="24"/>
+        </w:rPr>
+        <w:t>(3 р.)</w:t>
+      </w:r>
+      <w:r>
+        <w:rPr>
+          <w:rFonts w:ascii="Times New Roman" w:hAnsi="Times New Roman"/>
+          <w:sz w:val="24"/>
+        </w:rPr>
+        <w:t xml:space="preserve"> Благослови́.</w:t>
+      </w:r>
+    </w:p>
+    <w:p>
+      <w:pPr>
+        <w:spacing w:after="120"/>
+        <w:jc w:val="both"/>
+      </w:pPr>
+      <w:r>
+        <w:rPr>
+          <w:rFonts w:ascii="Times New Roman" w:hAnsi="Times New Roman"/>
+          <w:i/>
+          <w:color w:val="FF4400"/>
+          <w:sz w:val="24"/>
+        </w:rPr>
+        <w:t>Священник:</w:t>
+      </w:r>
+      <w:r>
+        <w:rPr>
+          <w:rFonts w:ascii="Times New Roman" w:hAnsi="Times New Roman"/>
+          <w:sz w:val="24"/>
+        </w:rPr>
+        <w:t xml:space="preserve"> Христо́с, що воскре́с із ме́ртвих, і́стинний Бог наш – молитва́ми пречи́стої Своє́ї Ма́тері, святи́х сла́вних і всехва́льних апо́столів, і свято́го (ім’я, </w:t>
+      </w:r>
+      <w:r>
+        <w:rPr>
+          <w:rFonts w:ascii="Times New Roman" w:hAnsi="Times New Roman"/>
+          <w:i/>
+          <w:color w:val="FF4400"/>
+          <w:sz w:val="24"/>
+        </w:rPr>
+        <w:t>якого є храм</w:t>
+      </w:r>
+      <w:r>
+        <w:rPr>
+          <w:rFonts w:ascii="Times New Roman" w:hAnsi="Times New Roman"/>
+          <w:sz w:val="24"/>
+        </w:rPr>
+        <w:t>), і свято́го (ім’я, якого є день), і всіх святи́х – поми́лує і спасе́ нас як благи́й і людинолю́бний.</w:t>
+      </w:r>
+    </w:p>
+    <w:p>
+      <w:pPr>
+        <w:spacing w:after="120"/>
+        <w:jc w:val="both"/>
+      </w:pPr>
+      <w:r>
+        <w:rPr>
+          <w:rFonts w:ascii="Times New Roman" w:hAnsi="Times New Roman"/>
+          <w:i/>
+          <w:color w:val="FF0000"/>
+          <w:sz w:val="24"/>
+        </w:rPr>
+        <w:t>Вірні:</w:t>
+      </w:r>
+      <w:r>
+        <w:rPr>
+          <w:rFonts w:ascii="Times New Roman" w:hAnsi="Times New Roman"/>
+          <w:color w:val="FF0000"/>
+          <w:sz w:val="24"/>
+        </w:rPr>
+        <w:t xml:space="preserve"> </w:t>
+      </w:r>
+      <w:r>
+        <w:rPr>
+          <w:rFonts w:ascii="Times New Roman" w:hAnsi="Times New Roman"/>
+          <w:sz w:val="24"/>
+        </w:rPr>
+        <w:t>Амінь.</w:t>
+      </w:r>
+    </w:p>
+    <w:p>
+      <w:pPr>
+        <w:pStyle w:val="Heading3"/>
+        <w:spacing w:after="120"/>
+        <w:jc w:val="center"/>
+      </w:pPr>
+      <w:r>
+        <w:rPr>
+          <w:rFonts w:ascii="Times New Roman" w:hAnsi="Times New Roman"/>
+          <w:b/>
+          <w:i/>
+          <w:color w:val="FF0000"/>
+        </w:rPr>
+        <w:t>Після Вечірні</w:t>
+      </w:r>
+    </w:p>
+    <w:p>
+      <w:pPr>
+        <w:spacing w:after="120"/>
+      </w:pPr>
+      <w:r>
+        <w:rPr>
+          <w:rFonts w:ascii="Times New Roman" w:hAnsi="Times New Roman"/>
+          <w:i/>
+          <w:color w:val="FF0000"/>
+          <w:sz w:val="24"/>
+        </w:rPr>
+        <w:t>(г. 6):</w:t>
+      </w:r>
+      <w:r>
+        <w:rPr>
+          <w:rFonts w:ascii="Times New Roman" w:hAnsi="Times New Roman"/>
+          <w:sz w:val="24"/>
+        </w:rPr>
+        <w:t xml:space="preserve"> </w:t>
+      </w:r>
+      <w:r>
+        <w:rPr>
+          <w:rFonts w:ascii="Times New Roman" w:hAnsi="Times New Roman"/>
+          <w:sz w:val="24"/>
+        </w:rPr>
+        <w:t>Воскресі́ння Твоє́, Хри́сте Спа́се,* а́нгели оспі́вують на небеса́х,* і нас на землі́ сподо́би чи́стим се́рцем* Тебе́ спі́вом прославля́ти.</w:t>
+      </w:r>
+    </w:p>
+    <w:p>
+      <w:pPr>
+        <w:spacing w:after="120"/>
+        <w:jc w:val="both"/>
+      </w:pPr>
+    </w:p>
+    <w:p>
+      <w:pPr>
+        <w:spacing w:after="120"/>
+        <w:jc w:val="both"/>
+      </w:pPr>
+      <w:r>
+        <w:rPr>
+          <w:rFonts w:ascii="Times New Roman" w:hAnsi="Times New Roman"/>
+        </w:rPr>
+      </w:r>
+    </w:p>
+    <w:p>
+      <w:pPr>
+        <w:spacing w:after="120"/>
+      </w:pPr>
+      <w:r>
+        <w:rPr>
+          <w:rFonts w:ascii="Times New Roman" w:hAnsi="Times New Roman"/>
+        </w:rPr>
+      </w:r>
+    </w:p>
+    <w:p>
+      <w:pPr>
+        <w:spacing w:after="120"/>
+      </w:pPr>
+      <w:r>
+        <w:rPr>
+          <w:rFonts w:ascii="Times New Roman" w:hAnsi="Times New Roman"/>
+        </w:rPr>
+      </w:r>
+    </w:p>
+    <w:p>
+      <w:pPr>
+        <w:spacing w:after="120"/>
+      </w:pPr>
+      <w:r>
+        <w:rPr>
+          <w:rFonts w:ascii="Times New Roman" w:hAnsi="Times New Roman"/>
+        </w:rPr>
+        <w:br w:type="page"/>
+      </w:r>
+    </w:p>
+    <w:p>
+      <w:pPr>
+        <w:pStyle w:val="Heading1"/>
+        <w:spacing w:after="120"/>
+        <w:jc w:val="center"/>
+      </w:pPr>
+      <w:r>
+        <w:rPr>
+          <w:rFonts w:ascii="Times New Roman" w:hAnsi="Times New Roman"/>
+          <w:b/>
+        </w:rPr>
+        <w:t>УТРЕНЯ</w:t>
+      </w:r>
+    </w:p>
+    <w:p>
+      <w:pPr>
+        <w:spacing w:after="120"/>
+        <w:jc w:val="both"/>
+      </w:pPr>
+      <w:r>
+        <w:rPr>
+          <w:rFonts w:ascii="Times New Roman" w:hAnsi="Times New Roman"/>
+          <w:i/>
+          <w:color w:val="FF4400"/>
+          <w:sz w:val="24"/>
+        </w:rPr>
+        <w:t>Священник:</w:t>
+      </w:r>
+      <w:r>
+        <w:rPr>
+          <w:rFonts w:ascii="Times New Roman" w:hAnsi="Times New Roman"/>
+          <w:sz w:val="24"/>
+        </w:rPr>
+        <w:t xml:space="preserve"> Слава святій, одноістотній, животворчій і нероздільній Тройці, завжди, нині і повсякчас, і на віки віків.</w:t>
+      </w:r>
+    </w:p>
+    <w:p>
+      <w:pPr>
+        <w:spacing w:after="120"/>
+        <w:jc w:val="both"/>
+      </w:pPr>
+      <w:r>
+        <w:rPr>
+          <w:rFonts w:ascii="Times New Roman" w:hAnsi="Times New Roman"/>
+          <w:i/>
+          <w:color w:val="FF0000"/>
+          <w:sz w:val="24"/>
+        </w:rPr>
+        <w:t>Вірні:</w:t>
+      </w:r>
+      <w:r>
+        <w:rPr>
+          <w:rFonts w:ascii="Times New Roman" w:hAnsi="Times New Roman"/>
           <w:sz w:val="24"/>
         </w:rPr>
         <w:t xml:space="preserve"> Амінь.</w:t>
@@ -4943,6 +6578,1584 @@
     </w:p>
     <w:p>
       <w:pPr>
+        <w:spacing w:after="120"/>
+        <w:jc w:val="both"/>
+      </w:pPr>
+      <w:r>
+        <w:rPr>
+          <w:rFonts w:ascii="Times New Roman" w:hAnsi="Times New Roman"/>
+          <w:sz w:val="24"/>
+        </w:rPr>
+        <w:t xml:space="preserve">Слава во вишніх Богу, і на землі мир,* в людях благовоління </w:t>
+      </w:r>
+      <w:r>
+        <w:rPr>
+          <w:rFonts w:ascii="Times New Roman" w:hAnsi="Times New Roman"/>
+          <w:i/>
+          <w:color w:val="FF0000"/>
+          <w:sz w:val="24"/>
+        </w:rPr>
+        <w:t>(3 р.)</w:t>
+      </w:r>
+      <w:r>
+        <w:rPr>
+          <w:rFonts w:ascii="Times New Roman" w:hAnsi="Times New Roman"/>
+          <w:i/>
+          <w:sz w:val="24"/>
+        </w:rPr>
+        <w:t>.</w:t>
+      </w:r>
+    </w:p>
+    <w:p>
+      <w:pPr>
+        <w:spacing w:after="120"/>
+        <w:jc w:val="both"/>
+      </w:pPr>
+      <w:r>
+        <w:rPr>
+          <w:rFonts w:ascii="Times New Roman" w:hAnsi="Times New Roman"/>
+          <w:sz w:val="24"/>
+        </w:rPr>
+        <w:t xml:space="preserve">Господи, губи мої відкрий,* і уста мої сповістять хвалу твою </w:t>
+      </w:r>
+      <w:r>
+        <w:rPr>
+          <w:rFonts w:ascii="Times New Roman" w:hAnsi="Times New Roman"/>
+          <w:i/>
+          <w:color w:val="FF0000"/>
+          <w:sz w:val="24"/>
+        </w:rPr>
+        <w:t>(2 р.)</w:t>
+      </w:r>
+      <w:r>
+        <w:rPr>
+          <w:rFonts w:ascii="Times New Roman" w:hAnsi="Times New Roman"/>
+          <w:i/>
+          <w:sz w:val="24"/>
+        </w:rPr>
+        <w:t>.</w:t>
+      </w:r>
+    </w:p>
+    <w:p>
+      <w:pPr>
+        <w:spacing w:after="120"/>
+        <w:jc w:val="both"/>
+      </w:pPr>
+    </w:p>
+    <w:p>
+      <w:pPr>
+        <w:pStyle w:val="Heading2"/>
+        <w:spacing w:after="120"/>
+        <w:jc w:val="center"/>
+      </w:pPr>
+      <w:r>
+        <w:rPr>
+          <w:rFonts w:ascii="Times New Roman" w:hAnsi="Times New Roman"/>
+          <w:b/>
+          <w:i/>
+          <w:color w:val="FF0000"/>
+          <w:sz w:val="24"/>
+        </w:rPr>
+        <w:t>Шестипсалм'я</w:t>
+      </w:r>
+    </w:p>
+    <w:p>
+      <w:pPr>
+        <w:spacing w:after="120"/>
+        <w:jc w:val="center"/>
+      </w:pPr>
+      <w:r>
+        <w:rPr>
+          <w:rFonts w:ascii="Times New Roman" w:hAnsi="Times New Roman"/>
+          <w:b/>
+          <w:i/>
+          <w:color w:val="FF0000"/>
+          <w:sz w:val="24"/>
+        </w:rPr>
+        <w:t xml:space="preserve">Псалом 3 </w:t>
+      </w:r>
+      <w:r>
+        <w:rPr>
+          <w:rFonts w:ascii="Times New Roman" w:hAnsi="Times New Roman"/>
+          <w:i/>
+          <w:color w:val="FF0000"/>
+          <w:sz w:val="24"/>
+        </w:rPr>
+        <w:t>(У понеділок)</w:t>
+      </w:r>
+    </w:p>
+    <w:p>
+      <w:pPr>
+        <w:spacing w:after="120"/>
+        <w:jc w:val="both"/>
+      </w:pPr>
+      <w:r>
+        <w:rPr>
+          <w:rFonts w:ascii="Times New Roman" w:hAnsi="Times New Roman"/>
+          <w:sz w:val="24"/>
+        </w:rPr>
+        <w:t>О Господи, як багато моїх ворогів,* багато їх повстало проти мене.</w:t>
+      </w:r>
+    </w:p>
+    <w:p>
+      <w:pPr>
+        <w:spacing w:after="120"/>
+        <w:jc w:val="both"/>
+      </w:pPr>
+      <w:r>
+        <w:rPr>
+          <w:rFonts w:ascii="Times New Roman" w:hAnsi="Times New Roman"/>
+          <w:sz w:val="24"/>
+        </w:rPr>
+        <w:t>Багато тих, що мені кажуть:* «Нема йому спасіння в Бозі».</w:t>
+      </w:r>
+    </w:p>
+    <w:p>
+      <w:pPr>
+        <w:spacing w:after="120"/>
+        <w:jc w:val="both"/>
+      </w:pPr>
+      <w:r>
+        <w:rPr>
+          <w:rFonts w:ascii="Times New Roman" w:hAnsi="Times New Roman"/>
+          <w:sz w:val="24"/>
+        </w:rPr>
+        <w:t>Але ти, Господи, щит мій навколо мене,* ти моя слава, підносиш голову мою вгору.</w:t>
+      </w:r>
+    </w:p>
+    <w:p>
+      <w:pPr>
+        <w:spacing w:after="120"/>
+        <w:jc w:val="both"/>
+      </w:pPr>
+      <w:r>
+        <w:rPr>
+          <w:rFonts w:ascii="Times New Roman" w:hAnsi="Times New Roman"/>
+          <w:sz w:val="24"/>
+        </w:rPr>
+        <w:t>Я голосно візвав до Господа,* і він вислухав мене з гори святої своєї.</w:t>
+      </w:r>
+    </w:p>
+    <w:p>
+      <w:pPr>
+        <w:spacing w:after="120"/>
+        <w:jc w:val="both"/>
+      </w:pPr>
+      <w:r>
+        <w:rPr>
+          <w:rFonts w:ascii="Times New Roman" w:hAnsi="Times New Roman"/>
+          <w:sz w:val="24"/>
+        </w:rPr>
+        <w:t>Я ліг собі й заснув, і пробудився,* бо Господь мене зберігає.</w:t>
+      </w:r>
+    </w:p>
+    <w:p>
+      <w:pPr>
+        <w:spacing w:after="120"/>
+        <w:jc w:val="both"/>
+      </w:pPr>
+      <w:r>
+        <w:rPr>
+          <w:rFonts w:ascii="Times New Roman" w:hAnsi="Times New Roman"/>
+          <w:sz w:val="24"/>
+        </w:rPr>
+        <w:t>Я не боюся безлічі людей,* що навколо мене обсіли.</w:t>
+      </w:r>
+    </w:p>
+    <w:p>
+      <w:pPr>
+        <w:spacing w:after="120"/>
+        <w:jc w:val="both"/>
+      </w:pPr>
+      <w:r>
+        <w:rPr>
+          <w:rFonts w:ascii="Times New Roman" w:hAnsi="Times New Roman"/>
+          <w:sz w:val="24"/>
+        </w:rPr>
+        <w:t>Воскресни, Господи, спаси мене, мій Боже!* По щелепах вдарив ти всіх ворогів моїх, розторощив зуби злих.</w:t>
+      </w:r>
+    </w:p>
+    <w:p>
+      <w:pPr>
+        <w:spacing w:after="120"/>
+        <w:jc w:val="both"/>
+      </w:pPr>
+      <w:r>
+        <w:rPr>
+          <w:rFonts w:ascii="Times New Roman" w:hAnsi="Times New Roman"/>
+          <w:sz w:val="24"/>
+        </w:rPr>
+        <w:t>У Господа спасіння,* і на твій народ – благословення твоє.</w:t>
+      </w:r>
+    </w:p>
+    <w:p>
+      <w:pPr>
+        <w:spacing w:after="120"/>
+        <w:jc w:val="center"/>
+      </w:pPr>
+      <w:r>
+        <w:rPr>
+          <w:rFonts w:ascii="Times New Roman" w:hAnsi="Times New Roman"/>
+          <w:b/>
+          <w:i/>
+          <w:color w:val="FF0000"/>
+          <w:sz w:val="24"/>
+        </w:rPr>
+        <w:t xml:space="preserve">Псалом 37 </w:t>
+      </w:r>
+      <w:r>
+        <w:rPr>
+          <w:rFonts w:ascii="Times New Roman" w:hAnsi="Times New Roman"/>
+          <w:i/>
+          <w:color w:val="FF0000"/>
+          <w:sz w:val="24"/>
+        </w:rPr>
+        <w:t>(У вівторок)</w:t>
+      </w:r>
+    </w:p>
+    <w:p>
+      <w:pPr>
+        <w:spacing w:after="120"/>
+        <w:jc w:val="both"/>
+      </w:pPr>
+      <w:r>
+        <w:rPr>
+          <w:rFonts w:ascii="Times New Roman" w:hAnsi="Times New Roman"/>
+          <w:sz w:val="24"/>
+        </w:rPr>
+        <w:t>О Господи, не докоряй мені в твоїм гніві,* і не карай мене в твоїм обуренні.</w:t>
+      </w:r>
+    </w:p>
+    <w:p>
+      <w:pPr>
+        <w:spacing w:after="120"/>
+        <w:jc w:val="both"/>
+      </w:pPr>
+      <w:r>
+        <w:rPr>
+          <w:rFonts w:ascii="Times New Roman" w:hAnsi="Times New Roman"/>
+          <w:sz w:val="24"/>
+        </w:rPr>
+        <w:t>Бо твої стріли мене прошили,* і рука твоя спустилася на мене.</w:t>
+      </w:r>
+    </w:p>
+    <w:p>
+      <w:pPr>
+        <w:spacing w:after="120"/>
+        <w:jc w:val="both"/>
+      </w:pPr>
+      <w:r>
+        <w:rPr>
+          <w:rFonts w:ascii="Times New Roman" w:hAnsi="Times New Roman"/>
+          <w:sz w:val="24"/>
+        </w:rPr>
+        <w:t>Нема здорового нічого на моїм тілі з-за гніву твого;* немає цілого нічого в моїх костях із-за гріху мого.</w:t>
+      </w:r>
+    </w:p>
+    <w:p>
+      <w:pPr>
+        <w:spacing w:after="120"/>
+        <w:jc w:val="both"/>
+      </w:pPr>
+      <w:r>
+        <w:rPr>
+          <w:rFonts w:ascii="Times New Roman" w:hAnsi="Times New Roman"/>
+          <w:sz w:val="24"/>
+        </w:rPr>
+        <w:t>Бо мої провини голову мою перевищили,* немов важкий тягар, що тяжить над мою силу.</w:t>
+      </w:r>
+    </w:p>
+    <w:p>
+      <w:pPr>
+        <w:spacing w:after="120"/>
+        <w:jc w:val="both"/>
+      </w:pPr>
+      <w:r>
+        <w:rPr>
+          <w:rFonts w:ascii="Times New Roman" w:hAnsi="Times New Roman"/>
+          <w:sz w:val="24"/>
+        </w:rPr>
+        <w:t>Смердять, загнивши, мої рани,* задля мого нерозуму.</w:t>
+      </w:r>
+    </w:p>
+    <w:p>
+      <w:pPr>
+        <w:spacing w:after="120"/>
+        <w:jc w:val="both"/>
+      </w:pPr>
+      <w:r>
+        <w:rPr>
+          <w:rFonts w:ascii="Times New Roman" w:hAnsi="Times New Roman"/>
+          <w:sz w:val="24"/>
+        </w:rPr>
+        <w:t>Принижений, зігнувсь я вельми,* повсякденно сумний ходжу я.</w:t>
+      </w:r>
+    </w:p>
+    <w:p>
+      <w:pPr>
+        <w:spacing w:after="120"/>
+        <w:jc w:val="both"/>
+      </w:pPr>
+      <w:r>
+        <w:rPr>
+          <w:rFonts w:ascii="Times New Roman" w:hAnsi="Times New Roman"/>
+          <w:sz w:val="24"/>
+        </w:rPr>
+        <w:t>Бо нутро моє повне жару,* і здорового нема нічого на моїм тілі.</w:t>
+      </w:r>
+    </w:p>
+    <w:p>
+      <w:pPr>
+        <w:spacing w:after="120"/>
+        <w:jc w:val="both"/>
+      </w:pPr>
+      <w:r>
+        <w:rPr>
+          <w:rFonts w:ascii="Times New Roman" w:hAnsi="Times New Roman"/>
+          <w:sz w:val="24"/>
+        </w:rPr>
+        <w:t>Зомлів я, розбитий понад міру,* і скиглю від стогону серця мого.</w:t>
+      </w:r>
+    </w:p>
+    <w:p>
+      <w:pPr>
+        <w:spacing w:after="120"/>
+        <w:jc w:val="both"/>
+      </w:pPr>
+      <w:r>
+        <w:rPr>
+          <w:rFonts w:ascii="Times New Roman" w:hAnsi="Times New Roman"/>
+          <w:sz w:val="24"/>
+        </w:rPr>
+        <w:t>О Господи, перед тобою все моє бажання,* і стогін мій від тебе не скритий.</w:t>
+      </w:r>
+    </w:p>
+    <w:p>
+      <w:pPr>
+        <w:spacing w:after="120"/>
+        <w:jc w:val="both"/>
+      </w:pPr>
+      <w:r>
+        <w:rPr>
+          <w:rFonts w:ascii="Times New Roman" w:hAnsi="Times New Roman"/>
+          <w:sz w:val="24"/>
+        </w:rPr>
+        <w:t>Серце моє розколотилось, сила мене полишила,* і навіть очей моїх світло, – і того вже нема в мене.</w:t>
+      </w:r>
+    </w:p>
+    <w:p>
+      <w:pPr>
+        <w:spacing w:after="120"/>
+        <w:jc w:val="both"/>
+      </w:pPr>
+      <w:r>
+        <w:rPr>
+          <w:rFonts w:ascii="Times New Roman" w:hAnsi="Times New Roman"/>
+          <w:sz w:val="24"/>
+        </w:rPr>
+        <w:t>Друзі мої та приятелі далекі від моєї рани,* і родичі мої стоять оподаль.</w:t>
+      </w:r>
+    </w:p>
+    <w:p>
+      <w:pPr>
+        <w:spacing w:after="120"/>
+        <w:jc w:val="both"/>
+      </w:pPr>
+      <w:r>
+        <w:rPr>
+          <w:rFonts w:ascii="Times New Roman" w:hAnsi="Times New Roman"/>
+          <w:sz w:val="24"/>
+        </w:rPr>
+        <w:t>І ті, що на моє життя зазіхають, тенета наставляють,* і ті, що бажають мені нещастя, говорять про погибель, увесь час міркують лукаве.</w:t>
+      </w:r>
+    </w:p>
+    <w:p>
+      <w:pPr>
+        <w:spacing w:after="120"/>
+        <w:jc w:val="both"/>
+      </w:pPr>
+      <w:r>
+        <w:rPr>
+          <w:rFonts w:ascii="Times New Roman" w:hAnsi="Times New Roman"/>
+          <w:sz w:val="24"/>
+        </w:rPr>
+        <w:t>Я, немов глухий, не чую,* і як німий, що уст своїх не відкриває.</w:t>
+      </w:r>
+    </w:p>
+    <w:p>
+      <w:pPr>
+        <w:spacing w:after="120"/>
+        <w:jc w:val="both"/>
+      </w:pPr>
+      <w:r>
+        <w:rPr>
+          <w:rFonts w:ascii="Times New Roman" w:hAnsi="Times New Roman"/>
+          <w:sz w:val="24"/>
+        </w:rPr>
+        <w:t>Я став, немов людина, що не чує,* в устах якої одвіту немає.</w:t>
+      </w:r>
+    </w:p>
+    <w:p>
+      <w:pPr>
+        <w:spacing w:after="120"/>
+        <w:jc w:val="both"/>
+      </w:pPr>
+      <w:r>
+        <w:rPr>
+          <w:rFonts w:ascii="Times New Roman" w:hAnsi="Times New Roman"/>
+          <w:sz w:val="24"/>
+        </w:rPr>
+        <w:t>На тебе бо, о Господи, я уповаю,* ти вислухаєш мене, Господи, мій Боже.</w:t>
+      </w:r>
+    </w:p>
+    <w:p>
+      <w:pPr>
+        <w:spacing w:after="120"/>
+        <w:jc w:val="both"/>
+      </w:pPr>
+      <w:r>
+        <w:rPr>
+          <w:rFonts w:ascii="Times New Roman" w:hAnsi="Times New Roman"/>
+          <w:sz w:val="24"/>
+        </w:rPr>
+        <w:t>Кажу бо: Нехай не втішаються наді мною, як захитається моя нога,* нехай не несуться проти мене.</w:t>
+      </w:r>
+    </w:p>
+    <w:p>
+      <w:pPr>
+        <w:spacing w:after="120"/>
+        <w:jc w:val="both"/>
+      </w:pPr>
+      <w:r>
+        <w:rPr>
+          <w:rFonts w:ascii="Times New Roman" w:hAnsi="Times New Roman"/>
+          <w:sz w:val="24"/>
+        </w:rPr>
+        <w:t>Я бо ось-ось уже маю впасти,* і біль мій передо мною завжди.</w:t>
+      </w:r>
+    </w:p>
+    <w:p>
+      <w:pPr>
+        <w:spacing w:after="120"/>
+        <w:jc w:val="both"/>
+      </w:pPr>
+      <w:r>
+        <w:rPr>
+          <w:rFonts w:ascii="Times New Roman" w:hAnsi="Times New Roman"/>
+          <w:sz w:val="24"/>
+        </w:rPr>
+        <w:t>Я бо провину мою визнаю,* і гріхом моїм журюся.</w:t>
+      </w:r>
+    </w:p>
+    <w:p>
+      <w:pPr>
+        <w:spacing w:after="120"/>
+        <w:jc w:val="both"/>
+      </w:pPr>
+      <w:r>
+        <w:rPr>
+          <w:rFonts w:ascii="Times New Roman" w:hAnsi="Times New Roman"/>
+          <w:sz w:val="24"/>
+        </w:rPr>
+        <w:t>А ті, що без причини зо мною ворогують, ростуть на силі,* чимало тих, що мене безпідставно ненавидять.</w:t>
+      </w:r>
+    </w:p>
+    <w:p>
+      <w:pPr>
+        <w:spacing w:after="120"/>
+        <w:jc w:val="both"/>
+      </w:pPr>
+      <w:r>
+        <w:rPr>
+          <w:rFonts w:ascii="Times New Roman" w:hAnsi="Times New Roman"/>
+          <w:sz w:val="24"/>
+        </w:rPr>
+        <w:t>І ті, що злом оддячують за добро,* вони проти мене, бо я про добро дбаю.</w:t>
+      </w:r>
+    </w:p>
+    <w:p>
+      <w:pPr>
+        <w:spacing w:after="120"/>
+        <w:jc w:val="both"/>
+      </w:pPr>
+      <w:r>
+        <w:rPr>
+          <w:rFonts w:ascii="Times New Roman" w:hAnsi="Times New Roman"/>
+          <w:sz w:val="24"/>
+        </w:rPr>
+        <w:t>Не покидай мене, о Господи,* не віддаляйся від мене, мій Боже.</w:t>
+      </w:r>
+    </w:p>
+    <w:p>
+      <w:pPr>
+        <w:spacing w:after="120"/>
+        <w:jc w:val="both"/>
+      </w:pPr>
+      <w:r>
+        <w:rPr>
+          <w:rFonts w:ascii="Times New Roman" w:hAnsi="Times New Roman"/>
+          <w:sz w:val="24"/>
+        </w:rPr>
+        <w:t>Поспіши мені на допомогу,* Господи, моє спасіння.</w:t>
+      </w:r>
+    </w:p>
+    <w:p>
+      <w:pPr>
+        <w:spacing w:after="120"/>
+        <w:jc w:val="center"/>
+      </w:pPr>
+      <w:r>
+        <w:rPr>
+          <w:rFonts w:ascii="Times New Roman" w:hAnsi="Times New Roman"/>
+          <w:b/>
+          <w:i/>
+          <w:color w:val="FF0000"/>
+          <w:sz w:val="24"/>
+        </w:rPr>
+        <w:t xml:space="preserve">Псалом 62 </w:t>
+      </w:r>
+      <w:r>
+        <w:rPr>
+          <w:rFonts w:ascii="Times New Roman" w:hAnsi="Times New Roman"/>
+          <w:i/>
+          <w:color w:val="FF0000"/>
+          <w:sz w:val="24"/>
+        </w:rPr>
+        <w:t>(У середу)</w:t>
+      </w:r>
+    </w:p>
+    <w:p>
+      <w:pPr>
+        <w:spacing w:after="120"/>
+        <w:jc w:val="both"/>
+      </w:pPr>
+      <w:r>
+        <w:rPr>
+          <w:rFonts w:ascii="Times New Roman" w:hAnsi="Times New Roman"/>
+          <w:sz w:val="24"/>
+        </w:rPr>
+        <w:t>Боже, ти Бог мій!* Тебе шукаю пильно.</w:t>
+      </w:r>
+    </w:p>
+    <w:p>
+      <w:pPr>
+        <w:spacing w:after="120"/>
+        <w:jc w:val="both"/>
+      </w:pPr>
+      <w:r>
+        <w:rPr>
+          <w:rFonts w:ascii="Times New Roman" w:hAnsi="Times New Roman"/>
+          <w:sz w:val="24"/>
+        </w:rPr>
+        <w:t>Тебе душа моя прагне,* тебе бажає тіло моє в землі сухій, спраглій і безводній.</w:t>
+      </w:r>
+    </w:p>
+    <w:p>
+      <w:pPr>
+        <w:spacing w:after="120"/>
+        <w:jc w:val="both"/>
+      </w:pPr>
+      <w:r>
+        <w:rPr>
+          <w:rFonts w:ascii="Times New Roman" w:hAnsi="Times New Roman"/>
+          <w:sz w:val="24"/>
+        </w:rPr>
+        <w:t>Отак і я у святині тебе виглядаю:* побачити силу твою й твою славу.</w:t>
+      </w:r>
+    </w:p>
+    <w:p>
+      <w:pPr>
+        <w:spacing w:after="120"/>
+        <w:jc w:val="both"/>
+      </w:pPr>
+      <w:r>
+        <w:rPr>
+          <w:rFonts w:ascii="Times New Roman" w:hAnsi="Times New Roman"/>
+          <w:sz w:val="24"/>
+        </w:rPr>
+        <w:t>Бо твоя милість ліпша від життя,* уста мої славитимуть тебе.</w:t>
+      </w:r>
+    </w:p>
+    <w:p>
+      <w:pPr>
+        <w:spacing w:after="120"/>
+        <w:jc w:val="both"/>
+      </w:pPr>
+      <w:r>
+        <w:rPr>
+          <w:rFonts w:ascii="Times New Roman" w:hAnsi="Times New Roman"/>
+          <w:sz w:val="24"/>
+        </w:rPr>
+        <w:t>Отак буду тебе хвалити поки життя мого,* у твоїм імені здійматиму мої руки.</w:t>
+      </w:r>
+    </w:p>
+    <w:p>
+      <w:pPr>
+        <w:spacing w:after="120"/>
+        <w:jc w:val="both"/>
+      </w:pPr>
+      <w:r>
+        <w:rPr>
+          <w:rFonts w:ascii="Times New Roman" w:hAnsi="Times New Roman"/>
+          <w:sz w:val="24"/>
+        </w:rPr>
+        <w:t>Душа моя насититься, немов туком та оливою,* уста мої веселим голосом хвалитимуть тебе.</w:t>
+      </w:r>
+    </w:p>
+    <w:p>
+      <w:pPr>
+        <w:spacing w:after="120"/>
+        <w:jc w:val="both"/>
+      </w:pPr>
+      <w:r>
+        <w:rPr>
+          <w:rFonts w:ascii="Times New Roman" w:hAnsi="Times New Roman"/>
+          <w:sz w:val="24"/>
+        </w:rPr>
+        <w:t>Коли згадаю на моїй постелі тебе,* під час нічних чувань розмишлятиму про тебе.</w:t>
+      </w:r>
+    </w:p>
+    <w:p>
+      <w:pPr>
+        <w:spacing w:after="120"/>
+        <w:jc w:val="both"/>
+      </w:pPr>
+      <w:r>
+        <w:rPr>
+          <w:rFonts w:ascii="Times New Roman" w:hAnsi="Times New Roman"/>
+          <w:sz w:val="24"/>
+        </w:rPr>
+        <w:t>Бо ти прийшов мені на допомогу,* і в тіні крил твоїх я ликуватиму.</w:t>
+      </w:r>
+    </w:p>
+    <w:p>
+      <w:pPr>
+        <w:spacing w:after="120"/>
+        <w:jc w:val="both"/>
+      </w:pPr>
+      <w:r>
+        <w:rPr>
+          <w:rFonts w:ascii="Times New Roman" w:hAnsi="Times New Roman"/>
+          <w:sz w:val="24"/>
+        </w:rPr>
+        <w:t>Душа моя до тебе лине,* мене підтримує твоя правиця.</w:t>
+      </w:r>
+    </w:p>
+    <w:p>
+      <w:pPr>
+        <w:spacing w:after="120"/>
+        <w:jc w:val="both"/>
+      </w:pPr>
+      <w:r>
+        <w:rPr>
+          <w:rFonts w:ascii="Times New Roman" w:hAnsi="Times New Roman"/>
+          <w:sz w:val="24"/>
+        </w:rPr>
+        <w:t>Ті ж, які чигають на мою душу,* зійдуть у безодні підземні.</w:t>
+      </w:r>
+    </w:p>
+    <w:p>
+      <w:pPr>
+        <w:spacing w:after="120"/>
+        <w:jc w:val="both"/>
+      </w:pPr>
+      <w:r>
+        <w:rPr>
+          <w:rFonts w:ascii="Times New Roman" w:hAnsi="Times New Roman"/>
+          <w:sz w:val="24"/>
+        </w:rPr>
+        <w:t>Їх віддадуть мечеві на поталу,* вони шакалів здобиччю стануть.</w:t>
+      </w:r>
+    </w:p>
+    <w:p>
+      <w:pPr>
+        <w:spacing w:after="120"/>
+        <w:jc w:val="both"/>
+      </w:pPr>
+      <w:r>
+        <w:rPr>
+          <w:rFonts w:ascii="Times New Roman" w:hAnsi="Times New Roman"/>
+          <w:sz w:val="24"/>
+        </w:rPr>
+        <w:t>А цар возвеселиться в Бозі, хвалитиметься кожен, хто ним клянеться,* уста бо тих, що неправду кажуть, будуть закриті.</w:t>
+      </w:r>
+    </w:p>
+    <w:p>
+      <w:pPr>
+        <w:spacing w:after="120"/>
+        <w:jc w:val="both"/>
+      </w:pPr>
+    </w:p>
+    <w:p>
+      <w:pPr>
+        <w:spacing w:after="120"/>
+        <w:jc w:val="both"/>
+      </w:pPr>
+      <w:r>
+        <w:rPr>
+          <w:rFonts w:ascii="Times New Roman" w:hAnsi="Times New Roman"/>
+          <w:sz w:val="24"/>
+        </w:rPr>
+        <w:t>Слава Отцю, і Сину, і Святому Духові, і нині і повсякчас, і на віки віків. Амінь.</w:t>
+      </w:r>
+    </w:p>
+    <w:p>
+      <w:pPr>
+        <w:spacing w:after="120"/>
+        <w:jc w:val="both"/>
+      </w:pPr>
+      <w:r>
+        <w:rPr>
+          <w:rFonts w:ascii="Times New Roman" w:hAnsi="Times New Roman"/>
+          <w:sz w:val="24"/>
+        </w:rPr>
+        <w:t xml:space="preserve">Алилуя, алилуя, алилуя, слава Тобі, Боже. </w:t>
+      </w:r>
+      <w:r>
+        <w:rPr>
+          <w:rFonts w:ascii="Times New Roman" w:hAnsi="Times New Roman"/>
+          <w:i/>
+          <w:color w:val="FF0000"/>
+          <w:sz w:val="24"/>
+        </w:rPr>
+        <w:t>(3 р.)</w:t>
+      </w:r>
+    </w:p>
+    <w:p>
+      <w:pPr>
+        <w:spacing w:after="120"/>
+        <w:jc w:val="both"/>
+      </w:pPr>
+      <w:r>
+        <w:rPr>
+          <w:rFonts w:ascii="Times New Roman" w:hAnsi="Times New Roman"/>
+          <w:sz w:val="24"/>
+        </w:rPr>
+        <w:t xml:space="preserve">Господи, помилуй. </w:t>
+      </w:r>
+      <w:r>
+        <w:rPr>
+          <w:rFonts w:ascii="Times New Roman" w:hAnsi="Times New Roman"/>
+          <w:i/>
+          <w:color w:val="FF0000"/>
+          <w:sz w:val="24"/>
+        </w:rPr>
+        <w:t>(3 р.)</w:t>
+      </w:r>
+    </w:p>
+    <w:p>
+      <w:pPr>
+        <w:spacing w:after="120"/>
+        <w:jc w:val="both"/>
+      </w:pPr>
+      <w:r>
+        <w:rPr>
+          <w:rFonts w:ascii="Times New Roman" w:hAnsi="Times New Roman"/>
+          <w:sz w:val="24"/>
+        </w:rPr>
+        <w:t>Слава Отцю, і Сину, і Святому Духові, і нині і повсякчас, і на віки віків. Амінь.</w:t>
+      </w:r>
+    </w:p>
+    <w:p>
+      <w:pPr>
+        <w:spacing w:after="120"/>
+        <w:jc w:val="both"/>
+      </w:pPr>
+    </w:p>
+    <w:p>
+      <w:pPr>
+        <w:spacing w:after="120"/>
+        <w:jc w:val="center"/>
+      </w:pPr>
+      <w:r>
+        <w:rPr>
+          <w:rFonts w:ascii="Times New Roman" w:hAnsi="Times New Roman"/>
+          <w:b/>
+          <w:i/>
+          <w:color w:val="FF0000"/>
+          <w:sz w:val="24"/>
+        </w:rPr>
+        <w:t xml:space="preserve">Псалом 87 </w:t>
+      </w:r>
+      <w:r>
+        <w:rPr>
+          <w:rFonts w:ascii="Times New Roman" w:hAnsi="Times New Roman"/>
+          <w:i/>
+          <w:color w:val="FF0000"/>
+          <w:sz w:val="24"/>
+        </w:rPr>
+        <w:t>(У четвер)</w:t>
+      </w:r>
+    </w:p>
+    <w:p>
+      <w:pPr>
+        <w:spacing w:after="120"/>
+        <w:jc w:val="both"/>
+      </w:pPr>
+      <w:r>
+        <w:rPr>
+          <w:rFonts w:ascii="Times New Roman" w:hAnsi="Times New Roman"/>
+          <w:sz w:val="24"/>
+        </w:rPr>
+        <w:t>Господи, Боже мого спасіння,* я вдень кличу, і вночі перед тобою скаржусь.</w:t>
+      </w:r>
+    </w:p>
+    <w:p>
+      <w:pPr>
+        <w:spacing w:after="120"/>
+        <w:jc w:val="both"/>
+      </w:pPr>
+      <w:r>
+        <w:rPr>
+          <w:rFonts w:ascii="Times New Roman" w:hAnsi="Times New Roman"/>
+          <w:sz w:val="24"/>
+        </w:rPr>
+        <w:t>Нехай прийде перед твоє обличчя моя молитва!* Прихили своє вухо до мого благання.</w:t>
+      </w:r>
+    </w:p>
+    <w:p>
+      <w:pPr>
+        <w:spacing w:after="120"/>
+        <w:jc w:val="both"/>
+      </w:pPr>
+      <w:r>
+        <w:rPr>
+          <w:rFonts w:ascii="Times New Roman" w:hAnsi="Times New Roman"/>
+          <w:sz w:val="24"/>
+        </w:rPr>
+        <w:t>Душа бо моя наситилася горем,* і життя моє наблизилося до шеолу.</w:t>
+      </w:r>
+    </w:p>
+    <w:p>
+      <w:pPr>
+        <w:spacing w:after="120"/>
+        <w:jc w:val="both"/>
+      </w:pPr>
+      <w:r>
+        <w:rPr>
+          <w:rFonts w:ascii="Times New Roman" w:hAnsi="Times New Roman"/>
+          <w:sz w:val="24"/>
+        </w:rPr>
+        <w:t>Мене залічено до тих, що сходять у яму.* Я став як чоловік, що допомоги не має.</w:t>
+      </w:r>
+    </w:p>
+    <w:p>
+      <w:pPr>
+        <w:spacing w:after="120"/>
+        <w:jc w:val="both"/>
+      </w:pPr>
+      <w:r>
+        <w:rPr>
+          <w:rFonts w:ascii="Times New Roman" w:hAnsi="Times New Roman"/>
+          <w:sz w:val="24"/>
+        </w:rPr>
+        <w:t>Поміж мерцями моє ложе, немов убиті, що лежать у могилі,* що їх не згадуєш уже більше, що їх відтято від руки твоєї.</w:t>
+      </w:r>
+    </w:p>
+    <w:p>
+      <w:pPr>
+        <w:spacing w:after="120"/>
+        <w:jc w:val="both"/>
+      </w:pPr>
+      <w:r>
+        <w:rPr>
+          <w:rFonts w:ascii="Times New Roman" w:hAnsi="Times New Roman"/>
+          <w:sz w:val="24"/>
+        </w:rPr>
+        <w:t>Поклав ти мене в глибоку яму,* у темряву та безодню.</w:t>
+      </w:r>
+    </w:p>
+    <w:p>
+      <w:pPr>
+        <w:spacing w:after="120"/>
+        <w:jc w:val="both"/>
+      </w:pPr>
+      <w:r>
+        <w:rPr>
+          <w:rFonts w:ascii="Times New Roman" w:hAnsi="Times New Roman"/>
+          <w:sz w:val="24"/>
+        </w:rPr>
+        <w:t>Тяжить на мені твій гнів,* і всіма хвилями твоїми гнітиш мене.</w:t>
+      </w:r>
+    </w:p>
+    <w:p>
+      <w:pPr>
+        <w:spacing w:after="120"/>
+        <w:jc w:val="both"/>
+      </w:pPr>
+      <w:r>
+        <w:rPr>
+          <w:rFonts w:ascii="Times New Roman" w:hAnsi="Times New Roman"/>
+          <w:sz w:val="24"/>
+        </w:rPr>
+        <w:t>Ти віддалив від мене моїх друзів,* зробив мене для них осоружним, мене замкнули, і я не можу вийти.</w:t>
+      </w:r>
+    </w:p>
+    <w:p>
+      <w:pPr>
+        <w:spacing w:after="120"/>
+        <w:jc w:val="both"/>
+      </w:pPr>
+      <w:r>
+        <w:rPr>
+          <w:rFonts w:ascii="Times New Roman" w:hAnsi="Times New Roman"/>
+          <w:sz w:val="24"/>
+        </w:rPr>
+        <w:t>Очі мої знемоглися від печалі;* до тебе, Господи, щодня взиваю, до тебе простягаю мої руки.</w:t>
+      </w:r>
+    </w:p>
+    <w:p>
+      <w:pPr>
+        <w:spacing w:after="120"/>
+        <w:jc w:val="both"/>
+      </w:pPr>
+      <w:r>
+        <w:rPr>
+          <w:rFonts w:ascii="Times New Roman" w:hAnsi="Times New Roman"/>
+          <w:sz w:val="24"/>
+        </w:rPr>
+        <w:t>Хіба для мертвих робиш чуда?* Хіба то тіні встануть, щоб тебе хвалити?</w:t>
+      </w:r>
+    </w:p>
+    <w:p>
+      <w:pPr>
+        <w:spacing w:after="120"/>
+        <w:jc w:val="both"/>
+      </w:pPr>
+      <w:r>
+        <w:rPr>
+          <w:rFonts w:ascii="Times New Roman" w:hAnsi="Times New Roman"/>
+          <w:sz w:val="24"/>
+        </w:rPr>
+        <w:t>Хіба звіщатимуть у могилі твою милість,* у пропасті глибокій − твою вірність?</w:t>
+      </w:r>
+    </w:p>
+    <w:p>
+      <w:pPr>
+        <w:spacing w:after="120"/>
+        <w:jc w:val="both"/>
+      </w:pPr>
+      <w:r>
+        <w:rPr>
+          <w:rFonts w:ascii="Times New Roman" w:hAnsi="Times New Roman"/>
+          <w:sz w:val="24"/>
+        </w:rPr>
+        <w:t>Хіба чуда твої в темряві будуть відомі,* і твоя ласка в землі забуття?</w:t>
+      </w:r>
+    </w:p>
+    <w:p>
+      <w:pPr>
+        <w:spacing w:after="120"/>
+        <w:jc w:val="both"/>
+      </w:pPr>
+      <w:r>
+        <w:rPr>
+          <w:rFonts w:ascii="Times New Roman" w:hAnsi="Times New Roman"/>
+          <w:sz w:val="24"/>
+        </w:rPr>
+        <w:t>Ось чому, Господи, до тебе я взиваю,* і моя молитва вранці йде тобі назустріч.</w:t>
+      </w:r>
+    </w:p>
+    <w:p>
+      <w:pPr>
+        <w:spacing w:after="120"/>
+        <w:jc w:val="both"/>
+      </w:pPr>
+      <w:r>
+        <w:rPr>
+          <w:rFonts w:ascii="Times New Roman" w:hAnsi="Times New Roman"/>
+          <w:sz w:val="24"/>
+        </w:rPr>
+        <w:t>Чому, Господи, відкинув ти мою душу,* чому ховаєш своє обличчя від мене?</w:t>
+      </w:r>
+    </w:p>
+    <w:p>
+      <w:pPr>
+        <w:spacing w:after="120"/>
+        <w:jc w:val="both"/>
+      </w:pPr>
+      <w:r>
+        <w:rPr>
+          <w:rFonts w:ascii="Times New Roman" w:hAnsi="Times New Roman"/>
+          <w:sz w:val="24"/>
+        </w:rPr>
+        <w:t>Я безталанний і конаю змалку,* я перебув страх твій − і умліваю.</w:t>
+      </w:r>
+    </w:p>
+    <w:p>
+      <w:pPr>
+        <w:spacing w:after="120"/>
+        <w:jc w:val="both"/>
+      </w:pPr>
+      <w:r>
+        <w:rPr>
+          <w:rFonts w:ascii="Times New Roman" w:hAnsi="Times New Roman"/>
+          <w:sz w:val="24"/>
+        </w:rPr>
+        <w:t>Твій палкий гнів пронісся наді мною,* твої страхіття мене погубили.</w:t>
+      </w:r>
+    </w:p>
+    <w:p>
+      <w:pPr>
+        <w:spacing w:after="120"/>
+        <w:jc w:val="both"/>
+      </w:pPr>
+      <w:r>
+        <w:rPr>
+          <w:rFonts w:ascii="Times New Roman" w:hAnsi="Times New Roman"/>
+          <w:sz w:val="24"/>
+        </w:rPr>
+        <w:t>Увесь час вони оточують мене, мов води,* усі разом мене обступили.</w:t>
+      </w:r>
+    </w:p>
+    <w:p>
+      <w:pPr>
+        <w:spacing w:after="120"/>
+        <w:jc w:val="both"/>
+      </w:pPr>
+      <w:r>
+        <w:rPr>
+          <w:rFonts w:ascii="Times New Roman" w:hAnsi="Times New Roman"/>
+          <w:sz w:val="24"/>
+        </w:rPr>
+        <w:t>Ти віддалив від мене товариша і друга,* а із знайомих у мене тільки темінь.</w:t>
+      </w:r>
+    </w:p>
+    <w:p>
+      <w:pPr>
+        <w:spacing w:after="120"/>
+        <w:jc w:val="center"/>
+      </w:pPr>
+      <w:r>
+        <w:rPr>
+          <w:rFonts w:ascii="Times New Roman" w:hAnsi="Times New Roman"/>
+          <w:b/>
+          <w:i/>
+          <w:color w:val="FF0000"/>
+          <w:sz w:val="24"/>
+        </w:rPr>
+        <w:t xml:space="preserve">Псалом 102 </w:t>
+      </w:r>
+      <w:r>
+        <w:rPr>
+          <w:rFonts w:ascii="Times New Roman" w:hAnsi="Times New Roman"/>
+          <w:i/>
+          <w:color w:val="FF0000"/>
+          <w:sz w:val="24"/>
+        </w:rPr>
+        <w:t>(У п'ятницю)</w:t>
+      </w:r>
+    </w:p>
+    <w:p>
+      <w:pPr>
+        <w:spacing w:after="120"/>
+        <w:jc w:val="both"/>
+      </w:pPr>
+      <w:r>
+        <w:rPr>
+          <w:rFonts w:ascii="Times New Roman" w:hAnsi="Times New Roman"/>
+          <w:sz w:val="24"/>
+        </w:rPr>
+        <w:t>Благослови, душе моя, Господа,* і все нутро моє − його святе ім'я.</w:t>
+      </w:r>
+    </w:p>
+    <w:p>
+      <w:pPr>
+        <w:spacing w:after="120"/>
+        <w:jc w:val="both"/>
+      </w:pPr>
+      <w:r>
+        <w:rPr>
+          <w:rFonts w:ascii="Times New Roman" w:hAnsi="Times New Roman"/>
+          <w:sz w:val="24"/>
+        </w:rPr>
+        <w:t>Благослови, душе моя, Господа,* і не забувай усіх добродійств його ніколи.</w:t>
+      </w:r>
+    </w:p>
+    <w:p>
+      <w:pPr>
+        <w:spacing w:after="120"/>
+        <w:jc w:val="both"/>
+      </w:pPr>
+      <w:r>
+        <w:rPr>
+          <w:rFonts w:ascii="Times New Roman" w:hAnsi="Times New Roman"/>
+          <w:sz w:val="24"/>
+        </w:rPr>
+        <w:t>Він прощає всі твої провини,* зціляє всі твої недуги.</w:t>
+      </w:r>
+    </w:p>
+    <w:p>
+      <w:pPr>
+        <w:spacing w:after="120"/>
+        <w:jc w:val="both"/>
+      </w:pPr>
+      <w:r>
+        <w:rPr>
+          <w:rFonts w:ascii="Times New Roman" w:hAnsi="Times New Roman"/>
+          <w:sz w:val="24"/>
+        </w:rPr>
+        <w:t>Він визволяє життя твоє від ями,* вінчає тебе ласкою і милосердям.</w:t>
+      </w:r>
+    </w:p>
+    <w:p>
+      <w:pPr>
+        <w:spacing w:after="120"/>
+        <w:jc w:val="both"/>
+      </w:pPr>
+      <w:r>
+        <w:rPr>
+          <w:rFonts w:ascii="Times New Roman" w:hAnsi="Times New Roman"/>
+          <w:sz w:val="24"/>
+        </w:rPr>
+        <w:t>Він насичує твій похилий вік добром,* і оновляється, як орел, твоя юність.</w:t>
+      </w:r>
+    </w:p>
+    <w:p>
+      <w:pPr>
+        <w:spacing w:after="120"/>
+        <w:jc w:val="both"/>
+      </w:pPr>
+      <w:r>
+        <w:rPr>
+          <w:rFonts w:ascii="Times New Roman" w:hAnsi="Times New Roman"/>
+          <w:sz w:val="24"/>
+        </w:rPr>
+        <w:t>Господь творить правосуддя,* і суд усім прибитим.</w:t>
+      </w:r>
+    </w:p>
+    <w:p>
+      <w:pPr>
+        <w:spacing w:after="120"/>
+        <w:jc w:val="both"/>
+      </w:pPr>
+      <w:r>
+        <w:rPr>
+          <w:rFonts w:ascii="Times New Roman" w:hAnsi="Times New Roman"/>
+          <w:sz w:val="24"/>
+        </w:rPr>
+        <w:t>Він показав Мойсеєві свої дороги,* синам Ізраїля діла свої.</w:t>
+      </w:r>
+    </w:p>
+    <w:p>
+      <w:pPr>
+        <w:spacing w:after="120"/>
+        <w:jc w:val="both"/>
+      </w:pPr>
+      <w:r>
+        <w:rPr>
+          <w:rFonts w:ascii="Times New Roman" w:hAnsi="Times New Roman"/>
+          <w:sz w:val="24"/>
+        </w:rPr>
+        <w:t>Милосердний Господь і добрий,* повільний до гніву й вельми милостивий.</w:t>
+      </w:r>
+    </w:p>
+    <w:p>
+      <w:pPr>
+        <w:spacing w:after="120"/>
+        <w:jc w:val="both"/>
+      </w:pPr>
+      <w:r>
+        <w:rPr>
+          <w:rFonts w:ascii="Times New Roman" w:hAnsi="Times New Roman"/>
+          <w:sz w:val="24"/>
+        </w:rPr>
+        <w:t>Не буде вічно він обурюватися,* і не буде гніватись повіки.</w:t>
+      </w:r>
+    </w:p>
+    <w:p>
+      <w:pPr>
+        <w:spacing w:after="120"/>
+        <w:jc w:val="both"/>
+      </w:pPr>
+      <w:r>
+        <w:rPr>
+          <w:rFonts w:ascii="Times New Roman" w:hAnsi="Times New Roman"/>
+          <w:sz w:val="24"/>
+        </w:rPr>
+        <w:t>Не за гріхами нашими учинив він із нами,* і не за провинами нашими відплатив він нам.</w:t>
+      </w:r>
+    </w:p>
+    <w:p>
+      <w:pPr>
+        <w:spacing w:after="120"/>
+        <w:jc w:val="both"/>
+      </w:pPr>
+      <w:r>
+        <w:rPr>
+          <w:rFonts w:ascii="Times New Roman" w:hAnsi="Times New Roman"/>
+          <w:sz w:val="24"/>
+        </w:rPr>
+        <w:t>Бо як високо небо над землею,* така велика його милість над тими, що його бояться.</w:t>
+      </w:r>
+    </w:p>
+    <w:p>
+      <w:pPr>
+        <w:spacing w:after="120"/>
+        <w:jc w:val="both"/>
+      </w:pPr>
+      <w:r>
+        <w:rPr>
+          <w:rFonts w:ascii="Times New Roman" w:hAnsi="Times New Roman"/>
+          <w:sz w:val="24"/>
+        </w:rPr>
+        <w:t>Як далеко схід від заходу,* так віддалив він від нас злочинства наші.</w:t>
+      </w:r>
+    </w:p>
+    <w:p>
+      <w:pPr>
+        <w:spacing w:after="120"/>
+        <w:jc w:val="both"/>
+      </w:pPr>
+      <w:r>
+        <w:rPr>
+          <w:rFonts w:ascii="Times New Roman" w:hAnsi="Times New Roman"/>
+          <w:sz w:val="24"/>
+        </w:rPr>
+        <w:t>Як батько милосердиться над синами,* так милосердиться Господь над тими, що його бояться.</w:t>
+      </w:r>
+    </w:p>
+    <w:p>
+      <w:pPr>
+        <w:spacing w:after="120"/>
+        <w:jc w:val="both"/>
+      </w:pPr>
+      <w:r>
+        <w:rPr>
+          <w:rFonts w:ascii="Times New Roman" w:hAnsi="Times New Roman"/>
+          <w:sz w:val="24"/>
+        </w:rPr>
+        <w:t>Він знає з чого ми зліплені,* він пам'ятає, що ми порох.</w:t>
+      </w:r>
+    </w:p>
+    <w:p>
+      <w:pPr>
+        <w:spacing w:after="120"/>
+        <w:jc w:val="both"/>
+      </w:pPr>
+      <w:r>
+        <w:rPr>
+          <w:rFonts w:ascii="Times New Roman" w:hAnsi="Times New Roman"/>
+          <w:sz w:val="24"/>
+        </w:rPr>
+        <w:t>Чоловік бо – дні його, немов билина,* квітне, і мов квітка в полі.</w:t>
+      </w:r>
+    </w:p>
+    <w:p>
+      <w:pPr>
+        <w:spacing w:after="120"/>
+        <w:jc w:val="both"/>
+      </w:pPr>
+      <w:r>
+        <w:rPr>
+          <w:rFonts w:ascii="Times New Roman" w:hAnsi="Times New Roman"/>
+          <w:sz w:val="24"/>
+        </w:rPr>
+        <w:t>Потягне над ним вітер, і його немає,* і місце, де він був, його не впізнає вже більше.</w:t>
+      </w:r>
+    </w:p>
+    <w:p>
+      <w:pPr>
+        <w:spacing w:after="120"/>
+        <w:jc w:val="both"/>
+      </w:pPr>
+      <w:r>
+        <w:rPr>
+          <w:rFonts w:ascii="Times New Roman" w:hAnsi="Times New Roman"/>
+          <w:sz w:val="24"/>
+        </w:rPr>
+        <w:t>Милість же Господня від віку й до віку* над тими, що його бояться.</w:t>
+      </w:r>
+    </w:p>
+    <w:p>
+      <w:pPr>
+        <w:spacing w:after="120"/>
+        <w:jc w:val="both"/>
+      </w:pPr>
+      <w:r>
+        <w:rPr>
+          <w:rFonts w:ascii="Times New Roman" w:hAnsi="Times New Roman"/>
+          <w:sz w:val="24"/>
+        </w:rPr>
+        <w:t>І справедливість його над дітьми дітей тих,* що бережуть його союз і про заповіді його пам’ятають, щоб їх виконувати.</w:t>
+      </w:r>
+    </w:p>
+    <w:p>
+      <w:pPr>
+        <w:spacing w:after="120"/>
+        <w:jc w:val="both"/>
+      </w:pPr>
+      <w:r>
+        <w:rPr>
+          <w:rFonts w:ascii="Times New Roman" w:hAnsi="Times New Roman"/>
+          <w:sz w:val="24"/>
+        </w:rPr>
+        <w:t>Господь на небі утвердив престол свій,* і царство його всім володіє.</w:t>
+      </w:r>
+    </w:p>
+    <w:p>
+      <w:pPr>
+        <w:spacing w:after="120"/>
+        <w:jc w:val="both"/>
+      </w:pPr>
+      <w:r>
+        <w:rPr>
+          <w:rFonts w:ascii="Times New Roman" w:hAnsi="Times New Roman"/>
+          <w:sz w:val="24"/>
+        </w:rPr>
+        <w:t>Благословіте Господа, всі ангели його,* могутні силою, ви, що виконуєте його слово, – покірні голосові його слова.</w:t>
+      </w:r>
+    </w:p>
+    <w:p>
+      <w:pPr>
+        <w:spacing w:after="120"/>
+        <w:jc w:val="both"/>
+      </w:pPr>
+      <w:r>
+        <w:rPr>
+          <w:rFonts w:ascii="Times New Roman" w:hAnsi="Times New Roman"/>
+          <w:sz w:val="24"/>
+        </w:rPr>
+        <w:t>Благословіте Господа, всі його небесні сили,* слуги його, що чините його волю.</w:t>
+      </w:r>
+    </w:p>
+    <w:p>
+      <w:pPr>
+        <w:spacing w:after="120"/>
+        <w:jc w:val="both"/>
+      </w:pPr>
+      <w:r>
+        <w:rPr>
+          <w:rFonts w:ascii="Times New Roman" w:hAnsi="Times New Roman"/>
+          <w:sz w:val="24"/>
+        </w:rPr>
+        <w:t>Благословіте Господа, усі його твори, по всіх місцях його правління.* Благослови, душе моя, Господа!</w:t>
+      </w:r>
+    </w:p>
+    <w:p>
+      <w:pPr>
+        <w:spacing w:after="120"/>
+        <w:jc w:val="center"/>
+      </w:pPr>
+      <w:r>
+        <w:rPr>
+          <w:rFonts w:ascii="Times New Roman" w:hAnsi="Times New Roman"/>
+          <w:b/>
+          <w:i/>
+          <w:color w:val="FF0000"/>
+          <w:sz w:val="24"/>
+        </w:rPr>
+        <w:t xml:space="preserve">Псалом 142 </w:t>
+      </w:r>
+      <w:r>
+        <w:rPr>
+          <w:rFonts w:ascii="Times New Roman" w:hAnsi="Times New Roman"/>
+          <w:i/>
+          <w:color w:val="FF0000"/>
+          <w:sz w:val="24"/>
+        </w:rPr>
+        <w:t>(У суботу й неділю)</w:t>
+      </w:r>
+    </w:p>
+    <w:p>
+      <w:pPr>
+        <w:spacing w:after="120"/>
+        <w:jc w:val="both"/>
+      </w:pPr>
+      <w:r>
+        <w:rPr>
+          <w:rFonts w:ascii="Times New Roman" w:hAnsi="Times New Roman"/>
+          <w:sz w:val="24"/>
+        </w:rPr>
+        <w:t>О Господи, почуй мою молитву,* у твоїй вірності нахили вухо своє до мольби моєї; вислухай мене в твоїй правді.</w:t>
+      </w:r>
+    </w:p>
+    <w:p>
+      <w:pPr>
+        <w:spacing w:after="120"/>
+        <w:jc w:val="both"/>
+      </w:pPr>
+      <w:r>
+        <w:rPr>
+          <w:rFonts w:ascii="Times New Roman" w:hAnsi="Times New Roman"/>
+          <w:sz w:val="24"/>
+        </w:rPr>
+        <w:t>І не входь у суд із твоїм слугою,* бо ніхто з живих не виправдається перед тобою.</w:t>
+      </w:r>
+    </w:p>
+    <w:p>
+      <w:pPr>
+        <w:spacing w:after="120"/>
+        <w:jc w:val="both"/>
+      </w:pPr>
+      <w:r>
+        <w:rPr>
+          <w:rFonts w:ascii="Times New Roman" w:hAnsi="Times New Roman"/>
+          <w:sz w:val="24"/>
+        </w:rPr>
+        <w:t>Бо мою душу гонить ворог, життя моє топче в землю,* він оселює мене в пітьмі, як давно померлих.</w:t>
+      </w:r>
+    </w:p>
+    <w:p>
+      <w:pPr>
+        <w:spacing w:after="120"/>
+        <w:jc w:val="both"/>
+      </w:pPr>
+      <w:r>
+        <w:rPr>
+          <w:rFonts w:ascii="Times New Roman" w:hAnsi="Times New Roman"/>
+          <w:sz w:val="24"/>
+        </w:rPr>
+        <w:t>Дух мій тривожиться в мені* і серце моє жахається в мені всередині.</w:t>
+      </w:r>
+    </w:p>
+    <w:p>
+      <w:pPr>
+        <w:spacing w:after="120"/>
+        <w:jc w:val="both"/>
+      </w:pPr>
+      <w:r>
+        <w:rPr>
+          <w:rFonts w:ascii="Times New Roman" w:hAnsi="Times New Roman"/>
+          <w:sz w:val="24"/>
+        </w:rPr>
+        <w:t>Я згадую дні давні,* роздумую над усіма вчинками твоїми і над ділами рук твоїх міркую.</w:t>
+      </w:r>
+    </w:p>
+    <w:p>
+      <w:pPr>
+        <w:spacing w:after="120"/>
+        <w:jc w:val="both"/>
+      </w:pPr>
+      <w:r>
+        <w:rPr>
+          <w:rFonts w:ascii="Times New Roman" w:hAnsi="Times New Roman"/>
+          <w:sz w:val="24"/>
+        </w:rPr>
+        <w:t>До тебе простягаю мої руки;* моя душа, мов спрагла земля, тебе жадає.</w:t>
+      </w:r>
+    </w:p>
+    <w:p>
+      <w:pPr>
+        <w:spacing w:after="120"/>
+        <w:jc w:val="both"/>
+      </w:pPr>
+      <w:r>
+        <w:rPr>
+          <w:rFonts w:ascii="Times New Roman" w:hAnsi="Times New Roman"/>
+          <w:sz w:val="24"/>
+        </w:rPr>
+        <w:t>Вислухай мене скоро, Господи, бо знемагає дух мій.* Не крий твого обличчя від мене, щоб я не став, як ті, що сходять у яму.</w:t>
+      </w:r>
+    </w:p>
+    <w:p>
+      <w:pPr>
+        <w:spacing w:after="120"/>
+        <w:jc w:val="both"/>
+      </w:pPr>
+      <w:r>
+        <w:rPr>
+          <w:rFonts w:ascii="Times New Roman" w:hAnsi="Times New Roman"/>
+          <w:sz w:val="24"/>
+        </w:rPr>
+        <w:t>Дай мені вранці відчути твою милість, бо я на тебе покладаюсь.* Вкажи мені дорогу, якою слід мені ходити, бо до тебе я підношу мою душу.</w:t>
+      </w:r>
+    </w:p>
+    <w:p>
+      <w:pPr>
+        <w:spacing w:after="120"/>
+        <w:jc w:val="both"/>
+      </w:pPr>
+      <w:r>
+        <w:rPr>
+          <w:rFonts w:ascii="Times New Roman" w:hAnsi="Times New Roman"/>
+          <w:sz w:val="24"/>
+        </w:rPr>
+        <w:t>Спаси мене, Господи, від ворогів моїх* – бо до тебе прибігаю.</w:t>
+      </w:r>
+    </w:p>
+    <w:p>
+      <w:pPr>
+        <w:spacing w:after="120"/>
+        <w:jc w:val="both"/>
+      </w:pPr>
+      <w:r>
+        <w:rPr>
+          <w:rFonts w:ascii="Times New Roman" w:hAnsi="Times New Roman"/>
+          <w:sz w:val="24"/>
+        </w:rPr>
+        <w:t>Навчи мене творити твою волю, бо ти Бог мій.* Нехай твій добрий дух веде мене по рівній землі.</w:t>
+      </w:r>
+    </w:p>
+    <w:p>
+      <w:pPr>
+        <w:spacing w:after="120"/>
+        <w:jc w:val="both"/>
+      </w:pPr>
+      <w:r>
+        <w:rPr>
+          <w:rFonts w:ascii="Times New Roman" w:hAnsi="Times New Roman"/>
+          <w:sz w:val="24"/>
+        </w:rPr>
+        <w:t>Живи мене, о Господи, імени твого ради,* у справедливості твоїй виведи з скорботи мою душу.</w:t>
+      </w:r>
+    </w:p>
+    <w:p>
+      <w:pPr>
+        <w:spacing w:after="120"/>
+        <w:jc w:val="both"/>
+      </w:pPr>
+      <w:r>
+        <w:rPr>
+          <w:rFonts w:ascii="Times New Roman" w:hAnsi="Times New Roman"/>
+          <w:sz w:val="24"/>
+        </w:rPr>
+        <w:t>І в гніві твоєму знищ моїх супротивників.* І вигуби всіх гнобителів душі моєї, бо я твій слуга.</w:t>
+      </w:r>
+    </w:p>
+    <w:p>
+      <w:pPr>
+        <w:spacing w:after="120"/>
+        <w:jc w:val="both"/>
+      </w:pPr>
+      <w:r>
+        <w:rPr>
+          <w:rFonts w:ascii="Times New Roman" w:hAnsi="Times New Roman"/>
+          <w:sz w:val="24"/>
+        </w:rPr>
+        <w:t xml:space="preserve">Слава Отцю, і Сину, і Святому Духові: І нині і повсякчас, і на віки віків. Амінь. </w:t>
+      </w:r>
+    </w:p>
+    <w:p>
+      <w:pPr>
+        <w:spacing w:after="120"/>
+        <w:jc w:val="both"/>
+      </w:pPr>
+      <w:r>
+        <w:rPr>
+          <w:rFonts w:ascii="Times New Roman" w:hAnsi="Times New Roman"/>
+          <w:sz w:val="24"/>
+        </w:rPr>
+        <w:t xml:space="preserve">Алилуя, алилуя, алилуя: Слава тобі, Боже! </w:t>
+      </w:r>
+      <w:r>
+        <w:rPr>
+          <w:rFonts w:ascii="Times New Roman" w:hAnsi="Times New Roman"/>
+          <w:i/>
+          <w:color w:val="FF0000"/>
+          <w:sz w:val="24"/>
+        </w:rPr>
+        <w:t>(3 р.)</w:t>
+      </w:r>
+    </w:p>
+    <w:p>
+      <w:pPr>
+        <w:spacing w:after="120"/>
+        <w:jc w:val="both"/>
+      </w:pPr>
+    </w:p>
+    <w:p>
+      <w:pPr>
         <w:pStyle w:val="Heading3"/>
         <w:spacing w:after="120"/>
         <w:jc w:val="center"/>
@@ -4954,184 +8167,236 @@
           <w:i/>
           <w:color w:val="FF0000"/>
         </w:rPr>
-        <w:t>Сподоби, Господи</w:t>
-      </w:r>
-    </w:p>
-    <w:p>
-      <w:pPr>
-        <w:spacing w:after="120"/>
-      </w:pPr>
-      <w:r>
-        <w:rPr>
-          <w:rFonts w:ascii="Times New Roman" w:hAnsi="Times New Roman"/>
-          <w:sz w:val="24"/>
-        </w:rPr>
-        <w:t>Сподо́би, Го́споди, цього́ ве́чора* без гріха́ зберегти́ся нам.</w:t>
-      </w:r>
-    </w:p>
-    <w:p>
-      <w:pPr>
-        <w:spacing w:after="120"/>
-      </w:pPr>
-      <w:r>
-        <w:rPr>
-          <w:rFonts w:ascii="Times New Roman" w:hAnsi="Times New Roman"/>
-          <w:sz w:val="24"/>
-        </w:rPr>
-        <w:t>Благослове́нний Ти, Го́споди, Бо́же отці́в на́ших,* і хва́льне і просла́влене Ім’я́ Твоє́ наві́ки. Амі́нь.</w:t>
-      </w:r>
-    </w:p>
-    <w:p>
-      <w:pPr>
-        <w:spacing w:after="120"/>
-      </w:pPr>
-      <w:r>
-        <w:rPr>
-          <w:rFonts w:ascii="Times New Roman" w:hAnsi="Times New Roman"/>
-          <w:sz w:val="24"/>
-        </w:rPr>
-        <w:t>Неха́й бу́де, Го́споди, ми́лість Твоя́ на нас,* бо ми наді́ємось на Те́бе.</w:t>
-      </w:r>
-    </w:p>
-    <w:p>
-      <w:pPr>
-        <w:spacing w:after="120"/>
-      </w:pPr>
-      <w:r>
-        <w:rPr>
-          <w:rFonts w:ascii="Times New Roman" w:hAnsi="Times New Roman"/>
-          <w:sz w:val="24"/>
-        </w:rPr>
-        <w:t>Благослове́нний Ти, Го́споди,* навчи́ мене́ устано́в Твої́х.</w:t>
-      </w:r>
-    </w:p>
-    <w:p>
-      <w:pPr>
-        <w:spacing w:after="120"/>
-      </w:pPr>
-      <w:r>
-        <w:rPr>
-          <w:rFonts w:ascii="Times New Roman" w:hAnsi="Times New Roman"/>
-          <w:sz w:val="24"/>
-        </w:rPr>
-        <w:t>Благослове́нний Ти, Влади́ко,* врозуми́ мене́ устано́вами Твої́ми.</w:t>
-      </w:r>
-    </w:p>
-    <w:p>
-      <w:pPr>
-        <w:spacing w:after="120"/>
-      </w:pPr>
-      <w:r>
-        <w:rPr>
-          <w:rFonts w:ascii="Times New Roman" w:hAnsi="Times New Roman"/>
-          <w:sz w:val="24"/>
-        </w:rPr>
-        <w:t>Благослове́нний Ти, Святи́й,* просвіти́ мене́ устано́вами Твої́ми.</w:t>
-      </w:r>
-    </w:p>
-    <w:p>
-      <w:pPr>
-        <w:spacing w:after="120"/>
-      </w:pPr>
-      <w:r>
-        <w:rPr>
-          <w:rFonts w:ascii="Times New Roman" w:hAnsi="Times New Roman"/>
-          <w:sz w:val="24"/>
-        </w:rPr>
-        <w:t>Го́споди, ми́лість Твоя́ пові́ки,* не покида́й ді́ло рук Твої́х.</w:t>
-      </w:r>
-    </w:p>
-    <w:p>
-      <w:pPr>
-        <w:spacing w:after="120"/>
-      </w:pPr>
-      <w:r>
-        <w:rPr>
-          <w:rFonts w:ascii="Times New Roman" w:hAnsi="Times New Roman"/>
-          <w:sz w:val="24"/>
-        </w:rPr>
-        <w:t>Тобі́ нале́жить хвала́,* Тобі́ нале́жить пі́сня.</w:t>
-      </w:r>
-    </w:p>
-    <w:p>
-      <w:pPr>
-        <w:spacing w:after="120"/>
-      </w:pPr>
-      <w:r>
-        <w:rPr>
-          <w:rFonts w:ascii="Times New Roman" w:hAnsi="Times New Roman"/>
-          <w:sz w:val="24"/>
-        </w:rPr>
-        <w:t>Тобі́ нале́жить сла́ва:* Отцю́ і Си́ну, і Свято́му Ду́хові,</w:t>
-      </w:r>
-    </w:p>
-    <w:p>
-      <w:pPr>
-        <w:spacing w:after="120"/>
-      </w:pPr>
-      <w:r>
-        <w:rPr>
-          <w:rFonts w:ascii="Times New Roman" w:hAnsi="Times New Roman"/>
-          <w:sz w:val="24"/>
-        </w:rPr>
-        <w:t>І ни́ні і повсякча́с,* і на ві́ки вікі́в. Амі́нь.</w:t>
-      </w:r>
-    </w:p>
-    <w:p>
-      <w:pPr>
-        <w:spacing w:after="120"/>
-        <w:jc w:val="both"/>
-      </w:pPr>
-    </w:p>
-    <w:p>
-      <w:pPr>
-        <w:pStyle w:val="Heading3"/>
-        <w:spacing w:after="120"/>
-        <w:jc w:val="center"/>
-      </w:pPr>
-      <w:r>
-        <w:rPr>
-          <w:rFonts w:ascii="Times New Roman" w:hAnsi="Times New Roman"/>
-          <w:b/>
+        <w:t>Утренні молитви</w:t>
+      </w:r>
+    </w:p>
+    <w:p>
+      <w:pPr>
+        <w:spacing w:after="120"/>
+        <w:jc w:val="both"/>
+      </w:pPr>
+      <w:r>
+        <w:rPr>
+          <w:rFonts w:ascii="Times New Roman" w:hAnsi="Times New Roman"/>
           <w:i/>
           <w:color w:val="FF0000"/>
-        </w:rPr>
-        <w:t>Прохальна єктенія</w:t>
-      </w:r>
-    </w:p>
-    <w:p>
-      <w:pPr>
-        <w:spacing w:after="120"/>
-        <w:jc w:val="both"/>
-      </w:pPr>
-      <w:r>
-        <w:rPr>
-          <w:rFonts w:ascii="Times New Roman" w:hAnsi="Times New Roman"/>
-          <w:sz w:val="24"/>
-        </w:rPr>
-        <w:t>Сповнім вечірню молитву нашу Господеві.</w:t>
-      </w:r>
-    </w:p>
-    <w:p>
-      <w:pPr>
-        <w:spacing w:after="120"/>
-        <w:jc w:val="both"/>
-      </w:pPr>
-      <w:r>
-        <w:rPr>
-          <w:rFonts w:ascii="Times New Roman" w:hAnsi="Times New Roman"/>
-          <w:i/>
+          <w:sz w:val="24"/>
+        </w:rPr>
+        <w:t>Під час рецитування псалмів, священник читає потиху перед св. дверми оці молитви:</w:t>
+      </w:r>
+    </w:p>
+    <w:p>
+      <w:pPr>
+        <w:spacing w:after="120"/>
+        <w:jc w:val="both"/>
+      </w:pPr>
+      <w:r>
+        <w:rPr>
+          <w:rFonts w:ascii="Times New Roman" w:hAnsi="Times New Roman"/>
           <w:color w:val="FF0000"/>
           <w:sz w:val="24"/>
         </w:rPr>
-        <w:t>Вірні:</w:t>
-      </w:r>
+        <w:t xml:space="preserve">1. </w:t>
+      </w:r>
+      <w:r>
+        <w:rPr>
+          <w:rFonts w:ascii="Times New Roman" w:hAnsi="Times New Roman"/>
+          <w:sz w:val="24"/>
+        </w:rPr>
+        <w:t xml:space="preserve">Благодаримо </w:t>
+      </w:r>
+      <w:r>
+        <w:rPr>
+          <w:rFonts w:ascii="Times New Roman" w:hAnsi="Times New Roman"/>
+          <w:color w:val="000000"/>
+          <w:sz w:val="24"/>
+        </w:rPr>
+        <w:t>Т</w:t>
+      </w:r>
+      <w:r>
+        <w:rPr>
+          <w:rFonts w:ascii="Times New Roman" w:hAnsi="Times New Roman"/>
+          <w:sz w:val="24"/>
+        </w:rPr>
+        <w:t>е</w:t>
+      </w:r>
+      <w:r>
+        <w:rPr>
+          <w:rFonts w:ascii="Times New Roman" w:hAnsi="Times New Roman"/>
+          <w:color w:val="000000"/>
+          <w:sz w:val="24"/>
+        </w:rPr>
+        <w:t>б</w:t>
+      </w:r>
+      <w:r>
+        <w:rPr>
+          <w:rFonts w:ascii="Times New Roman" w:hAnsi="Times New Roman"/>
+          <w:sz w:val="24"/>
+        </w:rPr>
+        <w:t>е</w:t>
+      </w:r>
+      <w:r>
+        <w:rPr>
+          <w:rFonts w:ascii="Times New Roman" w:hAnsi="Times New Roman"/>
+          <w:color w:val="000000"/>
+          <w:sz w:val="24"/>
+        </w:rPr>
+        <w:t xml:space="preserve">, Господи, Боже наш, що підняв нас із постелі нашої і вклав в уста наші слово хвали, щоб поклонятися і призивати ім'я Твоє святе. Ми умоляємо Твоє милосердя, яке Ти завжди виявляв у нашому житті. Пошли поміч свою людям, що стоять перед лицем святої </w:t>
+      </w:r>
+      <w:r>
+        <w:rPr>
+          <w:rFonts w:ascii="Times New Roman" w:hAnsi="Times New Roman"/>
+          <w:color w:val="000000"/>
+          <w:sz w:val="24"/>
+        </w:rPr>
+        <w:t>слави Твоєї і дожидають від Тебе багатої милости; і дай нам, що зо страхом і любов'ю завжди Тобі служимо, хвалити несказанну Твою доброту. Бо Тобі належить усяка слава, честь і поклоніння: Отцю, і Сину, і Святому Духові, нині і повсякчас, і на віки віків. Амінь.</w:t>
+      </w:r>
+    </w:p>
+    <w:p>
+      <w:pPr>
+        <w:spacing w:after="120"/>
+        <w:jc w:val="both"/>
+      </w:pPr>
       <w:r>
         <w:rPr>
           <w:rFonts w:ascii="Times New Roman" w:hAnsi="Times New Roman"/>
           <w:color w:val="FF0000"/>
           <w:sz w:val="24"/>
         </w:rPr>
+        <w:t xml:space="preserve">2. </w:t>
+      </w:r>
+      <w:r>
+        <w:rPr>
+          <w:rFonts w:ascii="Times New Roman" w:hAnsi="Times New Roman"/>
+          <w:color w:val="000000"/>
+          <w:sz w:val="24"/>
+        </w:rPr>
+        <w:t>Від ночі лине дух наш до Тебе, Боже, бо світлом є повеління Твої на землі. Навчи нас у страсі Твоєму виконувати правду й добро, бо Тебе славимо як правдивого Бога нашого. Прихили вухо своє і вислухай нас, і пом'яни, Господи, тих, що є та що моляться з нами, всіх по імені, і спаси їх силою Твоєю. Благослови людей Твоїх і освяти спадкоємство Твоє: мир світові Твоєму даруй, церквам Твоїм, Священникам, владі, і всім людям. Хай благословиться і прославляється всечесне і величне ім'я Твоє, Отця, і Сина, і Святого Духа, нині і повсякчас, і на віки віків. Амінь.</w:t>
+      </w:r>
+    </w:p>
+    <w:p>
+      <w:pPr>
+        <w:spacing w:after="120"/>
+        <w:jc w:val="both"/>
+      </w:pPr>
+      <w:r>
+        <w:rPr>
+          <w:rFonts w:ascii="Times New Roman" w:hAnsi="Times New Roman"/>
+          <w:color w:val="FF0000"/>
+          <w:sz w:val="24"/>
+        </w:rPr>
+        <w:t>3.</w:t>
+      </w:r>
+      <w:r>
+        <w:rPr>
+          <w:rFonts w:ascii="Times New Roman" w:hAnsi="Times New Roman"/>
+          <w:color w:val="000000"/>
+          <w:sz w:val="24"/>
+        </w:rPr>
+        <w:t xml:space="preserve"> Від ночі лине дух наш до Тебе, Боже, бо світлом є повеління Твої. Навчи нас, Боже, правди Твоєї, заповідей Твоїх і виправдань Твоїх. Просвіти наші духовні очі, щоб ми не заснули в гріхах на смерть. Віджени всяку мряку від сердець наших, даруй нам сонце правди і охорони життя наше знаменням і печаттю Святого Твого Духа. Направ стопи наші на шлях мирний, дай нам бачити ранішній день у радості, щоб ми Тобі засилали ранішні молитви, бо Твоє є володіння і Твоє є царство і сила, і слава Отця, і Сина, і Святого Духа, нині і повсякчас, і на віки віків. Амінь.</w:t>
+      </w:r>
+    </w:p>
+    <w:p>
+      <w:pPr>
+        <w:spacing w:after="120"/>
+        <w:jc w:val="both"/>
+      </w:pPr>
+      <w:r>
+        <w:rPr>
+          <w:rFonts w:ascii="Times New Roman" w:hAnsi="Times New Roman"/>
+          <w:color w:val="FF0000"/>
+          <w:sz w:val="24"/>
+        </w:rPr>
+        <w:t>4.</w:t>
+      </w:r>
+      <w:r>
+        <w:rPr>
+          <w:rFonts w:ascii="Times New Roman" w:hAnsi="Times New Roman"/>
+          <w:color w:val="000000"/>
+          <w:sz w:val="24"/>
+        </w:rPr>
+        <w:t xml:space="preserve"> Владико, Боже святий і неосяжний, що казав із темряви світлові засіяти, що заспокоїв нас у нічному сні й підвів до величання і моління Твоєї доброти! Ти, що даєш себе умолити задля свого милосердя, прийми і нині нас, що поклоняємося Тобі й по силі </w:t>
+      </w:r>
+      <w:r>
+        <w:rPr>
+          <w:rFonts w:ascii="Times New Roman" w:hAnsi="Times New Roman"/>
+          <w:sz w:val="24"/>
+        </w:rPr>
+        <w:t xml:space="preserve">благодаримо </w:t>
+      </w:r>
+      <w:r>
+        <w:rPr>
+          <w:rFonts w:ascii="Times New Roman" w:hAnsi="Times New Roman"/>
+          <w:color w:val="000000"/>
+          <w:sz w:val="24"/>
+        </w:rPr>
+        <w:t>Т</w:t>
+      </w:r>
+      <w:r>
+        <w:rPr>
+          <w:rFonts w:ascii="Times New Roman" w:hAnsi="Times New Roman"/>
+          <w:sz w:val="24"/>
+        </w:rPr>
+        <w:t>ебе</w:t>
+      </w:r>
+      <w:r>
+        <w:rPr>
+          <w:rFonts w:ascii="Times New Roman" w:hAnsi="Times New Roman"/>
+          <w:color w:val="000000"/>
+          <w:sz w:val="24"/>
+        </w:rPr>
+        <w:t xml:space="preserve">; і даруй нам те, чого просимо задля спасіння. Вчини нас синами світла і дня та спадкоємцями вічних Твоїх </w:t>
+      </w:r>
+      <w:r>
+        <w:rPr>
+          <w:rFonts w:ascii="Times New Roman" w:hAnsi="Times New Roman"/>
+          <w:sz w:val="24"/>
+        </w:rPr>
+        <w:t>благ</w:t>
+      </w:r>
+      <w:r>
+        <w:rPr>
+          <w:rFonts w:ascii="Times New Roman" w:hAnsi="Times New Roman"/>
+          <w:color w:val="000000"/>
+          <w:sz w:val="24"/>
+        </w:rPr>
+        <w:t>. Пом'яни, Господи, за багатством ласк Твоїх усіх людей, що є і моляться з нами, і всю братію нашу на землі й на морі, і на всякому місці володіння Твого, що потребують Твоєї любови й помочі. Усім вияви велику Твою милість, щоб спасенні, як душею так і тілом, завжди перебували й відважно славили чудне й благословенне ім'я Твоє, бо Ти Бог милости і ласк, і любови, і Тобі славу возсилаємо: Отцю, і Сину, і Святому Духові, нині і повсякчас, і на віки віків. Амінь.</w:t>
+      </w:r>
+    </w:p>
+    <w:p>
+      <w:pPr>
+        <w:spacing w:after="120"/>
+        <w:jc w:val="both"/>
+      </w:pPr>
+      <w:r>
+        <w:rPr>
+          <w:rFonts w:ascii="Times New Roman" w:hAnsi="Times New Roman"/>
+          <w:color w:val="FF0000"/>
+          <w:sz w:val="24"/>
+        </w:rPr>
+        <w:t>5.</w:t>
+      </w:r>
+      <w:r>
+        <w:rPr>
+          <w:rFonts w:ascii="Times New Roman" w:hAnsi="Times New Roman"/>
+          <w:color w:val="000000"/>
+          <w:sz w:val="24"/>
+        </w:rPr>
+        <w:t xml:space="preserve"> Скарб</w:t>
+      </w:r>
+      <w:r>
+        <w:rPr>
+          <w:rFonts w:ascii="Times New Roman" w:hAnsi="Times New Roman"/>
+          <w:sz w:val="24"/>
+        </w:rPr>
+        <w:t>нице</w:t>
+      </w:r>
+      <w:r>
+        <w:rPr>
+          <w:rFonts w:ascii="Times New Roman" w:hAnsi="Times New Roman"/>
+          <w:color w:val="000000"/>
+          <w:sz w:val="24"/>
+        </w:rPr>
         <w:t xml:space="preserve"> </w:t>
       </w:r>
       <w:r>
@@ -5139,274 +8404,88 @@
           <w:rFonts w:ascii="Times New Roman" w:hAnsi="Times New Roman"/>
           <w:sz w:val="24"/>
         </w:rPr>
-        <w:t>Господи, помилуй.</w:t>
-      </w:r>
-    </w:p>
-    <w:p>
-      <w:pPr>
-        <w:spacing w:after="120"/>
-      </w:pPr>
-      <w:r>
-        <w:rPr>
-          <w:rFonts w:ascii="Times New Roman" w:hAnsi="Times New Roman"/>
-          <w:sz w:val="24"/>
-        </w:rPr>
-        <w:t>Заступи, спаси, помилуй і охорони нас, Боже, Твоєю благодаттю</w:t>
-      </w:r>
-    </w:p>
-    <w:p>
-      <w:pPr>
-        <w:spacing w:after="120"/>
-        <w:jc w:val="both"/>
-      </w:pPr>
-      <w:r>
-        <w:rPr>
-          <w:rFonts w:ascii="Times New Roman" w:hAnsi="Times New Roman"/>
-          <w:i/>
+        <w:t>благ</w:t>
+      </w:r>
+      <w:r>
+        <w:rPr>
+          <w:rFonts w:ascii="Times New Roman" w:hAnsi="Times New Roman"/>
+          <w:color w:val="000000"/>
+          <w:sz w:val="24"/>
+        </w:rPr>
+        <w:t>, джерело невисихаюче, Отче святий, чудотворче всесильний і вседержителю! Усі Тобі поклоняємося і Тобі молимося та Твої милості і Твої ласки призиваємо на поміч і на заступництво нашій смиренності. Пом'яни, Господи, слуг Твоїх, прийми від усіх нас ранішні моління, як кадило перед Тобою; ні одного з нас не вчини нездатним, але всіх нас зберігай ласками Твоїми. Пом'яни, Господи, тих, що чувають і співають на славу Твою і єдинородного Твого Сина і Бога нашого, і Святого Твого Духа. Будь їм помічником і заступником; прийми їх молитви на наднебесний і духовний Твій жертовник, бо Ти Бог наш, і Тобі славу возсилаємо: Отцю, і Сину, і Святому Духові, нині і повсякчас, і на віки віків. Амінь.</w:t>
+      </w:r>
+    </w:p>
+    <w:p>
+      <w:pPr>
+        <w:spacing w:after="120"/>
+        <w:jc w:val="both"/>
+      </w:pPr>
+      <w:r>
+        <w:rPr>
+          <w:rFonts w:ascii="Times New Roman" w:hAnsi="Times New Roman"/>
           <w:color w:val="FF0000"/>
           <w:sz w:val="24"/>
         </w:rPr>
-        <w:t>Вірні:</w:t>
-      </w:r>
+        <w:t xml:space="preserve">6. </w:t>
+      </w:r>
+      <w:r>
+        <w:rPr>
+          <w:rFonts w:ascii="Times New Roman" w:hAnsi="Times New Roman"/>
+          <w:sz w:val="24"/>
+        </w:rPr>
+        <w:t>Благодаримо</w:t>
+      </w:r>
+      <w:r>
+        <w:rPr>
+          <w:rFonts w:ascii="Times New Roman" w:hAnsi="Times New Roman"/>
+          <w:color w:val="000000"/>
+          <w:sz w:val="24"/>
+        </w:rPr>
+        <w:t xml:space="preserve"> Т</w:t>
+      </w:r>
+      <w:r>
+        <w:rPr>
+          <w:rFonts w:ascii="Times New Roman" w:hAnsi="Times New Roman"/>
+          <w:sz w:val="24"/>
+        </w:rPr>
+        <w:t>е</w:t>
+      </w:r>
+      <w:r>
+        <w:rPr>
+          <w:rFonts w:ascii="Times New Roman" w:hAnsi="Times New Roman"/>
+          <w:color w:val="000000"/>
+          <w:sz w:val="24"/>
+        </w:rPr>
+        <w:t>б</w:t>
+      </w:r>
+      <w:r>
+        <w:rPr>
+          <w:rFonts w:ascii="Times New Roman" w:hAnsi="Times New Roman"/>
+          <w:sz w:val="24"/>
+        </w:rPr>
+        <w:t>е</w:t>
+      </w:r>
+      <w:r>
+        <w:rPr>
+          <w:rFonts w:ascii="Times New Roman" w:hAnsi="Times New Roman"/>
+          <w:color w:val="000000"/>
+          <w:sz w:val="24"/>
+        </w:rPr>
+        <w:t>, Господи, Боже спасіння нашого, бо Ти все робиш для добра життя нашого, щоб ми завжди на Тебе споглядали, Спасителю й Доброчинцю душ наших. Бо Ти дав спокій нам у час минулої ночі й підвів нас, щоб ми поклонялися величному імені Твоєму. Тому молимо Тебе, Господи: Дай нам ласку й силу, щоб ми стали гідними співати Тобі розумно й молитися безупинно та в страсі і тремтінні над нашим спасінням працювали, при заступництві Христа Твого. Пом'яни, Господи, і тих, що вночі до Тебе кличуть. Вислухай їх і помилуй, і круши під ноги їх невидимих і войовничих ворогів. Бо Ти Цар миру і Спас душ наших, і Тобі славу возсилаємо: Отцю і Сину, і Святому Духові, нині і повсякчас, і на віки віків. Амінь.</w:t>
+      </w:r>
+    </w:p>
+    <w:p>
+      <w:pPr>
+        <w:spacing w:after="120"/>
+        <w:jc w:val="both"/>
+      </w:pPr>
       <w:r>
         <w:rPr>
           <w:rFonts w:ascii="Times New Roman" w:hAnsi="Times New Roman"/>
           <w:color w:val="FF0000"/>
           <w:sz w:val="24"/>
         </w:rPr>
-        <w:t xml:space="preserve"> </w:t>
-      </w:r>
-      <w:r>
-        <w:rPr>
-          <w:rFonts w:ascii="Times New Roman" w:hAnsi="Times New Roman"/>
-          <w:sz w:val="24"/>
-        </w:rPr>
-        <w:t>Господи, помилуй.</w:t>
-      </w:r>
-    </w:p>
-    <w:p>
-      <w:pPr>
-        <w:spacing w:after="120"/>
-        <w:jc w:val="both"/>
-      </w:pPr>
-      <w:r>
-        <w:rPr>
-          <w:rFonts w:ascii="Times New Roman" w:hAnsi="Times New Roman"/>
-          <w:sz w:val="24"/>
-        </w:rPr>
-        <w:t>Вечора всього досконалого, святого, мирного і безгрішного у Господа просім.</w:t>
-      </w:r>
-    </w:p>
-    <w:p>
-      <w:pPr>
-        <w:spacing w:after="120"/>
-      </w:pPr>
-      <w:r>
-        <w:rPr>
-          <w:rFonts w:ascii="Times New Roman" w:hAnsi="Times New Roman"/>
-          <w:i/>
-          <w:color w:val="FF4400"/>
-          <w:sz w:val="24"/>
-        </w:rPr>
-        <w:t>Вірні:</w:t>
-      </w:r>
-      <w:r>
-        <w:rPr>
-          <w:rFonts w:ascii="Times New Roman" w:hAnsi="Times New Roman"/>
-          <w:sz w:val="24"/>
-        </w:rPr>
-        <w:t xml:space="preserve"> Пода́й, Го́споди.</w:t>
-      </w:r>
-    </w:p>
-    <w:p>
-      <w:pPr>
-        <w:spacing w:after="120"/>
-      </w:pPr>
-      <w:r>
-        <w:rPr>
-          <w:rFonts w:ascii="Times New Roman" w:hAnsi="Times New Roman"/>
-          <w:sz w:val="24"/>
-        </w:rPr>
-        <w:t>Ангела миру, вірного наставника, охоронця душ і тіл наших у Господа просім.</w:t>
-      </w:r>
-    </w:p>
-    <w:p>
-      <w:pPr>
-        <w:spacing w:after="120"/>
-      </w:pPr>
-      <w:r>
-        <w:rPr>
-          <w:rFonts w:ascii="Times New Roman" w:hAnsi="Times New Roman"/>
-          <w:i/>
-          <w:color w:val="FF4400"/>
-          <w:sz w:val="24"/>
-        </w:rPr>
-        <w:t>Вірні:</w:t>
-      </w:r>
-      <w:r>
-        <w:rPr>
-          <w:rFonts w:ascii="Times New Roman" w:hAnsi="Times New Roman"/>
-          <w:sz w:val="24"/>
-        </w:rPr>
-        <w:t xml:space="preserve"> Пода́й, Го́споди.</w:t>
-      </w:r>
-    </w:p>
-    <w:p>
-      <w:pPr>
-        <w:spacing w:after="120"/>
-      </w:pPr>
-      <w:r>
-        <w:rPr>
-          <w:rFonts w:ascii="Times New Roman" w:hAnsi="Times New Roman"/>
-          <w:sz w:val="24"/>
-        </w:rPr>
-        <w:t>Прощення й відпущення гріхів, і прогрішень наших у Господа просім.</w:t>
-      </w:r>
-    </w:p>
-    <w:p>
-      <w:pPr>
-        <w:spacing w:after="120"/>
-      </w:pPr>
-      <w:r>
-        <w:rPr>
-          <w:rFonts w:ascii="Times New Roman" w:hAnsi="Times New Roman"/>
-          <w:i/>
-          <w:color w:val="FF4400"/>
-          <w:sz w:val="24"/>
-        </w:rPr>
-        <w:t>Вірні:</w:t>
-      </w:r>
-      <w:r>
-        <w:rPr>
-          <w:rFonts w:ascii="Times New Roman" w:hAnsi="Times New Roman"/>
-          <w:sz w:val="24"/>
-        </w:rPr>
-        <w:t xml:space="preserve"> Пода́й, Го́споди.</w:t>
-      </w:r>
-    </w:p>
-    <w:p>
-      <w:pPr>
-        <w:spacing w:after="120"/>
-      </w:pPr>
-      <w:r>
-        <w:rPr>
-          <w:rFonts w:ascii="Times New Roman" w:hAnsi="Times New Roman"/>
-          <w:sz w:val="24"/>
-        </w:rPr>
-        <w:t>Доброго й пожиточного для душ наших і миру для світу у Господа просім.</w:t>
-      </w:r>
-    </w:p>
-    <w:p>
-      <w:pPr>
-        <w:spacing w:after="120"/>
-      </w:pPr>
-      <w:r>
-        <w:rPr>
-          <w:rFonts w:ascii="Times New Roman" w:hAnsi="Times New Roman"/>
-          <w:i/>
-          <w:color w:val="FF4400"/>
-          <w:sz w:val="24"/>
-        </w:rPr>
-        <w:t>Вірні:</w:t>
-      </w:r>
-      <w:r>
-        <w:rPr>
-          <w:rFonts w:ascii="Times New Roman" w:hAnsi="Times New Roman"/>
-          <w:sz w:val="24"/>
-        </w:rPr>
-        <w:t xml:space="preserve"> Пода́й, Го́споди.</w:t>
-      </w:r>
-    </w:p>
-    <w:p>
-      <w:pPr>
-        <w:spacing w:after="120"/>
-      </w:pPr>
-      <w:r>
-        <w:rPr>
-          <w:rFonts w:ascii="Times New Roman" w:hAnsi="Times New Roman"/>
-          <w:sz w:val="24"/>
-        </w:rPr>
-        <w:t>Останок життя нашого в мирі й покаянні завершити у Господа просім.</w:t>
-      </w:r>
-    </w:p>
-    <w:p>
-      <w:pPr>
-        <w:spacing w:after="120"/>
-      </w:pPr>
-      <w:r>
-        <w:rPr>
-          <w:rFonts w:ascii="Times New Roman" w:hAnsi="Times New Roman"/>
-          <w:i/>
-          <w:color w:val="FF4400"/>
-          <w:sz w:val="24"/>
-        </w:rPr>
-        <w:t>Вірні:</w:t>
-      </w:r>
-      <w:r>
-        <w:rPr>
-          <w:rFonts w:ascii="Times New Roman" w:hAnsi="Times New Roman"/>
-          <w:sz w:val="24"/>
-        </w:rPr>
-        <w:t xml:space="preserve"> Пода́й, Го́споди.</w:t>
-      </w:r>
-    </w:p>
-    <w:p>
-      <w:pPr>
-        <w:spacing w:after="120"/>
-      </w:pPr>
-      <w:r>
-        <w:rPr>
-          <w:rFonts w:ascii="Times New Roman" w:hAnsi="Times New Roman"/>
-          <w:sz w:val="24"/>
-        </w:rPr>
-        <w:t>Християнської кончини життя нашого – безболізної, бездоганної, мирної – і оправдання на страшному суді Христовому просім.</w:t>
-      </w:r>
-    </w:p>
-    <w:p>
-      <w:pPr>
-        <w:spacing w:after="120"/>
-      </w:pPr>
-      <w:r>
-        <w:rPr>
-          <w:rFonts w:ascii="Times New Roman" w:hAnsi="Times New Roman"/>
-          <w:i/>
-          <w:color w:val="FF4400"/>
-          <w:sz w:val="24"/>
-        </w:rPr>
-        <w:t>Вірні:</w:t>
-      </w:r>
-      <w:r>
-        <w:rPr>
-          <w:rFonts w:ascii="Times New Roman" w:hAnsi="Times New Roman"/>
-          <w:sz w:val="24"/>
-        </w:rPr>
-        <w:t xml:space="preserve"> Пода́й, Го́споди.</w:t>
-      </w:r>
-    </w:p>
-    <w:p>
-      <w:pPr>
-        <w:spacing w:after="120"/>
-      </w:pPr>
-      <w:r>
-        <w:rPr>
-          <w:rFonts w:ascii="Times New Roman" w:hAnsi="Times New Roman"/>
-          <w:sz w:val="24"/>
-        </w:rPr>
-        <w:t>Пресвяту, пречисту, преблагословенну, славну Владичицю нашу Богородицю і приснодіву Марію, з усіма святими пом’янувши, самих себе, і один одного, і все життя наше Христу Богові віддаймо.</w:t>
-      </w:r>
-    </w:p>
-    <w:p>
-      <w:pPr>
-        <w:spacing w:after="120"/>
-      </w:pPr>
-      <w:r>
-        <w:rPr>
-          <w:rFonts w:ascii="Times New Roman" w:hAnsi="Times New Roman"/>
-          <w:i/>
-          <w:color w:val="FF4400"/>
-          <w:sz w:val="24"/>
-        </w:rPr>
-        <w:t>Вірні:</w:t>
+        <w:t>7.</w:t>
       </w:r>
       <w:r>
         <w:rPr>
@@ -5414,2811 +8493,73 @@
           <w:color w:val="000000"/>
           <w:sz w:val="24"/>
         </w:rPr>
-        <w:t xml:space="preserve"> Тобі́, Го́споди.</w:t>
-      </w:r>
-    </w:p>
-    <w:p>
-      <w:pPr>
-        <w:spacing w:after="120"/>
-        <w:jc w:val="both"/>
-      </w:pPr>
-      <w:r>
-        <w:rPr>
-          <w:rFonts w:ascii="Times New Roman" w:hAnsi="Times New Roman"/>
-          <w:sz w:val="24"/>
-          <w:u w:val="single"/>
-        </w:rPr>
-        <w:t>[Боже великий і вишній, в Тебе одного є безсмертність і в світлі живеш недоступнім. Ти все створіння мудро створив, відокремив світло від темряви і сонце поклав, щоб правити днем, а місяць і зорі, щоб володіли ніччю, нас же грішних вчинив достойними і в теперішню годину стати перед Твоїм обличчям, щоб Тебе визнавати і принести Тобі вечірнє славослов'я. Направ, Людинолюбче, молитву нашу, немов кадило, перед Тобою і прийми її, як благовонний запах. Дай нам мирний цей вечір і близьку вже ніч; зодягни нас у броню світла; визволь нас від нічного страху і всякої речі, що в темряві з'являється, і дай сон, що його Ти дарував на відпочинок нашій немічності, вільний від усякого маріння диявольського. Владико, давче добра, хай і на нашій постелі, бувши Тобі милими, згадуємо вночі Твоє ім'я і, просвічувані навчанням Твоїх заповідей, встанемо в душевній радості до звеличування Твоєї доброти, приносячи твоєму милосердю молитви і моління, за наші і всіх Твоїх людей провини. Відвідай їх задля молитов святої Богородиці.]</w:t>
-      </w:r>
-    </w:p>
-    <w:p>
-      <w:pPr>
-        <w:spacing w:after="120"/>
-      </w:pPr>
-      <w:r>
-        <w:rPr>
-          <w:rFonts w:ascii="Times New Roman" w:hAnsi="Times New Roman"/>
-          <w:i/>
-          <w:color w:val="FF4400"/>
-          <w:sz w:val="24"/>
-        </w:rPr>
-        <w:t>Священник:</w:t>
-      </w:r>
-      <w:r>
-        <w:rPr>
-          <w:rFonts w:ascii="Times New Roman" w:hAnsi="Times New Roman"/>
-          <w:sz w:val="24"/>
-        </w:rPr>
-        <w:t xml:space="preserve"> Бо Ти – Бог милости, ласк і людинолюбности, і Тобі славу возсилаємо, Отцю, і Сину, і Святому Духові, нині, і повсякчас, і на віки віків.</w:t>
-      </w:r>
-    </w:p>
-    <w:p>
-      <w:pPr>
-        <w:spacing w:after="120"/>
-        <w:jc w:val="both"/>
-      </w:pPr>
-      <w:r>
-        <w:rPr>
-          <w:rFonts w:ascii="Times New Roman" w:hAnsi="Times New Roman"/>
-          <w:i/>
+        <w:t xml:space="preserve"> Боже й Отче Господа нашого Ісуса Христа! Ти підніс нас з постелі нашої і зібрав на годину молитви. Дай нам ласку відкрити уста наші і прийми наші подяки, що в наших силах, і навчи нас установ Твоїх. Бо молитися як слід не вміємо, якщо Ти, Господи, святим Твоїм Духом не навчиш нас. Тому молимося Тобі: Даруй і прости, якщо ми згрішили аж до теперішньої години </w:t>
+      </w:r>
+      <w:r>
+        <w:rPr>
+          <w:rFonts w:ascii="Times New Roman" w:hAnsi="Times New Roman"/>
+          <w:color w:val="000000"/>
+          <w:sz w:val="24"/>
+        </w:rPr>
+        <w:t>словом або ділом, або думкою, добровільно або недобровільно. Бо коли на провини будеш дивитися, Господи, Господи, то хто встоїться, бо в Тебе є прощення. Ти один святий, допоміжник сильний, захисник життя нашого, і Тебе ми завжди оспівуватимемо. Нехай буде сила Царства Твого завжди благословенна і вельми прославлювана: Отця, і Сина, і Святого Духа, нині і повсякчас, і на віки віків. Амінь.</w:t>
+      </w:r>
+    </w:p>
+    <w:p>
+      <w:pPr>
+        <w:spacing w:after="120"/>
+        <w:jc w:val="both"/>
+      </w:pPr>
+      <w:r>
+        <w:rPr>
+          <w:rFonts w:ascii="Times New Roman" w:hAnsi="Times New Roman"/>
           <w:color w:val="FF0000"/>
           <w:sz w:val="24"/>
         </w:rPr>
-        <w:t>Вірні:</w:t>
-      </w:r>
+        <w:t xml:space="preserve">8. </w:t>
+      </w:r>
+      <w:r>
+        <w:rPr>
+          <w:rFonts w:ascii="Times New Roman" w:hAnsi="Times New Roman"/>
+          <w:color w:val="000000"/>
+          <w:sz w:val="24"/>
+        </w:rPr>
+        <w:t>Господи, Боже наш, що сонну неміч забрав від нас і покликав нас візванням святим, щоб і вночі підносити руки наші і прославляти Тебе за справедливі Твої присуди. Прийми благання наші, моління, визнавання, нічні служби і даруй нам, Боже, віру бездоганну, надію впевнену, любов нелицемірну. Благослови наші входи й виходи, вчинки, слова, діла й думки; і дай нам дочекатися початку дня, нам, що хвалять й оспівують, і благословлять добрість Твоєї несказанної сили, щоб було благословенне Твоє пресвяте ім'я і прославлене Твоє царство: Отця, і Сина, і Святого Духа, нині і повсякчас, і на віки віків. Амінь.</w:t>
+      </w:r>
+    </w:p>
+    <w:p>
+      <w:pPr>
+        <w:spacing w:after="120"/>
+        <w:jc w:val="both"/>
+      </w:pPr>
       <w:r>
         <w:rPr>
           <w:rFonts w:ascii="Times New Roman" w:hAnsi="Times New Roman"/>
           <w:color w:val="FF0000"/>
           <w:sz w:val="24"/>
         </w:rPr>
-        <w:t xml:space="preserve"> </w:t>
-      </w:r>
-      <w:r>
-        <w:rPr>
-          <w:rFonts w:ascii="Times New Roman" w:hAnsi="Times New Roman"/>
-          <w:sz w:val="24"/>
-        </w:rPr>
-        <w:t>Амінь.</w:t>
-      </w:r>
-    </w:p>
-    <w:p>
-      <w:pPr>
-        <w:spacing w:after="120"/>
-        <w:jc w:val="both"/>
-      </w:pPr>
-      <w:r>
-        <w:rPr>
-          <w:rFonts w:ascii="Times New Roman" w:hAnsi="Times New Roman"/>
-          <w:i/>
-          <w:color w:val="FF4400"/>
-          <w:sz w:val="24"/>
-        </w:rPr>
-        <w:t>Священник:</w:t>
-      </w:r>
-      <w:r>
-        <w:rPr>
-          <w:rFonts w:ascii="Times New Roman" w:hAnsi="Times New Roman"/>
-          <w:sz w:val="24"/>
-        </w:rPr>
-        <w:t xml:space="preserve"> Мир всім.</w:t>
-      </w:r>
-    </w:p>
-    <w:p>
-      <w:pPr>
-        <w:spacing w:after="120"/>
-        <w:jc w:val="both"/>
-      </w:pPr>
-      <w:r>
-        <w:rPr>
-          <w:rFonts w:ascii="Times New Roman" w:hAnsi="Times New Roman"/>
-          <w:i/>
+        <w:t>9.</w:t>
+      </w:r>
+      <w:r>
+        <w:rPr>
+          <w:rFonts w:ascii="Times New Roman" w:hAnsi="Times New Roman"/>
+          <w:color w:val="000000"/>
+          <w:sz w:val="24"/>
+        </w:rPr>
+        <w:t xml:space="preserve"> Господи, Боже наш! Ти за покаяння дарував людям відпущення, нам же, як образ пізнання і визнання гріхів, показав покаяння і прощення пророка Давида. Тож, Владико, помилуй з великої милости Твоєї нас, що в чимало великих гріхів впали, і по багатстві ласк Твоїх очисти беззаконня наші, бо перед Тобою згрішили ми, Господи, що невідомі й таємні речі серця людського знаєш, і єдиний Ти маєш владу прощати гріхи. Серце ж чисте вчини в нас і Духом владичним утверди нас, і радість спасіння Твого яви нам. Не відкинь нас від лиця Твого, але дозволь, як благий і людинолюбний, аж до останнього нашого віддиху появляти Тобі жертву справедливости й приноси на святих Твоїх жертовниках, милістю і ласками і людинолюб'ям єдинородного Сина Твого, з яким Ти є благословенний з пресвятим, добрим і животворчим Твоїм Духом, нині й повсякчас, і на віки віків. Амінь.</w:t>
+      </w:r>
+    </w:p>
+    <w:p>
+      <w:pPr>
+        <w:spacing w:after="120"/>
+        <w:jc w:val="both"/>
+      </w:pPr>
+      <w:r>
+        <w:rPr>
+          <w:rFonts w:ascii="Times New Roman" w:hAnsi="Times New Roman"/>
           <w:color w:val="FF0000"/>
           <w:sz w:val="24"/>
         </w:rPr>
-        <w:t>Вірні:</w:t>
-      </w:r>
-      <w:r>
-        <w:rPr>
-          <w:rFonts w:ascii="Times New Roman" w:hAnsi="Times New Roman"/>
-          <w:color w:val="FF0000"/>
-          <w:sz w:val="24"/>
-        </w:rPr>
-        <w:t xml:space="preserve"> </w:t>
-      </w:r>
-      <w:r>
-        <w:rPr>
-          <w:rFonts w:ascii="Times New Roman" w:hAnsi="Times New Roman"/>
-          <w:sz w:val="24"/>
-        </w:rPr>
-        <w:t>І духові твоєму.</w:t>
-      </w:r>
-    </w:p>
-    <w:p>
-      <w:pPr>
-        <w:spacing w:after="120"/>
-        <w:jc w:val="both"/>
-      </w:pPr>
-      <w:r>
-        <w:rPr>
-          <w:rFonts w:ascii="Times New Roman" w:hAnsi="Times New Roman"/>
-          <w:sz w:val="24"/>
-        </w:rPr>
-        <w:t>Голови ваші перед Господом схиліть.</w:t>
-      </w:r>
-    </w:p>
-    <w:p>
-      <w:pPr>
-        <w:spacing w:after="120"/>
-        <w:jc w:val="both"/>
-      </w:pPr>
-      <w:r>
-        <w:rPr>
-          <w:rFonts w:ascii="Times New Roman" w:hAnsi="Times New Roman"/>
-          <w:i/>
-          <w:color w:val="FF0000"/>
-          <w:sz w:val="24"/>
-        </w:rPr>
-        <w:t>Вірні:</w:t>
-      </w:r>
-      <w:r>
-        <w:rPr>
-          <w:rFonts w:ascii="Times New Roman" w:hAnsi="Times New Roman"/>
-          <w:color w:val="FF0000"/>
-          <w:sz w:val="24"/>
-        </w:rPr>
-        <w:t xml:space="preserve"> </w:t>
-      </w:r>
-      <w:r>
-        <w:rPr>
-          <w:rFonts w:ascii="Times New Roman" w:hAnsi="Times New Roman"/>
-          <w:sz w:val="24"/>
-        </w:rPr>
-        <w:t>Тобі, Господи.</w:t>
-      </w:r>
-    </w:p>
-    <w:p>
-      <w:pPr>
-        <w:spacing w:after="120"/>
-        <w:jc w:val="both"/>
-      </w:pPr>
-      <w:r>
-        <w:rPr>
-          <w:rFonts w:ascii="Times New Roman" w:hAnsi="Times New Roman"/>
-          <w:i/>
-          <w:color w:val="FF0000"/>
-          <w:sz w:val="24"/>
-        </w:rPr>
-        <w:t>Священник читає молитву:</w:t>
-      </w:r>
-      <w:r>
-        <w:rPr>
-          <w:rFonts w:ascii="Times New Roman" w:hAnsi="Times New Roman"/>
-          <w:sz w:val="24"/>
-        </w:rPr>
-        <w:t xml:space="preserve"> Господи, Боже наш, що прихилив небо і зійшов на спасіння людського роду! Зглянься на слуг Твоїх і на спадкоємство Твоє, бо перед Тобою, страшним і людинолюбним Суддею, слуги Твої схилили свої голови і зігнули свої шиї, не від людей очікуючи допомоги, але на Твою надіючись милість і Твого очікуючи спасіння; тож оберігай їх повсякчасно, і в цей вечір, і в прийдешню ніч збережи від усякого ворога, і від будь-якого зазіхання диявольського, і від думок марних, і спогадів лукавих.</w:t>
-      </w:r>
-    </w:p>
-    <w:p>
-      <w:pPr>
-        <w:spacing w:after="120"/>
-      </w:pPr>
-      <w:r>
-        <w:rPr>
-          <w:rFonts w:ascii="Times New Roman" w:hAnsi="Times New Roman"/>
-          <w:i/>
-          <w:color w:val="FF4400"/>
-          <w:sz w:val="24"/>
-        </w:rPr>
-        <w:t>Священник:</w:t>
-      </w:r>
-      <w:r>
-        <w:rPr>
-          <w:rFonts w:ascii="Times New Roman" w:hAnsi="Times New Roman"/>
-          <w:sz w:val="24"/>
-        </w:rPr>
-        <w:t xml:space="preserve"> Нехай буде влада царства Твого благословенна і дуже прославлена: Отця, і Сина, і Святого Духа, нині і повсякчас, і на віки віків.</w:t>
-      </w:r>
-    </w:p>
-    <w:p>
-      <w:pPr>
-        <w:spacing w:after="120"/>
-        <w:jc w:val="both"/>
-      </w:pPr>
-      <w:r>
-        <w:rPr>
-          <w:rFonts w:ascii="Times New Roman" w:hAnsi="Times New Roman"/>
-          <w:i/>
-          <w:color w:val="FF0000"/>
-          <w:sz w:val="24"/>
-        </w:rPr>
-        <w:t>Вірні:</w:t>
-      </w:r>
-      <w:r>
-        <w:rPr>
-          <w:rFonts w:ascii="Times New Roman" w:hAnsi="Times New Roman"/>
-          <w:sz w:val="24"/>
-        </w:rPr>
-        <w:t xml:space="preserve"> Амінь.</w:t>
-      </w:r>
-    </w:p>
-    <w:p>
-      <w:pPr>
-        <w:spacing w:after="120"/>
-      </w:pPr>
-    </w:p>
-    <w:p>
-      <w:pPr>
-        <w:pStyle w:val="Heading2"/>
-        <w:spacing w:after="120"/>
-        <w:jc w:val="center"/>
-      </w:pPr>
-      <w:r>
-        <w:rPr>
-          <w:rFonts w:ascii="Times New Roman" w:hAnsi="Times New Roman"/>
-          <w:color w:val="FF0000"/>
-          <w:sz w:val="24"/>
-        </w:rPr>
-        <w:t>Стихири на стиховні</w:t>
-      </w:r>
-    </w:p>
-    <w:p>
-      <w:pPr>
-        <w:spacing w:after="120"/>
-        <w:jc w:val="both"/>
-      </w:pPr>
-      <w:r>
-        <w:rPr>
-          <w:rFonts w:ascii="Times New Roman" w:hAnsi="Times New Roman"/>
-          <w:i/>
-          <w:color w:val="FF0000"/>
-          <w:sz w:val="24"/>
-        </w:rPr>
-        <w:t>(г. 5):</w:t>
-      </w:r>
-      <w:r>
-        <w:rPr>
-          <w:rFonts w:ascii="Times New Roman" w:hAnsi="Times New Roman"/>
-          <w:sz w:val="24"/>
-        </w:rPr>
-        <w:t xml:space="preserve"> </w:t>
-      </w:r>
-      <w:r>
-        <w:rPr>
-          <w:rFonts w:ascii="Times New Roman" w:hAnsi="Times New Roman"/>
-          <w:sz w:val="24"/>
-        </w:rPr>
-        <w:t xml:space="preserve">Тебе́, Спа́са Христа́, що ті́ло прийня́в і не розлучи́вся від небе́с,* голоса́ми й пісня́ми велича́ємо.* Бо хрест і смерть Ти прийня́в за рід наш як </w:t>
-      </w:r>
-      <w:r>
-        <w:rPr>
-          <w:rFonts w:ascii="Times New Roman" w:hAnsi="Times New Roman"/>
-          <w:sz w:val="24"/>
-        </w:rPr>
-        <w:t>л</w:t>
-      </w:r>
-      <w:r>
-        <w:rPr>
-          <w:rFonts w:ascii="Times New Roman" w:hAnsi="Times New Roman"/>
-          <w:sz w:val="24"/>
-        </w:rPr>
-        <w:t>юдинолю́бний Госпо́дь* і, ски́нувши а́дські воро́та, тре́тього дня воскре́с Ти,* спаса́ючи ду́ші на́ші.</w:t>
-      </w:r>
-    </w:p>
-    <w:p>
-      <w:pPr>
-        <w:spacing w:after="120"/>
-      </w:pPr>
-      <w:r>
-        <w:rPr>
-          <w:rFonts w:ascii="Times New Roman" w:hAnsi="Times New Roman"/>
-          <w:i/>
-          <w:color w:val="FF0000"/>
-          <w:sz w:val="24"/>
-        </w:rPr>
-        <w:t xml:space="preserve">Стих: </w:t>
-      </w:r>
-      <w:r>
-        <w:rPr>
-          <w:rFonts w:ascii="Times New Roman" w:hAnsi="Times New Roman"/>
-          <w:sz w:val="24"/>
-          <w:u w:val="single"/>
-        </w:rPr>
-        <w:t>Госпо́дь царю́є,* у ве́лич Він зодягну́вся.</w:t>
-      </w:r>
-      <w:r>
-        <w:rPr>
-          <w:rFonts w:ascii="Times New Roman" w:hAnsi="Times New Roman"/>
-          <w:i/>
-          <w:color w:val="FF0000"/>
-          <w:sz w:val="24"/>
-        </w:rPr>
-        <w:t xml:space="preserve"> (Пс. 92,1)</w:t>
-      </w:r>
-    </w:p>
-    <w:p>
-      <w:pPr>
-        <w:spacing w:after="120"/>
-        <w:jc w:val="both"/>
-      </w:pPr>
-      <w:r>
-        <w:rPr>
-          <w:rFonts w:ascii="Times New Roman" w:hAnsi="Times New Roman"/>
-          <w:sz w:val="24"/>
-        </w:rPr>
-        <w:t>З проко́леного Твого́ бо́ку, Життєда́вче,* Ти ви́лив пото́ки життя́ і спасі́ння.* Прийня́вши тіле́сну смерть, Ти дарува́в нам безсме́ртя;* посели́вшись у гро́бі, Ти, як Бог, нас ви́зволив,* співвоскреси́вши з Со́бою.* Тому́ кли́чемо до Те́бе:* Людинолю́бний Го́споди, – сла́ва Тобі́!</w:t>
-      </w:r>
-    </w:p>
-    <w:p>
-      <w:pPr>
-        <w:spacing w:after="120"/>
-      </w:pPr>
-      <w:r>
-        <w:rPr>
-          <w:rFonts w:ascii="Times New Roman" w:hAnsi="Times New Roman"/>
-          <w:i/>
-          <w:color w:val="FF0000"/>
-          <w:sz w:val="24"/>
-        </w:rPr>
-        <w:t xml:space="preserve">Стих: </w:t>
-      </w:r>
-      <w:r>
-        <w:rPr>
-          <w:rFonts w:ascii="Times New Roman" w:hAnsi="Times New Roman"/>
-          <w:sz w:val="24"/>
-          <w:u w:val="single"/>
-        </w:rPr>
-        <w:t>Бо Він утверди́в вселе́нну,* і вона́ не захита́ється.</w:t>
-      </w:r>
-      <w:r>
-        <w:rPr>
-          <w:rFonts w:ascii="Times New Roman" w:hAnsi="Times New Roman"/>
-          <w:i/>
-          <w:color w:val="FF0000"/>
-          <w:sz w:val="24"/>
-        </w:rPr>
-        <w:t xml:space="preserve"> (Пс. 92,1)</w:t>
-      </w:r>
-    </w:p>
-    <w:p>
-      <w:pPr>
-        <w:spacing w:after="120"/>
-        <w:jc w:val="both"/>
-      </w:pPr>
-      <w:r>
-        <w:rPr>
-          <w:rFonts w:ascii="Times New Roman" w:hAnsi="Times New Roman"/>
-          <w:sz w:val="24"/>
-        </w:rPr>
-        <w:t>Ди́вне Твоє́, Людинолю́бче, розп’я́ття і схід до а́ду!* Бо Ти полони́в його́ і воскреси́в з Собо́ю коли́шніх в’я́знів;* як Бог, відкри́вши рай, вчини́в їх гі́дними його́ осягну́ти.* Тому́ й нам, що сла́вимо Твоє́ на тре́тій день воскресі́ння,* дай очи́щення гріхі́в і зволь нам ста́ти жи́телями ра́ю,* як єди́ний добросе́рдий.</w:t>
-      </w:r>
-    </w:p>
-    <w:p>
-      <w:pPr>
-        <w:spacing w:after="120"/>
-      </w:pPr>
-      <w:r>
-        <w:rPr>
-          <w:rFonts w:ascii="Times New Roman" w:hAnsi="Times New Roman"/>
-          <w:i/>
-          <w:color w:val="FF0000"/>
-          <w:sz w:val="24"/>
-        </w:rPr>
-        <w:t xml:space="preserve">Стих: </w:t>
-      </w:r>
-      <w:r>
-        <w:rPr>
-          <w:rFonts w:ascii="Times New Roman" w:hAnsi="Times New Roman"/>
-          <w:sz w:val="24"/>
-          <w:u w:val="single"/>
-        </w:rPr>
-        <w:t>До́мові Твоє́му, Го́споди,* нале́жить свя́тість на до́вгі лі́та.</w:t>
-      </w:r>
-      <w:r>
-        <w:rPr>
-          <w:rFonts w:ascii="Times New Roman" w:hAnsi="Times New Roman"/>
-          <w:i/>
-          <w:color w:val="FF0000"/>
-          <w:sz w:val="24"/>
-        </w:rPr>
-        <w:t xml:space="preserve"> (Пс. 92,5)</w:t>
-      </w:r>
-    </w:p>
-    <w:p>
-      <w:pPr>
-        <w:spacing w:after="120"/>
-        <w:jc w:val="both"/>
-      </w:pPr>
-      <w:r>
-        <w:rPr>
-          <w:rFonts w:ascii="Times New Roman" w:hAnsi="Times New Roman"/>
-          <w:sz w:val="24"/>
-        </w:rPr>
-        <w:t>Ти, Людинолю́бче, що за́для нас прийня́в тіле́сні стра́сті* і воскре́с на тре́тій день з ме́ртвих,* зліку́й на́ші тіле́сні при́страсті,* підве́ди з тяжки́х про́гріхів, і спаси́ нас!</w:t>
-      </w:r>
-    </w:p>
-    <w:p>
-      <w:pPr>
-        <w:spacing w:after="120"/>
-        <w:jc w:val="both"/>
-      </w:pPr>
-      <w:r>
-        <w:rPr>
-          <w:rFonts w:ascii="Times New Roman" w:hAnsi="Times New Roman"/>
-          <w:b/>
-          <w:sz w:val="24"/>
-        </w:rPr>
-        <w:t>Слава і нині</w:t>
-      </w:r>
-      <w:r>
-        <w:rPr>
-          <w:rFonts w:ascii="Times New Roman" w:hAnsi="Times New Roman"/>
-          <w:sz w:val="24"/>
-        </w:rPr>
-        <w:t xml:space="preserve">: </w:t>
-      </w:r>
-      <w:r>
-        <w:rPr>
-          <w:rFonts w:ascii="Times New Roman" w:hAnsi="Times New Roman"/>
-          <w:sz w:val="24"/>
-        </w:rPr>
-        <w:t>Ти є храм і бра́ма,* пала́та й ца́рський престо́л, Ді́во Пречи́ста.* Тобо́ю бо яви́вся мій Спаси́тель, Христо́с Госпо́дь,* тим, що в те́мряві спа́ли, бу́дучи со́нцем пра́вди,* бажа́ючи просвіти́ти ство́рених на Свій о́браз, Своє́ю руко́ю.* Тому́, Всесла́вна, що здобу́ла собі́ матери́нське до Ньо́го дові́р’я,* безнаста́нно моли́сь, щоб спасти́ся ду́шам на́шим.</w:t>
-      </w:r>
-    </w:p>
-    <w:p>
-      <w:pPr>
-        <w:spacing w:after="120"/>
-        <w:jc w:val="both"/>
-      </w:pPr>
-    </w:p>
-    <w:p>
-      <w:pPr>
-        <w:pStyle w:val="Heading3"/>
-        <w:spacing w:after="120"/>
-        <w:jc w:val="center"/>
-      </w:pPr>
-      <w:r>
-        <w:rPr>
-          <w:rFonts w:ascii="Times New Roman" w:hAnsi="Times New Roman"/>
-          <w:b/>
-          <w:i/>
-          <w:color w:val="FF0000"/>
-        </w:rPr>
-        <w:t>Пісня Симеона</w:t>
-      </w:r>
-    </w:p>
-    <w:p>
-      <w:pPr>
-        <w:spacing w:after="120"/>
-      </w:pPr>
-      <w:r>
-        <w:rPr>
-          <w:rFonts w:ascii="Times New Roman" w:hAnsi="Times New Roman"/>
-          <w:sz w:val="24"/>
-        </w:rPr>
-        <w:t>Ни́ні відпуска́єш слугу́ Твого́, Влади́ко,* за Твої́м сло́вом у ми́рі.</w:t>
-      </w:r>
-    </w:p>
-    <w:p>
-      <w:pPr>
-        <w:spacing w:after="120"/>
-      </w:pPr>
-      <w:r>
-        <w:rPr>
-          <w:rFonts w:ascii="Times New Roman" w:hAnsi="Times New Roman"/>
-          <w:sz w:val="24"/>
-        </w:rPr>
-        <w:t>Бо поба́чили о́чі мої́* спасі́ння Твоє́;</w:t>
-      </w:r>
-    </w:p>
-    <w:p>
-      <w:pPr>
-        <w:spacing w:after="120"/>
-      </w:pPr>
-      <w:r>
-        <w:rPr>
-          <w:rFonts w:ascii="Times New Roman" w:hAnsi="Times New Roman"/>
-          <w:sz w:val="24"/>
-        </w:rPr>
-        <w:t>Що приготува́в Ти* пе́ред усіма́ наро́дами;</w:t>
-      </w:r>
-    </w:p>
-    <w:p>
-      <w:pPr>
-        <w:spacing w:after="120"/>
-      </w:pPr>
-      <w:r>
-        <w:rPr>
-          <w:rFonts w:ascii="Times New Roman" w:hAnsi="Times New Roman"/>
-          <w:sz w:val="24"/>
-        </w:rPr>
-        <w:t>Сві́тло на просві́ту пога́нам,* і сла́ву лю́ду Твого́, Ізра́їля.</w:t>
-      </w:r>
-    </w:p>
-    <w:p>
-      <w:pPr>
-        <w:spacing w:after="120"/>
-      </w:pPr>
-      <w:r>
-        <w:rPr>
-          <w:rFonts w:ascii="Times New Roman" w:hAnsi="Times New Roman"/>
-          <w:sz w:val="24"/>
-        </w:rPr>
-        <w:t xml:space="preserve">Святи́й Бо́же, святи́й Крі́пкий, святи́й Безсме́ртний, поми́луй нас. </w:t>
-      </w:r>
-      <w:r>
-        <w:rPr>
-          <w:rFonts w:ascii="Times New Roman" w:hAnsi="Times New Roman"/>
-          <w:i/>
-          <w:color w:val="FF0000"/>
-          <w:sz w:val="24"/>
-        </w:rPr>
-        <w:t>(3 р.)</w:t>
-      </w:r>
-    </w:p>
-    <w:p>
-      <w:pPr>
-        <w:spacing w:after="120"/>
-      </w:pPr>
-      <w:r>
-        <w:rPr>
-          <w:rFonts w:ascii="Times New Roman" w:hAnsi="Times New Roman"/>
-          <w:sz w:val="24"/>
-        </w:rPr>
-        <w:t>Сла́ва Отцю́, і Си́ну, і Свято́му Ду́хові,* і ни́ні, і повсякча́с, і на ві́ки вікі́в. Амі́нь.</w:t>
-      </w:r>
-    </w:p>
-    <w:p>
-      <w:pPr>
-        <w:spacing w:after="120"/>
-      </w:pPr>
-      <w:r>
-        <w:rPr>
-          <w:rFonts w:ascii="Times New Roman" w:hAnsi="Times New Roman"/>
-          <w:sz w:val="24"/>
-        </w:rPr>
-        <w:t>Пресвята́ Тро́йце, поми́луй нас; Го́споди, очи́сти гріхи́ на́ші; Влади́ко, прости́ беззако́ння на́ші; Святи́й, завіта́й і зціли́ не́мочі на́ші, І́мени Твого́ ра́ди.</w:t>
-      </w:r>
-    </w:p>
-    <w:p>
-      <w:pPr>
-        <w:spacing w:after="120"/>
-      </w:pPr>
-      <w:r>
-        <w:rPr>
-          <w:rFonts w:ascii="Times New Roman" w:hAnsi="Times New Roman"/>
-          <w:sz w:val="24"/>
-        </w:rPr>
-        <w:t xml:space="preserve">Го́споди, поми́луй. </w:t>
-      </w:r>
-      <w:r>
-        <w:rPr>
-          <w:rFonts w:ascii="Times New Roman" w:hAnsi="Times New Roman"/>
-          <w:i/>
-          <w:color w:val="FF0000"/>
-          <w:sz w:val="24"/>
-        </w:rPr>
-        <w:t>(3 р.)</w:t>
-      </w:r>
-    </w:p>
-    <w:p>
-      <w:pPr>
-        <w:spacing w:after="120"/>
-      </w:pPr>
-      <w:r>
-        <w:rPr>
-          <w:rFonts w:ascii="Times New Roman" w:hAnsi="Times New Roman"/>
-          <w:sz w:val="24"/>
-        </w:rPr>
-        <w:t>Сла́ва Отцю́, і Си́ну, і Свято́му Ду́хові,* і ни́ні, і повсякча́с, і на ві́ки вікі́в. Амі́нь.</w:t>
-      </w:r>
-    </w:p>
-    <w:p>
-      <w:pPr>
-        <w:spacing w:after="120"/>
-      </w:pPr>
-      <w:r>
-        <w:rPr>
-          <w:rFonts w:ascii="Times New Roman" w:hAnsi="Times New Roman"/>
-          <w:sz w:val="24"/>
-        </w:rPr>
-        <w:t>О́тче наш, що єси́ на небеса́х,* неха́й святи́ться ім’я́ Твоє́,* неха́й при́йде ца́рство Твоє́,* неха́й бу́де во́ля Твоя́, як на не́бі, так і на землі́.* Хліб наш насу́щний дай нам сього́дні;* і прости́ нам прови́ни на́ші,* як і ми проща́ємо винува́тцям на́шим;* і не введи́ нас у споку́су,* але́ ви́зволи нас від лука́вого.</w:t>
-      </w:r>
-    </w:p>
-    <w:p>
-      <w:pPr>
-        <w:spacing w:after="120"/>
-      </w:pPr>
-      <w:r>
-        <w:rPr>
-          <w:rFonts w:ascii="Times New Roman" w:hAnsi="Times New Roman"/>
-          <w:i/>
-          <w:color w:val="FF4400"/>
-          <w:sz w:val="24"/>
-        </w:rPr>
-        <w:t>Священник:</w:t>
-      </w:r>
-      <w:r>
-        <w:rPr>
-          <w:rFonts w:ascii="Times New Roman" w:hAnsi="Times New Roman"/>
-          <w:sz w:val="24"/>
-        </w:rPr>
-        <w:t xml:space="preserve"> Бо Твоє є царство, і сила, і слава, Отця, і Сина, і Святого Духа, нині, і повсякчас, і на віки віків.</w:t>
-      </w:r>
-    </w:p>
-    <w:p>
-      <w:pPr>
-        <w:spacing w:after="120"/>
-        <w:jc w:val="both"/>
-      </w:pPr>
-      <w:r>
-        <w:rPr>
-          <w:rFonts w:ascii="Times New Roman" w:hAnsi="Times New Roman"/>
-          <w:i/>
-          <w:color w:val="FF0000"/>
-          <w:sz w:val="24"/>
-        </w:rPr>
-        <w:t>Вірні:</w:t>
-      </w:r>
-      <w:r>
-        <w:rPr>
-          <w:rFonts w:ascii="Times New Roman" w:hAnsi="Times New Roman"/>
-          <w:color w:val="FF0000"/>
-          <w:sz w:val="24"/>
-        </w:rPr>
-        <w:t xml:space="preserve"> </w:t>
-      </w:r>
-      <w:r>
-        <w:rPr>
-          <w:rFonts w:ascii="Times New Roman" w:hAnsi="Times New Roman"/>
-          <w:sz w:val="24"/>
-        </w:rPr>
-        <w:t>Амінь.</w:t>
-      </w:r>
-    </w:p>
-    <w:p>
-      <w:pPr>
-        <w:pStyle w:val="Heading3"/>
-        <w:spacing w:after="120"/>
-        <w:jc w:val="center"/>
-      </w:pPr>
-      <w:r>
-        <w:rPr>
-          <w:rFonts w:ascii="Times New Roman" w:hAnsi="Times New Roman"/>
-          <w:b/>
-          <w:i/>
-          <w:color w:val="FF0000"/>
-        </w:rPr>
-        <w:t>Тропарі</w:t>
-      </w:r>
-    </w:p>
-    <w:p>
-      <w:pPr>
-        <w:spacing w:after="120"/>
-        <w:jc w:val="both"/>
-      </w:pPr>
-      <w:r>
-        <w:rPr>
-          <w:rFonts w:ascii="Times New Roman" w:hAnsi="Times New Roman"/>
-          <w:i/>
-          <w:color w:val="FF0000"/>
-          <w:sz w:val="24"/>
-        </w:rPr>
-        <w:t xml:space="preserve">(г. 5): </w:t>
-      </w:r>
-      <w:r>
-        <w:rPr>
-          <w:rFonts w:ascii="Times New Roman" w:hAnsi="Times New Roman"/>
-          <w:sz w:val="24"/>
-        </w:rPr>
-        <w:t>Собезнача́льне Сло́во Отцю́ і Ду́хові,* від Ді́ви наро́джене на спасі́ння на́ше,* оспіва́ймо, ві́рні, і поклоні́мся,* бо благоволи́в пло́ттю зійти́ на хрест* і смерть перетерпі́ти, і воскреси́ти уме́рлих* сла́вним воскресі́нням Свої́м.</w:t>
-      </w:r>
-      <w:r>
-        <w:rPr>
-          <w:rFonts w:ascii="Times New Roman" w:hAnsi="Times New Roman"/>
-          <w:b/>
-          <w:sz w:val="24"/>
-        </w:rPr>
-        <w:t xml:space="preserve">Слава: </w:t>
-      </w:r>
-    </w:p>
-    <w:p>
-      <w:pPr>
-        <w:spacing w:after="120"/>
-        <w:jc w:val="both"/>
-      </w:pPr>
-      <w:r>
-        <w:rPr>
-          <w:rFonts w:ascii="Times New Roman" w:hAnsi="Times New Roman"/>
-          <w:b/>
-          <w:sz w:val="24"/>
-        </w:rPr>
-        <w:t>І нині:</w:t>
-      </w:r>
-      <w:r>
-        <w:rPr>
-          <w:rFonts w:ascii="Times New Roman" w:hAnsi="Times New Roman"/>
-          <w:sz w:val="24"/>
-        </w:rPr>
-        <w:t xml:space="preserve"> </w:t>
-      </w:r>
-    </w:p>
-    <w:p>
-      <w:pPr>
-        <w:spacing w:after="120"/>
-        <w:jc w:val="both"/>
-      </w:pPr>
-    </w:p>
-    <w:p>
-      <w:pPr>
-        <w:pStyle w:val="Heading2"/>
-        <w:spacing w:after="120"/>
-        <w:jc w:val="center"/>
-      </w:pPr>
-      <w:r>
-        <w:rPr>
-          <w:rFonts w:ascii="Times New Roman" w:hAnsi="Times New Roman"/>
-          <w:b/>
-          <w:i/>
-          <w:color w:val="FF0000"/>
-          <w:sz w:val="24"/>
-        </w:rPr>
-        <w:t>Великий відпуст</w:t>
-      </w:r>
-    </w:p>
-    <w:p>
-      <w:pPr>
-        <w:spacing w:after="120"/>
-      </w:pPr>
-      <w:r>
-        <w:rPr>
-          <w:rFonts w:ascii="Times New Roman" w:hAnsi="Times New Roman"/>
-          <w:sz w:val="24"/>
-        </w:rPr>
-        <w:t>Прему́дрість!</w:t>
-      </w:r>
-    </w:p>
-    <w:p>
-      <w:pPr>
-        <w:spacing w:after="120"/>
-      </w:pPr>
-      <w:r>
-        <w:rPr>
-          <w:rFonts w:ascii="Times New Roman" w:hAnsi="Times New Roman"/>
-          <w:i/>
-          <w:color w:val="FF0000"/>
-          <w:sz w:val="24"/>
-        </w:rPr>
-        <w:t>Вірні:</w:t>
-      </w:r>
-      <w:r>
-        <w:rPr>
-          <w:rFonts w:ascii="Times New Roman" w:hAnsi="Times New Roman"/>
-          <w:color w:val="FF0000"/>
-          <w:sz w:val="24"/>
-        </w:rPr>
-        <w:t xml:space="preserve"> </w:t>
-      </w:r>
-      <w:r>
-        <w:rPr>
-          <w:rFonts w:ascii="Times New Roman" w:hAnsi="Times New Roman"/>
-          <w:sz w:val="24"/>
-        </w:rPr>
-        <w:t>Благослови́.</w:t>
-      </w:r>
-    </w:p>
-    <w:p>
-      <w:pPr>
-        <w:spacing w:after="120"/>
-      </w:pPr>
-      <w:r>
-        <w:rPr>
-          <w:rFonts w:ascii="Times New Roman" w:hAnsi="Times New Roman"/>
-          <w:i/>
-          <w:color w:val="FF4400"/>
-          <w:sz w:val="24"/>
-        </w:rPr>
-        <w:t>Священник:</w:t>
-      </w:r>
-      <w:r>
-        <w:rPr>
-          <w:rFonts w:ascii="Times New Roman" w:hAnsi="Times New Roman"/>
-          <w:sz w:val="24"/>
-        </w:rPr>
-        <w:t xml:space="preserve"> Благослове́нний Христо́с Бог наш, за́вжди, ни́ні, і повсякча́с, і на ві́ки вікі́в.</w:t>
-      </w:r>
-    </w:p>
-    <w:p>
-      <w:pPr>
-        <w:spacing w:after="120"/>
-      </w:pPr>
-      <w:r>
-        <w:rPr>
-          <w:rFonts w:ascii="Times New Roman" w:hAnsi="Times New Roman"/>
-          <w:i/>
-          <w:color w:val="FF0000"/>
-          <w:sz w:val="24"/>
-        </w:rPr>
-        <w:t>Вірні:</w:t>
-      </w:r>
-      <w:r>
-        <w:rPr>
-          <w:rFonts w:ascii="Times New Roman" w:hAnsi="Times New Roman"/>
-          <w:color w:val="FF0000"/>
-          <w:sz w:val="24"/>
-        </w:rPr>
-        <w:t xml:space="preserve"> </w:t>
-      </w:r>
-      <w:r>
-        <w:rPr>
-          <w:rFonts w:ascii="Times New Roman" w:hAnsi="Times New Roman"/>
-          <w:sz w:val="24"/>
-        </w:rPr>
-        <w:t>Амі́нь. Утверди́, Бо́же, святу́ правосла́вну ві́ру на ві́ки вікі́в.</w:t>
-      </w:r>
-    </w:p>
-    <w:p>
-      <w:pPr>
-        <w:spacing w:after="120"/>
-      </w:pPr>
-      <w:r>
-        <w:rPr>
-          <w:rFonts w:ascii="Times New Roman" w:hAnsi="Times New Roman"/>
-          <w:i/>
-          <w:color w:val="FF4400"/>
-          <w:sz w:val="24"/>
-        </w:rPr>
-        <w:t>Священник:</w:t>
-      </w:r>
-      <w:r>
-        <w:rPr>
-          <w:rFonts w:ascii="Times New Roman" w:hAnsi="Times New Roman"/>
-          <w:sz w:val="24"/>
-        </w:rPr>
-        <w:t xml:space="preserve"> Пресвята́ Богоро́дице, спаси́ нас.</w:t>
-      </w:r>
-    </w:p>
-    <w:p>
-      <w:pPr>
-        <w:spacing w:after="120"/>
-      </w:pPr>
-      <w:r>
-        <w:rPr>
-          <w:rFonts w:ascii="Times New Roman" w:hAnsi="Times New Roman"/>
-          <w:i/>
-          <w:color w:val="FF0000"/>
-          <w:sz w:val="24"/>
-        </w:rPr>
-        <w:t>Вірні:</w:t>
-      </w:r>
-      <w:r>
-        <w:rPr>
-          <w:rFonts w:ascii="Times New Roman" w:hAnsi="Times New Roman"/>
-          <w:color w:val="FF0000"/>
-          <w:sz w:val="24"/>
-        </w:rPr>
-        <w:t xml:space="preserve"> </w:t>
-      </w:r>
-      <w:r>
-        <w:rPr>
-          <w:rFonts w:ascii="Times New Roman" w:hAnsi="Times New Roman"/>
-          <w:sz w:val="24"/>
-        </w:rPr>
-        <w:t>Чесні́шу від херуви́мів* і незрівня́нно славні́шу від серафи́мів,* що без зотлі́ння Бо́га Сло́во породи́ла,* су́щу Богоро́дицю, тебе́ велича́ємо.</w:t>
-      </w:r>
-    </w:p>
-    <w:p>
-      <w:pPr>
-        <w:spacing w:after="120"/>
-      </w:pPr>
-      <w:r>
-        <w:rPr>
-          <w:rFonts w:ascii="Times New Roman" w:hAnsi="Times New Roman"/>
-          <w:i/>
-          <w:color w:val="FF4400"/>
-          <w:sz w:val="24"/>
-        </w:rPr>
-        <w:t>Священник:</w:t>
-      </w:r>
-      <w:r>
-        <w:rPr>
-          <w:rFonts w:ascii="Times New Roman" w:hAnsi="Times New Roman"/>
-          <w:sz w:val="24"/>
-        </w:rPr>
-        <w:t xml:space="preserve"> Сла́ва Тобі́, Хри́сте Бо́же, упова́ння на́ше, сла́ва Тобі́!</w:t>
-      </w:r>
-    </w:p>
-    <w:p>
-      <w:pPr>
-        <w:spacing w:after="120"/>
-      </w:pPr>
-      <w:r>
-        <w:rPr>
-          <w:rFonts w:ascii="Times New Roman" w:hAnsi="Times New Roman"/>
-          <w:i/>
-          <w:color w:val="FF0000"/>
-          <w:sz w:val="24"/>
-        </w:rPr>
-        <w:t>Вірні:</w:t>
-      </w:r>
-      <w:r>
-        <w:rPr>
-          <w:rFonts w:ascii="Times New Roman" w:hAnsi="Times New Roman"/>
-          <w:color w:val="FF0000"/>
-          <w:sz w:val="24"/>
-        </w:rPr>
-        <w:t xml:space="preserve"> </w:t>
-      </w:r>
-      <w:r>
-        <w:rPr>
-          <w:rFonts w:ascii="Times New Roman" w:hAnsi="Times New Roman"/>
-          <w:sz w:val="24"/>
-        </w:rPr>
-        <w:t xml:space="preserve">Сла́ва Отцю́, і Си́ну, і Свято́му Ду́хові, і ни́ні, і повсякча́с, і на ві́ки вікі́в. Амі́нь. Го́споди, поми́луй. </w:t>
-      </w:r>
-      <w:r>
-        <w:rPr>
-          <w:rFonts w:ascii="Times New Roman" w:hAnsi="Times New Roman"/>
-          <w:i/>
-          <w:color w:val="FF0000"/>
-          <w:sz w:val="24"/>
-        </w:rPr>
-        <w:t>(3 р.)</w:t>
-      </w:r>
-      <w:r>
-        <w:rPr>
-          <w:rFonts w:ascii="Times New Roman" w:hAnsi="Times New Roman"/>
-          <w:sz w:val="24"/>
-        </w:rPr>
-        <w:t xml:space="preserve"> Благослови́.</w:t>
-      </w:r>
-    </w:p>
-    <w:p>
-      <w:pPr>
-        <w:spacing w:after="120"/>
-        <w:jc w:val="both"/>
-      </w:pPr>
-      <w:r>
-        <w:rPr>
-          <w:rFonts w:ascii="Times New Roman" w:hAnsi="Times New Roman"/>
-          <w:i/>
-          <w:color w:val="FF4400"/>
-          <w:sz w:val="24"/>
-        </w:rPr>
-        <w:t>Священник:</w:t>
-      </w:r>
-      <w:r>
-        <w:rPr>
-          <w:rFonts w:ascii="Times New Roman" w:hAnsi="Times New Roman"/>
-          <w:sz w:val="24"/>
-        </w:rPr>
-        <w:t xml:space="preserve"> Христо́с, що воскре́с із ме́ртвих, і́стинний Бог наш – молитва́ми пречи́стої Своє́ї Ма́тері, святи́х сла́вних і всехва́льних апо́столів, і свято́го (ім’я, </w:t>
-      </w:r>
-      <w:r>
-        <w:rPr>
-          <w:rFonts w:ascii="Times New Roman" w:hAnsi="Times New Roman"/>
-          <w:i/>
-          <w:color w:val="FF4400"/>
-          <w:sz w:val="24"/>
-        </w:rPr>
-        <w:t>якого є храм</w:t>
-      </w:r>
-      <w:r>
-        <w:rPr>
-          <w:rFonts w:ascii="Times New Roman" w:hAnsi="Times New Roman"/>
-          <w:sz w:val="24"/>
-        </w:rPr>
-        <w:t>), і свято́го (ім’я, якого є день), і всіх святи́х – поми́лує і спасе́ нас як благи́й і людинолю́бний.</w:t>
-      </w:r>
-    </w:p>
-    <w:p>
-      <w:pPr>
-        <w:spacing w:after="120"/>
-        <w:jc w:val="both"/>
-      </w:pPr>
-      <w:r>
-        <w:rPr>
-          <w:rFonts w:ascii="Times New Roman" w:hAnsi="Times New Roman"/>
-          <w:i/>
-          <w:color w:val="FF0000"/>
-          <w:sz w:val="24"/>
-        </w:rPr>
-        <w:t>Вірні:</w:t>
-      </w:r>
-      <w:r>
-        <w:rPr>
-          <w:rFonts w:ascii="Times New Roman" w:hAnsi="Times New Roman"/>
-          <w:color w:val="FF0000"/>
-          <w:sz w:val="24"/>
-        </w:rPr>
-        <w:t xml:space="preserve"> </w:t>
-      </w:r>
-      <w:r>
-        <w:rPr>
-          <w:rFonts w:ascii="Times New Roman" w:hAnsi="Times New Roman"/>
-          <w:sz w:val="24"/>
-        </w:rPr>
-        <w:t>Амінь.</w:t>
-      </w:r>
-    </w:p>
-    <w:p>
-      <w:pPr>
-        <w:pStyle w:val="Heading3"/>
-        <w:spacing w:after="120"/>
-        <w:jc w:val="center"/>
-      </w:pPr>
-      <w:r>
-        <w:rPr>
-          <w:rFonts w:ascii="Times New Roman" w:hAnsi="Times New Roman"/>
-          <w:b/>
-          <w:i/>
-          <w:color w:val="FF0000"/>
-        </w:rPr>
-        <w:t>Після Вечірні</w:t>
-      </w:r>
-    </w:p>
-    <w:p>
-      <w:pPr>
-        <w:spacing w:after="120"/>
-      </w:pPr>
-      <w:r>
-        <w:rPr>
-          <w:rFonts w:ascii="Times New Roman" w:hAnsi="Times New Roman"/>
-          <w:i/>
-          <w:color w:val="FF0000"/>
-          <w:sz w:val="24"/>
-        </w:rPr>
-        <w:t>(г. 6):</w:t>
-      </w:r>
-      <w:r>
-        <w:rPr>
-          <w:rFonts w:ascii="Times New Roman" w:hAnsi="Times New Roman"/>
-          <w:sz w:val="24"/>
-        </w:rPr>
-        <w:t xml:space="preserve"> </w:t>
-      </w:r>
-      <w:r>
-        <w:rPr>
-          <w:rFonts w:ascii="Times New Roman" w:hAnsi="Times New Roman"/>
-          <w:sz w:val="24"/>
-        </w:rPr>
-        <w:t>Воскресі́ння Твоє́, Хри́сте Спа́се,* а́нгели оспі́вують на небеса́х,* і нас на землі́ сподо́би чи́стим се́рцем* Тебе́ спі́вом прославля́ти.</w:t>
-      </w:r>
-    </w:p>
-    <w:p>
-      <w:pPr>
-        <w:spacing w:after="120"/>
-        <w:jc w:val="both"/>
-      </w:pPr>
-    </w:p>
-    <w:p>
-      <w:pPr>
-        <w:spacing w:after="120"/>
-        <w:jc w:val="both"/>
-      </w:pPr>
-      <w:r>
-        <w:rPr>
-          <w:rFonts w:ascii="Times New Roman" w:hAnsi="Times New Roman"/>
-        </w:rPr>
-      </w:r>
-    </w:p>
-    <w:p>
-      <w:pPr>
-        <w:spacing w:after="120"/>
-      </w:pPr>
-      <w:r>
-        <w:rPr>
-          <w:rFonts w:ascii="Times New Roman" w:hAnsi="Times New Roman"/>
-        </w:rPr>
-      </w:r>
-    </w:p>
-    <w:p>
-      <w:pPr>
-        <w:spacing w:after="120"/>
-      </w:pPr>
-      <w:r>
-        <w:rPr>
-          <w:rFonts w:ascii="Times New Roman" w:hAnsi="Times New Roman"/>
-        </w:rPr>
-      </w:r>
-    </w:p>
-    <w:p>
-      <w:pPr>
-        <w:spacing w:after="120"/>
-      </w:pPr>
-      <w:r>
-        <w:rPr>
-          <w:rFonts w:ascii="Times New Roman" w:hAnsi="Times New Roman"/>
-        </w:rPr>
-        <w:br w:type="page"/>
-      </w:r>
-    </w:p>
-    <w:p>
-      <w:pPr>
-        <w:pStyle w:val="Heading1"/>
-        <w:spacing w:after="120"/>
-        <w:jc w:val="center"/>
-      </w:pPr>
-      <w:r>
-        <w:rPr>
-          <w:rFonts w:ascii="Times New Roman" w:hAnsi="Times New Roman"/>
-          <w:b/>
-        </w:rPr>
-        <w:t>УТРЕНЯ</w:t>
-      </w:r>
-    </w:p>
-    <w:p>
-      <w:pPr>
-        <w:spacing w:after="120"/>
-        <w:jc w:val="both"/>
-      </w:pPr>
-      <w:r>
-        <w:rPr>
-          <w:rFonts w:ascii="Times New Roman" w:hAnsi="Times New Roman"/>
-          <w:i/>
-          <w:color w:val="FF4400"/>
-          <w:sz w:val="24"/>
-        </w:rPr>
-        <w:t>Священник:</w:t>
-      </w:r>
-      <w:r>
-        <w:rPr>
-          <w:rFonts w:ascii="Times New Roman" w:hAnsi="Times New Roman"/>
-          <w:sz w:val="24"/>
-        </w:rPr>
-        <w:t xml:space="preserve"> Слава святій, одноістотній, животворчій і нероздільній Тройці, завжди, нині і повсякчас, і на віки віків.</w:t>
-      </w:r>
-    </w:p>
-    <w:p>
-      <w:pPr>
-        <w:spacing w:after="120"/>
-        <w:jc w:val="both"/>
-      </w:pPr>
-      <w:r>
-        <w:rPr>
-          <w:rFonts w:ascii="Times New Roman" w:hAnsi="Times New Roman"/>
-          <w:i/>
-          <w:color w:val="FF0000"/>
-          <w:sz w:val="24"/>
-        </w:rPr>
-        <w:t>Вірні:</w:t>
-      </w:r>
-      <w:r>
-        <w:rPr>
-          <w:rFonts w:ascii="Times New Roman" w:hAnsi="Times New Roman"/>
-          <w:sz w:val="24"/>
-        </w:rPr>
-        <w:t xml:space="preserve"> Амінь.</w:t>
-      </w:r>
-    </w:p>
-    <w:p>
-      <w:pPr>
-        <w:spacing w:after="120"/>
-        <w:jc w:val="both"/>
-      </w:pPr>
-      <w:r>
-        <w:rPr>
-          <w:rFonts w:ascii="Times New Roman" w:hAnsi="Times New Roman"/>
-          <w:sz w:val="24"/>
-        </w:rPr>
-        <w:t xml:space="preserve">Слава во вишніх Богу, і на землі мир,* в людях благовоління </w:t>
-      </w:r>
-      <w:r>
-        <w:rPr>
-          <w:rFonts w:ascii="Times New Roman" w:hAnsi="Times New Roman"/>
-          <w:i/>
-          <w:color w:val="FF0000"/>
-          <w:sz w:val="24"/>
-        </w:rPr>
-        <w:t>(3 р.)</w:t>
-      </w:r>
-      <w:r>
-        <w:rPr>
-          <w:rFonts w:ascii="Times New Roman" w:hAnsi="Times New Roman"/>
-          <w:i/>
-          <w:sz w:val="24"/>
-        </w:rPr>
-        <w:t>.</w:t>
-      </w:r>
-    </w:p>
-    <w:p>
-      <w:pPr>
-        <w:spacing w:after="120"/>
-        <w:jc w:val="both"/>
-      </w:pPr>
-      <w:r>
-        <w:rPr>
-          <w:rFonts w:ascii="Times New Roman" w:hAnsi="Times New Roman"/>
-          <w:sz w:val="24"/>
-        </w:rPr>
-        <w:t xml:space="preserve">Господи, губи мої відкрий,* і уста мої сповістять хвалу твою </w:t>
-      </w:r>
-      <w:r>
-        <w:rPr>
-          <w:rFonts w:ascii="Times New Roman" w:hAnsi="Times New Roman"/>
-          <w:i/>
-          <w:color w:val="FF0000"/>
-          <w:sz w:val="24"/>
-        </w:rPr>
-        <w:t>(2 р.)</w:t>
-      </w:r>
-      <w:r>
-        <w:rPr>
-          <w:rFonts w:ascii="Times New Roman" w:hAnsi="Times New Roman"/>
-          <w:i/>
-          <w:sz w:val="24"/>
-        </w:rPr>
-        <w:t>.</w:t>
-      </w:r>
-    </w:p>
-    <w:p>
-      <w:pPr>
-        <w:spacing w:after="120"/>
-        <w:jc w:val="both"/>
-      </w:pPr>
-    </w:p>
-    <w:p>
-      <w:pPr>
-        <w:pStyle w:val="Heading2"/>
-        <w:spacing w:after="120"/>
-        <w:jc w:val="center"/>
-      </w:pPr>
-      <w:r>
-        <w:rPr>
-          <w:rFonts w:ascii="Times New Roman" w:hAnsi="Times New Roman"/>
-          <w:b/>
-          <w:i/>
-          <w:color w:val="FF0000"/>
-          <w:sz w:val="24"/>
-        </w:rPr>
-        <w:t>Шестипсалм'я</w:t>
-      </w:r>
-    </w:p>
-    <w:p>
-      <w:pPr>
-        <w:spacing w:after="120"/>
-        <w:jc w:val="center"/>
-      </w:pPr>
-      <w:r>
-        <w:rPr>
-          <w:rFonts w:ascii="Times New Roman" w:hAnsi="Times New Roman"/>
-          <w:b/>
-          <w:i/>
-          <w:color w:val="FF0000"/>
-          <w:sz w:val="24"/>
-        </w:rPr>
-        <w:t xml:space="preserve">Псалом 3 </w:t>
-      </w:r>
-      <w:r>
-        <w:rPr>
-          <w:rFonts w:ascii="Times New Roman" w:hAnsi="Times New Roman"/>
-          <w:i/>
-          <w:color w:val="FF0000"/>
-          <w:sz w:val="24"/>
-        </w:rPr>
-        <w:t>(У понеділок)</w:t>
-      </w:r>
-    </w:p>
-    <w:p>
-      <w:pPr>
-        <w:spacing w:after="120"/>
-        <w:jc w:val="both"/>
-      </w:pPr>
-      <w:r>
-        <w:rPr>
-          <w:rFonts w:ascii="Times New Roman" w:hAnsi="Times New Roman"/>
-          <w:sz w:val="24"/>
-        </w:rPr>
-        <w:t>О Господи, як багато моїх ворогів,* багато їх повстало проти мене.</w:t>
-      </w:r>
-    </w:p>
-    <w:p>
-      <w:pPr>
-        <w:spacing w:after="120"/>
-        <w:jc w:val="both"/>
-      </w:pPr>
-      <w:r>
-        <w:rPr>
-          <w:rFonts w:ascii="Times New Roman" w:hAnsi="Times New Roman"/>
-          <w:sz w:val="24"/>
-        </w:rPr>
-        <w:t>Багато тих, що мені кажуть:* «Нема йому спасіння в Бозі».</w:t>
-      </w:r>
-    </w:p>
-    <w:p>
-      <w:pPr>
-        <w:spacing w:after="120"/>
-        <w:jc w:val="both"/>
-      </w:pPr>
-      <w:r>
-        <w:rPr>
-          <w:rFonts w:ascii="Times New Roman" w:hAnsi="Times New Roman"/>
-          <w:sz w:val="24"/>
-        </w:rPr>
-        <w:t>Але ти, Господи, щит мій навколо мене,* ти моя слава, підносиш голову мою вгору.</w:t>
-      </w:r>
-    </w:p>
-    <w:p>
-      <w:pPr>
-        <w:spacing w:after="120"/>
-        <w:jc w:val="both"/>
-      </w:pPr>
-      <w:r>
-        <w:rPr>
-          <w:rFonts w:ascii="Times New Roman" w:hAnsi="Times New Roman"/>
-          <w:sz w:val="24"/>
-        </w:rPr>
-        <w:t>Я голосно візвав до Господа,* і він вислухав мене з гори святої своєї.</w:t>
-      </w:r>
-    </w:p>
-    <w:p>
-      <w:pPr>
-        <w:spacing w:after="120"/>
-        <w:jc w:val="both"/>
-      </w:pPr>
-      <w:r>
-        <w:rPr>
-          <w:rFonts w:ascii="Times New Roman" w:hAnsi="Times New Roman"/>
-          <w:sz w:val="24"/>
-        </w:rPr>
-        <w:t>Я ліг собі й заснув, і пробудився,* бо Господь мене зберігає.</w:t>
-      </w:r>
-    </w:p>
-    <w:p>
-      <w:pPr>
-        <w:spacing w:after="120"/>
-        <w:jc w:val="both"/>
-      </w:pPr>
-      <w:r>
-        <w:rPr>
-          <w:rFonts w:ascii="Times New Roman" w:hAnsi="Times New Roman"/>
-          <w:sz w:val="24"/>
-        </w:rPr>
-        <w:t>Я не боюся безлічі людей,* що навколо мене обсіли.</w:t>
-      </w:r>
-    </w:p>
-    <w:p>
-      <w:pPr>
-        <w:spacing w:after="120"/>
-        <w:jc w:val="both"/>
-      </w:pPr>
-      <w:r>
-        <w:rPr>
-          <w:rFonts w:ascii="Times New Roman" w:hAnsi="Times New Roman"/>
-          <w:sz w:val="24"/>
-        </w:rPr>
-        <w:t>Воскресни, Господи, спаси мене, мій Боже!* По щелепах вдарив ти всіх ворогів моїх, розторощив зуби злих.</w:t>
-      </w:r>
-    </w:p>
-    <w:p>
-      <w:pPr>
-        <w:spacing w:after="120"/>
-        <w:jc w:val="both"/>
-      </w:pPr>
-      <w:r>
-        <w:rPr>
-          <w:rFonts w:ascii="Times New Roman" w:hAnsi="Times New Roman"/>
-          <w:sz w:val="24"/>
-        </w:rPr>
-        <w:t>У Господа спасіння,* і на твій народ – благословення твоє.</w:t>
-      </w:r>
-    </w:p>
-    <w:p>
-      <w:pPr>
-        <w:spacing w:after="120"/>
-        <w:jc w:val="center"/>
-      </w:pPr>
-      <w:r>
-        <w:rPr>
-          <w:rFonts w:ascii="Times New Roman" w:hAnsi="Times New Roman"/>
-          <w:b/>
-          <w:i/>
-          <w:color w:val="FF0000"/>
-          <w:sz w:val="24"/>
-        </w:rPr>
-        <w:t xml:space="preserve">Псалом 37 </w:t>
-      </w:r>
-      <w:r>
-        <w:rPr>
-          <w:rFonts w:ascii="Times New Roman" w:hAnsi="Times New Roman"/>
-          <w:i/>
-          <w:color w:val="FF0000"/>
-          <w:sz w:val="24"/>
-        </w:rPr>
-        <w:t>(У вівторок)</w:t>
-      </w:r>
-    </w:p>
-    <w:p>
-      <w:pPr>
-        <w:spacing w:after="120"/>
-        <w:jc w:val="both"/>
-      </w:pPr>
-      <w:r>
-        <w:rPr>
-          <w:rFonts w:ascii="Times New Roman" w:hAnsi="Times New Roman"/>
-          <w:sz w:val="24"/>
-        </w:rPr>
-        <w:t>О Господи, не докоряй мені в твоїм гніві,* і не карай мене в твоїм обуренні.</w:t>
-      </w:r>
-    </w:p>
-    <w:p>
-      <w:pPr>
-        <w:spacing w:after="120"/>
-        <w:jc w:val="both"/>
-      </w:pPr>
-      <w:r>
-        <w:rPr>
-          <w:rFonts w:ascii="Times New Roman" w:hAnsi="Times New Roman"/>
-          <w:sz w:val="24"/>
-        </w:rPr>
-        <w:t>Бо твої стріли мене прошили,* і рука твоя спустилася на мене.</w:t>
-      </w:r>
-    </w:p>
-    <w:p>
-      <w:pPr>
-        <w:spacing w:after="120"/>
-        <w:jc w:val="both"/>
-      </w:pPr>
-      <w:r>
-        <w:rPr>
-          <w:rFonts w:ascii="Times New Roman" w:hAnsi="Times New Roman"/>
-          <w:sz w:val="24"/>
-        </w:rPr>
-        <w:t>Нема здорового нічого на моїм тілі з-за гніву твого;* немає цілого нічого в моїх костях із-за гріху мого.</w:t>
-      </w:r>
-    </w:p>
-    <w:p>
-      <w:pPr>
-        <w:spacing w:after="120"/>
-        <w:jc w:val="both"/>
-      </w:pPr>
-      <w:r>
-        <w:rPr>
-          <w:rFonts w:ascii="Times New Roman" w:hAnsi="Times New Roman"/>
-          <w:sz w:val="24"/>
-        </w:rPr>
-        <w:t>Бо мої провини голову мою перевищили,* немов важкий тягар, що тяжить над мою силу.</w:t>
-      </w:r>
-    </w:p>
-    <w:p>
-      <w:pPr>
-        <w:spacing w:after="120"/>
-        <w:jc w:val="both"/>
-      </w:pPr>
-      <w:r>
-        <w:rPr>
-          <w:rFonts w:ascii="Times New Roman" w:hAnsi="Times New Roman"/>
-          <w:sz w:val="24"/>
-        </w:rPr>
-        <w:t>Смердять, загнивши, мої рани,* задля мого нерозуму.</w:t>
-      </w:r>
-    </w:p>
-    <w:p>
-      <w:pPr>
-        <w:spacing w:after="120"/>
-        <w:jc w:val="both"/>
-      </w:pPr>
-      <w:r>
-        <w:rPr>
-          <w:rFonts w:ascii="Times New Roman" w:hAnsi="Times New Roman"/>
-          <w:sz w:val="24"/>
-        </w:rPr>
-        <w:t>Принижений, зігнувсь я вельми,* повсякденно сумний ходжу я.</w:t>
-      </w:r>
-    </w:p>
-    <w:p>
-      <w:pPr>
-        <w:spacing w:after="120"/>
-        <w:jc w:val="both"/>
-      </w:pPr>
-      <w:r>
-        <w:rPr>
-          <w:rFonts w:ascii="Times New Roman" w:hAnsi="Times New Roman"/>
-          <w:sz w:val="24"/>
-        </w:rPr>
-        <w:t>Бо нутро моє повне жару,* і здорового нема нічого на моїм тілі.</w:t>
-      </w:r>
-    </w:p>
-    <w:p>
-      <w:pPr>
-        <w:spacing w:after="120"/>
-        <w:jc w:val="both"/>
-      </w:pPr>
-      <w:r>
-        <w:rPr>
-          <w:rFonts w:ascii="Times New Roman" w:hAnsi="Times New Roman"/>
-          <w:sz w:val="24"/>
-        </w:rPr>
-        <w:t>Зомлів я, розбитий понад міру,* і скиглю від стогону серця мого.</w:t>
-      </w:r>
-    </w:p>
-    <w:p>
-      <w:pPr>
-        <w:spacing w:after="120"/>
-        <w:jc w:val="both"/>
-      </w:pPr>
-      <w:r>
-        <w:rPr>
-          <w:rFonts w:ascii="Times New Roman" w:hAnsi="Times New Roman"/>
-          <w:sz w:val="24"/>
-        </w:rPr>
-        <w:t>О Господи, перед тобою все моє бажання,* і стогін мій від тебе не скритий.</w:t>
-      </w:r>
-    </w:p>
-    <w:p>
-      <w:pPr>
-        <w:spacing w:after="120"/>
-        <w:jc w:val="both"/>
-      </w:pPr>
-      <w:r>
-        <w:rPr>
-          <w:rFonts w:ascii="Times New Roman" w:hAnsi="Times New Roman"/>
-          <w:sz w:val="24"/>
-        </w:rPr>
-        <w:t>Серце моє розколотилось, сила мене полишила,* і навіть очей моїх світло, – і того вже нема в мене.</w:t>
-      </w:r>
-    </w:p>
-    <w:p>
-      <w:pPr>
-        <w:spacing w:after="120"/>
-        <w:jc w:val="both"/>
-      </w:pPr>
-      <w:r>
-        <w:rPr>
-          <w:rFonts w:ascii="Times New Roman" w:hAnsi="Times New Roman"/>
-          <w:sz w:val="24"/>
-        </w:rPr>
-        <w:t>Друзі мої та приятелі далекі від моєї рани,* і родичі мої стоять оподаль.</w:t>
-      </w:r>
-    </w:p>
-    <w:p>
-      <w:pPr>
-        <w:spacing w:after="120"/>
-        <w:jc w:val="both"/>
-      </w:pPr>
-      <w:r>
-        <w:rPr>
-          <w:rFonts w:ascii="Times New Roman" w:hAnsi="Times New Roman"/>
-          <w:sz w:val="24"/>
-        </w:rPr>
-        <w:t>І ті, що на моє життя зазіхають, тенета наставляють,* і ті, що бажають мені нещастя, говорять про погибель, увесь час міркують лукаве.</w:t>
-      </w:r>
-    </w:p>
-    <w:p>
-      <w:pPr>
-        <w:spacing w:after="120"/>
-        <w:jc w:val="both"/>
-      </w:pPr>
-      <w:r>
-        <w:rPr>
-          <w:rFonts w:ascii="Times New Roman" w:hAnsi="Times New Roman"/>
-          <w:sz w:val="24"/>
-        </w:rPr>
-        <w:t>Я, немов глухий, не чую,* і як німий, що уст своїх не відкриває.</w:t>
-      </w:r>
-    </w:p>
-    <w:p>
-      <w:pPr>
-        <w:spacing w:after="120"/>
-        <w:jc w:val="both"/>
-      </w:pPr>
-      <w:r>
-        <w:rPr>
-          <w:rFonts w:ascii="Times New Roman" w:hAnsi="Times New Roman"/>
-          <w:sz w:val="24"/>
-        </w:rPr>
-        <w:t>Я став, немов людина, що не чує,* в устах якої одвіту немає.</w:t>
-      </w:r>
-    </w:p>
-    <w:p>
-      <w:pPr>
-        <w:spacing w:after="120"/>
-        <w:jc w:val="both"/>
-      </w:pPr>
-      <w:r>
-        <w:rPr>
-          <w:rFonts w:ascii="Times New Roman" w:hAnsi="Times New Roman"/>
-          <w:sz w:val="24"/>
-        </w:rPr>
-        <w:t>На тебе бо, о Господи, я уповаю,* ти вислухаєш мене, Господи, мій Боже.</w:t>
-      </w:r>
-    </w:p>
-    <w:p>
-      <w:pPr>
-        <w:spacing w:after="120"/>
-        <w:jc w:val="both"/>
-      </w:pPr>
-      <w:r>
-        <w:rPr>
-          <w:rFonts w:ascii="Times New Roman" w:hAnsi="Times New Roman"/>
-          <w:sz w:val="24"/>
-        </w:rPr>
-        <w:t>Кажу бо: Нехай не втішаються наді мною, як захитається моя нога,* нехай не несуться проти мене.</w:t>
-      </w:r>
-    </w:p>
-    <w:p>
-      <w:pPr>
-        <w:spacing w:after="120"/>
-        <w:jc w:val="both"/>
-      </w:pPr>
-      <w:r>
-        <w:rPr>
-          <w:rFonts w:ascii="Times New Roman" w:hAnsi="Times New Roman"/>
-          <w:sz w:val="24"/>
-        </w:rPr>
-        <w:t>Я бо ось-ось уже маю впасти,* і біль мій передо мною завжди.</w:t>
-      </w:r>
-    </w:p>
-    <w:p>
-      <w:pPr>
-        <w:spacing w:after="120"/>
-        <w:jc w:val="both"/>
-      </w:pPr>
-      <w:r>
-        <w:rPr>
-          <w:rFonts w:ascii="Times New Roman" w:hAnsi="Times New Roman"/>
-          <w:sz w:val="24"/>
-        </w:rPr>
-        <w:t>Я бо провину мою визнаю,* і гріхом моїм журюся.</w:t>
-      </w:r>
-    </w:p>
-    <w:p>
-      <w:pPr>
-        <w:spacing w:after="120"/>
-        <w:jc w:val="both"/>
-      </w:pPr>
-      <w:r>
-        <w:rPr>
-          <w:rFonts w:ascii="Times New Roman" w:hAnsi="Times New Roman"/>
-          <w:sz w:val="24"/>
-        </w:rPr>
-        <w:t>А ті, що без причини зо мною ворогують, ростуть на силі,* чимало тих, що мене безпідставно ненавидять.</w:t>
-      </w:r>
-    </w:p>
-    <w:p>
-      <w:pPr>
-        <w:spacing w:after="120"/>
-        <w:jc w:val="both"/>
-      </w:pPr>
-      <w:r>
-        <w:rPr>
-          <w:rFonts w:ascii="Times New Roman" w:hAnsi="Times New Roman"/>
-          <w:sz w:val="24"/>
-        </w:rPr>
-        <w:t>І ті, що злом оддячують за добро,* вони проти мене, бо я про добро дбаю.</w:t>
-      </w:r>
-    </w:p>
-    <w:p>
-      <w:pPr>
-        <w:spacing w:after="120"/>
-        <w:jc w:val="both"/>
-      </w:pPr>
-      <w:r>
-        <w:rPr>
-          <w:rFonts w:ascii="Times New Roman" w:hAnsi="Times New Roman"/>
-          <w:sz w:val="24"/>
-        </w:rPr>
-        <w:t>Не покидай мене, о Господи,* не віддаляйся від мене, мій Боже.</w:t>
-      </w:r>
-    </w:p>
-    <w:p>
-      <w:pPr>
-        <w:spacing w:after="120"/>
-        <w:jc w:val="both"/>
-      </w:pPr>
-      <w:r>
-        <w:rPr>
-          <w:rFonts w:ascii="Times New Roman" w:hAnsi="Times New Roman"/>
-          <w:sz w:val="24"/>
-        </w:rPr>
-        <w:t>Поспіши мені на допомогу,* Господи, моє спасіння.</w:t>
-      </w:r>
-    </w:p>
-    <w:p>
-      <w:pPr>
-        <w:spacing w:after="120"/>
-        <w:jc w:val="center"/>
-      </w:pPr>
-      <w:r>
-        <w:rPr>
-          <w:rFonts w:ascii="Times New Roman" w:hAnsi="Times New Roman"/>
-          <w:b/>
-          <w:i/>
-          <w:color w:val="FF0000"/>
-          <w:sz w:val="24"/>
-        </w:rPr>
-        <w:t xml:space="preserve">Псалом 62 </w:t>
-      </w:r>
-      <w:r>
-        <w:rPr>
-          <w:rFonts w:ascii="Times New Roman" w:hAnsi="Times New Roman"/>
-          <w:i/>
-          <w:color w:val="FF0000"/>
-          <w:sz w:val="24"/>
-        </w:rPr>
-        <w:t>(У середу)</w:t>
-      </w:r>
-    </w:p>
-    <w:p>
-      <w:pPr>
-        <w:spacing w:after="120"/>
-        <w:jc w:val="both"/>
-      </w:pPr>
-      <w:r>
-        <w:rPr>
-          <w:rFonts w:ascii="Times New Roman" w:hAnsi="Times New Roman"/>
-          <w:sz w:val="24"/>
-        </w:rPr>
-        <w:t>Боже, ти Бог мій!* Тебе шукаю пильно.</w:t>
-      </w:r>
-    </w:p>
-    <w:p>
-      <w:pPr>
-        <w:spacing w:after="120"/>
-        <w:jc w:val="both"/>
-      </w:pPr>
-      <w:r>
-        <w:rPr>
-          <w:rFonts w:ascii="Times New Roman" w:hAnsi="Times New Roman"/>
-          <w:sz w:val="24"/>
-        </w:rPr>
-        <w:t>Тебе душа моя прагне,* тебе бажає тіло моє в землі сухій, спраглій і безводній.</w:t>
-      </w:r>
-    </w:p>
-    <w:p>
-      <w:pPr>
-        <w:spacing w:after="120"/>
-        <w:jc w:val="both"/>
-      </w:pPr>
-      <w:r>
-        <w:rPr>
-          <w:rFonts w:ascii="Times New Roman" w:hAnsi="Times New Roman"/>
-          <w:sz w:val="24"/>
-        </w:rPr>
-        <w:t>Отак і я у святині тебе виглядаю:* побачити силу твою й твою славу.</w:t>
-      </w:r>
-    </w:p>
-    <w:p>
-      <w:pPr>
-        <w:spacing w:after="120"/>
-        <w:jc w:val="both"/>
-      </w:pPr>
-      <w:r>
-        <w:rPr>
-          <w:rFonts w:ascii="Times New Roman" w:hAnsi="Times New Roman"/>
-          <w:sz w:val="24"/>
-        </w:rPr>
-        <w:t>Бо твоя милість ліпша від життя,* уста мої славитимуть тебе.</w:t>
-      </w:r>
-    </w:p>
-    <w:p>
-      <w:pPr>
-        <w:spacing w:after="120"/>
-        <w:jc w:val="both"/>
-      </w:pPr>
-      <w:r>
-        <w:rPr>
-          <w:rFonts w:ascii="Times New Roman" w:hAnsi="Times New Roman"/>
-          <w:sz w:val="24"/>
-        </w:rPr>
-        <w:t>Отак буду тебе хвалити поки життя мого,* у твоїм імені здійматиму мої руки.</w:t>
-      </w:r>
-    </w:p>
-    <w:p>
-      <w:pPr>
-        <w:spacing w:after="120"/>
-        <w:jc w:val="both"/>
-      </w:pPr>
-      <w:r>
-        <w:rPr>
-          <w:rFonts w:ascii="Times New Roman" w:hAnsi="Times New Roman"/>
-          <w:sz w:val="24"/>
-        </w:rPr>
-        <w:t>Душа моя насититься, немов туком та оливою,* уста мої веселим голосом хвалитимуть тебе.</w:t>
-      </w:r>
-    </w:p>
-    <w:p>
-      <w:pPr>
-        <w:spacing w:after="120"/>
-        <w:jc w:val="both"/>
-      </w:pPr>
-      <w:r>
-        <w:rPr>
-          <w:rFonts w:ascii="Times New Roman" w:hAnsi="Times New Roman"/>
-          <w:sz w:val="24"/>
-        </w:rPr>
-        <w:t>Коли згадаю на моїй постелі тебе,* під час нічних чувань розмишлятиму про тебе.</w:t>
-      </w:r>
-    </w:p>
-    <w:p>
-      <w:pPr>
-        <w:spacing w:after="120"/>
-        <w:jc w:val="both"/>
-      </w:pPr>
-      <w:r>
-        <w:rPr>
-          <w:rFonts w:ascii="Times New Roman" w:hAnsi="Times New Roman"/>
-          <w:sz w:val="24"/>
-        </w:rPr>
-        <w:t>Бо ти прийшов мені на допомогу,* і в тіні крил твоїх я ликуватиму.</w:t>
-      </w:r>
-    </w:p>
-    <w:p>
-      <w:pPr>
-        <w:spacing w:after="120"/>
-        <w:jc w:val="both"/>
-      </w:pPr>
-      <w:r>
-        <w:rPr>
-          <w:rFonts w:ascii="Times New Roman" w:hAnsi="Times New Roman"/>
-          <w:sz w:val="24"/>
-        </w:rPr>
-        <w:t>Душа моя до тебе лине,* мене підтримує твоя правиця.</w:t>
-      </w:r>
-    </w:p>
-    <w:p>
-      <w:pPr>
-        <w:spacing w:after="120"/>
-        <w:jc w:val="both"/>
-      </w:pPr>
-      <w:r>
-        <w:rPr>
-          <w:rFonts w:ascii="Times New Roman" w:hAnsi="Times New Roman"/>
-          <w:sz w:val="24"/>
-        </w:rPr>
-        <w:t>Ті ж, які чигають на мою душу,* зійдуть у безодні підземні.</w:t>
-      </w:r>
-    </w:p>
-    <w:p>
-      <w:pPr>
-        <w:spacing w:after="120"/>
-        <w:jc w:val="both"/>
-      </w:pPr>
-      <w:r>
-        <w:rPr>
-          <w:rFonts w:ascii="Times New Roman" w:hAnsi="Times New Roman"/>
-          <w:sz w:val="24"/>
-        </w:rPr>
-        <w:t>Їх віддадуть мечеві на поталу,* вони шакалів здобиччю стануть.</w:t>
-      </w:r>
-    </w:p>
-    <w:p>
-      <w:pPr>
-        <w:spacing w:after="120"/>
-        <w:jc w:val="both"/>
-      </w:pPr>
-      <w:r>
-        <w:rPr>
-          <w:rFonts w:ascii="Times New Roman" w:hAnsi="Times New Roman"/>
-          <w:sz w:val="24"/>
-        </w:rPr>
-        <w:t>А цар возвеселиться в Бозі, хвалитиметься кожен, хто ним клянеться,* уста бо тих, що неправду кажуть, будуть закриті.</w:t>
-      </w:r>
-    </w:p>
-    <w:p>
-      <w:pPr>
-        <w:spacing w:after="120"/>
-        <w:jc w:val="both"/>
-      </w:pPr>
-    </w:p>
-    <w:p>
-      <w:pPr>
-        <w:spacing w:after="120"/>
-        <w:jc w:val="both"/>
-      </w:pPr>
-      <w:r>
-        <w:rPr>
-          <w:rFonts w:ascii="Times New Roman" w:hAnsi="Times New Roman"/>
-          <w:sz w:val="24"/>
-        </w:rPr>
-        <w:t>Слава Отцю, і Сину, і Святому Духові, і нині і повсякчас, і на віки віків. Амінь.</w:t>
-      </w:r>
-    </w:p>
-    <w:p>
-      <w:pPr>
-        <w:spacing w:after="120"/>
-        <w:jc w:val="both"/>
-      </w:pPr>
-      <w:r>
-        <w:rPr>
-          <w:rFonts w:ascii="Times New Roman" w:hAnsi="Times New Roman"/>
-          <w:sz w:val="24"/>
-        </w:rPr>
-        <w:t xml:space="preserve">Алилуя, алилуя, алилуя, слава Тобі, Боже. </w:t>
-      </w:r>
-      <w:r>
-        <w:rPr>
-          <w:rFonts w:ascii="Times New Roman" w:hAnsi="Times New Roman"/>
-          <w:i/>
-          <w:color w:val="FF0000"/>
-          <w:sz w:val="24"/>
-        </w:rPr>
-        <w:t>(3 р.)</w:t>
-      </w:r>
-    </w:p>
-    <w:p>
-      <w:pPr>
-        <w:spacing w:after="120"/>
-        <w:jc w:val="both"/>
-      </w:pPr>
-      <w:r>
-        <w:rPr>
-          <w:rFonts w:ascii="Times New Roman" w:hAnsi="Times New Roman"/>
-          <w:sz w:val="24"/>
-        </w:rPr>
-        <w:t xml:space="preserve">Господи, помилуй. </w:t>
-      </w:r>
-      <w:r>
-        <w:rPr>
-          <w:rFonts w:ascii="Times New Roman" w:hAnsi="Times New Roman"/>
-          <w:i/>
-          <w:color w:val="FF0000"/>
-          <w:sz w:val="24"/>
-        </w:rPr>
-        <w:t>(3 р.)</w:t>
-      </w:r>
-    </w:p>
-    <w:p>
-      <w:pPr>
-        <w:spacing w:after="120"/>
-        <w:jc w:val="both"/>
-      </w:pPr>
-      <w:r>
-        <w:rPr>
-          <w:rFonts w:ascii="Times New Roman" w:hAnsi="Times New Roman"/>
-          <w:sz w:val="24"/>
-        </w:rPr>
-        <w:t>Слава Отцю, і Сину, і Святому Духові, і нині і повсякчас, і на віки віків. Амінь.</w:t>
-      </w:r>
-    </w:p>
-    <w:p>
-      <w:pPr>
-        <w:spacing w:after="120"/>
-        <w:jc w:val="both"/>
-      </w:pPr>
-    </w:p>
-    <w:p>
-      <w:pPr>
-        <w:spacing w:after="120"/>
-        <w:jc w:val="center"/>
-      </w:pPr>
-      <w:r>
-        <w:rPr>
-          <w:rFonts w:ascii="Times New Roman" w:hAnsi="Times New Roman"/>
-          <w:b/>
-          <w:i/>
-          <w:color w:val="FF0000"/>
-          <w:sz w:val="24"/>
-        </w:rPr>
-        <w:t xml:space="preserve">Псалом 87 </w:t>
-      </w:r>
-      <w:r>
-        <w:rPr>
-          <w:rFonts w:ascii="Times New Roman" w:hAnsi="Times New Roman"/>
-          <w:i/>
-          <w:color w:val="FF0000"/>
-          <w:sz w:val="24"/>
-        </w:rPr>
-        <w:t>(У четвер)</w:t>
-      </w:r>
-    </w:p>
-    <w:p>
-      <w:pPr>
-        <w:spacing w:after="120"/>
-        <w:jc w:val="both"/>
-      </w:pPr>
-      <w:r>
-        <w:rPr>
-          <w:rFonts w:ascii="Times New Roman" w:hAnsi="Times New Roman"/>
-          <w:sz w:val="24"/>
-        </w:rPr>
-        <w:t>Господи, Боже мого спасіння,* я вдень кличу, і вночі перед тобою скаржусь.</w:t>
-      </w:r>
-    </w:p>
-    <w:p>
-      <w:pPr>
-        <w:spacing w:after="120"/>
-        <w:jc w:val="both"/>
-      </w:pPr>
-      <w:r>
-        <w:rPr>
-          <w:rFonts w:ascii="Times New Roman" w:hAnsi="Times New Roman"/>
-          <w:sz w:val="24"/>
-        </w:rPr>
-        <w:t>Нехай прийде перед твоє обличчя моя молитва!* Прихили своє вухо до мого благання.</w:t>
-      </w:r>
-    </w:p>
-    <w:p>
-      <w:pPr>
-        <w:spacing w:after="120"/>
-        <w:jc w:val="both"/>
-      </w:pPr>
-      <w:r>
-        <w:rPr>
-          <w:rFonts w:ascii="Times New Roman" w:hAnsi="Times New Roman"/>
-          <w:sz w:val="24"/>
-        </w:rPr>
-        <w:t>Душа бо моя наситилася горем,* і життя моє наблизилося до шеолу.</w:t>
-      </w:r>
-    </w:p>
-    <w:p>
-      <w:pPr>
-        <w:spacing w:after="120"/>
-        <w:jc w:val="both"/>
-      </w:pPr>
-      <w:r>
-        <w:rPr>
-          <w:rFonts w:ascii="Times New Roman" w:hAnsi="Times New Roman"/>
-          <w:sz w:val="24"/>
-        </w:rPr>
-        <w:t>Мене залічено до тих, що сходять у яму.* Я став як чоловік, що допомоги не має.</w:t>
-      </w:r>
-    </w:p>
-    <w:p>
-      <w:pPr>
-        <w:spacing w:after="120"/>
-        <w:jc w:val="both"/>
-      </w:pPr>
-      <w:r>
-        <w:rPr>
-          <w:rFonts w:ascii="Times New Roman" w:hAnsi="Times New Roman"/>
-          <w:sz w:val="24"/>
-        </w:rPr>
-        <w:t>Поміж мерцями моє ложе, немов убиті, що лежать у могилі,* що їх не згадуєш уже більше, що їх відтято від руки твоєї.</w:t>
-      </w:r>
-    </w:p>
-    <w:p>
-      <w:pPr>
-        <w:spacing w:after="120"/>
-        <w:jc w:val="both"/>
-      </w:pPr>
-      <w:r>
-        <w:rPr>
-          <w:rFonts w:ascii="Times New Roman" w:hAnsi="Times New Roman"/>
-          <w:sz w:val="24"/>
-        </w:rPr>
-        <w:t>Поклав ти мене в глибоку яму,* у темряву та безодню.</w:t>
-      </w:r>
-    </w:p>
-    <w:p>
-      <w:pPr>
-        <w:spacing w:after="120"/>
-        <w:jc w:val="both"/>
-      </w:pPr>
-      <w:r>
-        <w:rPr>
-          <w:rFonts w:ascii="Times New Roman" w:hAnsi="Times New Roman"/>
-          <w:sz w:val="24"/>
-        </w:rPr>
-        <w:t>Тяжить на мені твій гнів,* і всіма хвилями твоїми гнітиш мене.</w:t>
-      </w:r>
-    </w:p>
-    <w:p>
-      <w:pPr>
-        <w:spacing w:after="120"/>
-        <w:jc w:val="both"/>
-      </w:pPr>
-      <w:r>
-        <w:rPr>
-          <w:rFonts w:ascii="Times New Roman" w:hAnsi="Times New Roman"/>
-          <w:sz w:val="24"/>
-        </w:rPr>
-        <w:t>Ти віддалив від мене моїх друзів,* зробив мене для них осоружним, мене замкнули, і я не можу вийти.</w:t>
-      </w:r>
-    </w:p>
-    <w:p>
-      <w:pPr>
-        <w:spacing w:after="120"/>
-        <w:jc w:val="both"/>
-      </w:pPr>
-      <w:r>
-        <w:rPr>
-          <w:rFonts w:ascii="Times New Roman" w:hAnsi="Times New Roman"/>
-          <w:sz w:val="24"/>
-        </w:rPr>
-        <w:t>Очі мої знемоглися від печалі;* до тебе, Господи, щодня взиваю, до тебе простягаю мої руки.</w:t>
-      </w:r>
-    </w:p>
-    <w:p>
-      <w:pPr>
-        <w:spacing w:after="120"/>
-        <w:jc w:val="both"/>
-      </w:pPr>
-      <w:r>
-        <w:rPr>
-          <w:rFonts w:ascii="Times New Roman" w:hAnsi="Times New Roman"/>
-          <w:sz w:val="24"/>
-        </w:rPr>
-        <w:t>Хіба для мертвих робиш чуда?* Хіба то тіні встануть, щоб тебе хвалити?</w:t>
-      </w:r>
-    </w:p>
-    <w:p>
-      <w:pPr>
-        <w:spacing w:after="120"/>
-        <w:jc w:val="both"/>
-      </w:pPr>
-      <w:r>
-        <w:rPr>
-          <w:rFonts w:ascii="Times New Roman" w:hAnsi="Times New Roman"/>
-          <w:sz w:val="24"/>
-        </w:rPr>
-        <w:t>Хіба звіщатимуть у могилі твою милість,* у пропасті глибокій − твою вірність?</w:t>
-      </w:r>
-    </w:p>
-    <w:p>
-      <w:pPr>
-        <w:spacing w:after="120"/>
-        <w:jc w:val="both"/>
-      </w:pPr>
-      <w:r>
-        <w:rPr>
-          <w:rFonts w:ascii="Times New Roman" w:hAnsi="Times New Roman"/>
-          <w:sz w:val="24"/>
-        </w:rPr>
-        <w:t>Хіба чуда твої в темряві будуть відомі,* і твоя ласка в землі забуття?</w:t>
-      </w:r>
-    </w:p>
-    <w:p>
-      <w:pPr>
-        <w:spacing w:after="120"/>
-        <w:jc w:val="both"/>
-      </w:pPr>
-      <w:r>
-        <w:rPr>
-          <w:rFonts w:ascii="Times New Roman" w:hAnsi="Times New Roman"/>
-          <w:sz w:val="24"/>
-        </w:rPr>
-        <w:t>Ось чому, Господи, до тебе я взиваю,* і моя молитва вранці йде тобі назустріч.</w:t>
-      </w:r>
-    </w:p>
-    <w:p>
-      <w:pPr>
-        <w:spacing w:after="120"/>
-        <w:jc w:val="both"/>
-      </w:pPr>
-      <w:r>
-        <w:rPr>
-          <w:rFonts w:ascii="Times New Roman" w:hAnsi="Times New Roman"/>
-          <w:sz w:val="24"/>
-        </w:rPr>
-        <w:t>Чому, Господи, відкинув ти мою душу,* чому ховаєш своє обличчя від мене?</w:t>
-      </w:r>
-    </w:p>
-    <w:p>
-      <w:pPr>
-        <w:spacing w:after="120"/>
-        <w:jc w:val="both"/>
-      </w:pPr>
-      <w:r>
-        <w:rPr>
-          <w:rFonts w:ascii="Times New Roman" w:hAnsi="Times New Roman"/>
-          <w:sz w:val="24"/>
-        </w:rPr>
-        <w:t>Я безталанний і конаю змалку,* я перебув страх твій − і умліваю.</w:t>
-      </w:r>
-    </w:p>
-    <w:p>
-      <w:pPr>
-        <w:spacing w:after="120"/>
-        <w:jc w:val="both"/>
-      </w:pPr>
-      <w:r>
-        <w:rPr>
-          <w:rFonts w:ascii="Times New Roman" w:hAnsi="Times New Roman"/>
-          <w:sz w:val="24"/>
-        </w:rPr>
-        <w:t>Твій палкий гнів пронісся наді мною,* твої страхіття мене погубили.</w:t>
-      </w:r>
-    </w:p>
-    <w:p>
-      <w:pPr>
-        <w:spacing w:after="120"/>
-        <w:jc w:val="both"/>
-      </w:pPr>
-      <w:r>
-        <w:rPr>
-          <w:rFonts w:ascii="Times New Roman" w:hAnsi="Times New Roman"/>
-          <w:sz w:val="24"/>
-        </w:rPr>
-        <w:t>Увесь час вони оточують мене, мов води,* усі разом мене обступили.</w:t>
-      </w:r>
-    </w:p>
-    <w:p>
-      <w:pPr>
-        <w:spacing w:after="120"/>
-        <w:jc w:val="both"/>
-      </w:pPr>
-      <w:r>
-        <w:rPr>
-          <w:rFonts w:ascii="Times New Roman" w:hAnsi="Times New Roman"/>
-          <w:sz w:val="24"/>
-        </w:rPr>
-        <w:t>Ти віддалив від мене товариша і друга,* а із знайомих у мене тільки темінь.</w:t>
-      </w:r>
-    </w:p>
-    <w:p>
-      <w:pPr>
-        <w:spacing w:after="120"/>
-        <w:jc w:val="center"/>
-      </w:pPr>
-      <w:r>
-        <w:rPr>
-          <w:rFonts w:ascii="Times New Roman" w:hAnsi="Times New Roman"/>
-          <w:b/>
-          <w:i/>
-          <w:color w:val="FF0000"/>
-          <w:sz w:val="24"/>
-        </w:rPr>
-        <w:t xml:space="preserve">Псалом 102 </w:t>
-      </w:r>
-      <w:r>
-        <w:rPr>
-          <w:rFonts w:ascii="Times New Roman" w:hAnsi="Times New Roman"/>
-          <w:i/>
-          <w:color w:val="FF0000"/>
-          <w:sz w:val="24"/>
-        </w:rPr>
-        <w:t>(У п'ятницю)</w:t>
-      </w:r>
-    </w:p>
-    <w:p>
-      <w:pPr>
-        <w:spacing w:after="120"/>
-        <w:jc w:val="both"/>
-      </w:pPr>
-      <w:r>
-        <w:rPr>
-          <w:rFonts w:ascii="Times New Roman" w:hAnsi="Times New Roman"/>
-          <w:sz w:val="24"/>
-        </w:rPr>
-        <w:t>Благослови, душе моя, Господа,* і все нутро моє − його святе ім'я.</w:t>
-      </w:r>
-    </w:p>
-    <w:p>
-      <w:pPr>
-        <w:spacing w:after="120"/>
-        <w:jc w:val="both"/>
-      </w:pPr>
-      <w:r>
-        <w:rPr>
-          <w:rFonts w:ascii="Times New Roman" w:hAnsi="Times New Roman"/>
-          <w:sz w:val="24"/>
-        </w:rPr>
-        <w:t>Благослови, душе моя, Господа,* і не забувай усіх добродійств його ніколи.</w:t>
-      </w:r>
-    </w:p>
-    <w:p>
-      <w:pPr>
-        <w:spacing w:after="120"/>
-        <w:jc w:val="both"/>
-      </w:pPr>
-      <w:r>
-        <w:rPr>
-          <w:rFonts w:ascii="Times New Roman" w:hAnsi="Times New Roman"/>
-          <w:sz w:val="24"/>
-        </w:rPr>
-        <w:t>Він прощає всі твої провини,* зціляє всі твої недуги.</w:t>
-      </w:r>
-    </w:p>
-    <w:p>
-      <w:pPr>
-        <w:spacing w:after="120"/>
-        <w:jc w:val="both"/>
-      </w:pPr>
-      <w:r>
-        <w:rPr>
-          <w:rFonts w:ascii="Times New Roman" w:hAnsi="Times New Roman"/>
-          <w:sz w:val="24"/>
-        </w:rPr>
-        <w:t>Він визволяє життя твоє від ями,* вінчає тебе ласкою і милосердям.</w:t>
-      </w:r>
-    </w:p>
-    <w:p>
-      <w:pPr>
-        <w:spacing w:after="120"/>
-        <w:jc w:val="both"/>
-      </w:pPr>
-      <w:r>
-        <w:rPr>
-          <w:rFonts w:ascii="Times New Roman" w:hAnsi="Times New Roman"/>
-          <w:sz w:val="24"/>
-        </w:rPr>
-        <w:t>Він насичує твій похилий вік добром,* і оновляється, як орел, твоя юність.</w:t>
-      </w:r>
-    </w:p>
-    <w:p>
-      <w:pPr>
-        <w:spacing w:after="120"/>
-        <w:jc w:val="both"/>
-      </w:pPr>
-      <w:r>
-        <w:rPr>
-          <w:rFonts w:ascii="Times New Roman" w:hAnsi="Times New Roman"/>
-          <w:sz w:val="24"/>
-        </w:rPr>
-        <w:t>Господь творить правосуддя,* і суд усім прибитим.</w:t>
-      </w:r>
-    </w:p>
-    <w:p>
-      <w:pPr>
-        <w:spacing w:after="120"/>
-        <w:jc w:val="both"/>
-      </w:pPr>
-      <w:r>
-        <w:rPr>
-          <w:rFonts w:ascii="Times New Roman" w:hAnsi="Times New Roman"/>
-          <w:sz w:val="24"/>
-        </w:rPr>
-        <w:t>Він показав Мойсеєві свої дороги,* синам Ізраїля діла свої.</w:t>
-      </w:r>
-    </w:p>
-    <w:p>
-      <w:pPr>
-        <w:spacing w:after="120"/>
-        <w:jc w:val="both"/>
-      </w:pPr>
-      <w:r>
-        <w:rPr>
-          <w:rFonts w:ascii="Times New Roman" w:hAnsi="Times New Roman"/>
-          <w:sz w:val="24"/>
-        </w:rPr>
-        <w:t>Милосердний Господь і добрий,* повільний до гніву й вельми милостивий.</w:t>
-      </w:r>
-    </w:p>
-    <w:p>
-      <w:pPr>
-        <w:spacing w:after="120"/>
-        <w:jc w:val="both"/>
-      </w:pPr>
-      <w:r>
-        <w:rPr>
-          <w:rFonts w:ascii="Times New Roman" w:hAnsi="Times New Roman"/>
-          <w:sz w:val="24"/>
-        </w:rPr>
-        <w:t>Не буде вічно він обурюватися,* і не буде гніватись повіки.</w:t>
-      </w:r>
-    </w:p>
-    <w:p>
-      <w:pPr>
-        <w:spacing w:after="120"/>
-        <w:jc w:val="both"/>
-      </w:pPr>
-      <w:r>
-        <w:rPr>
-          <w:rFonts w:ascii="Times New Roman" w:hAnsi="Times New Roman"/>
-          <w:sz w:val="24"/>
-        </w:rPr>
-        <w:t>Не за гріхами нашими учинив він із нами,* і не за провинами нашими відплатив він нам.</w:t>
-      </w:r>
-    </w:p>
-    <w:p>
-      <w:pPr>
-        <w:spacing w:after="120"/>
-        <w:jc w:val="both"/>
-      </w:pPr>
-      <w:r>
-        <w:rPr>
-          <w:rFonts w:ascii="Times New Roman" w:hAnsi="Times New Roman"/>
-          <w:sz w:val="24"/>
-        </w:rPr>
-        <w:t>Бо як високо небо над землею,* така велика його милість над тими, що його бояться.</w:t>
-      </w:r>
-    </w:p>
-    <w:p>
-      <w:pPr>
-        <w:spacing w:after="120"/>
-        <w:jc w:val="both"/>
-      </w:pPr>
-      <w:r>
-        <w:rPr>
-          <w:rFonts w:ascii="Times New Roman" w:hAnsi="Times New Roman"/>
-          <w:sz w:val="24"/>
-        </w:rPr>
-        <w:t>Як далеко схід від заходу,* так віддалив він від нас злочинства наші.</w:t>
-      </w:r>
-    </w:p>
-    <w:p>
-      <w:pPr>
-        <w:spacing w:after="120"/>
-        <w:jc w:val="both"/>
-      </w:pPr>
-      <w:r>
-        <w:rPr>
-          <w:rFonts w:ascii="Times New Roman" w:hAnsi="Times New Roman"/>
-          <w:sz w:val="24"/>
-        </w:rPr>
-        <w:t>Як батько милосердиться над синами,* так милосердиться Господь над тими, що його бояться.</w:t>
-      </w:r>
-    </w:p>
-    <w:p>
-      <w:pPr>
-        <w:spacing w:after="120"/>
-        <w:jc w:val="both"/>
-      </w:pPr>
-      <w:r>
-        <w:rPr>
-          <w:rFonts w:ascii="Times New Roman" w:hAnsi="Times New Roman"/>
-          <w:sz w:val="24"/>
-        </w:rPr>
-        <w:t>Він знає з чого ми зліплені,* він пам'ятає, що ми порох.</w:t>
-      </w:r>
-    </w:p>
-    <w:p>
-      <w:pPr>
-        <w:spacing w:after="120"/>
-        <w:jc w:val="both"/>
-      </w:pPr>
-      <w:r>
-        <w:rPr>
-          <w:rFonts w:ascii="Times New Roman" w:hAnsi="Times New Roman"/>
-          <w:sz w:val="24"/>
-        </w:rPr>
-        <w:t>Чоловік бо – дні його, немов билина,* квітне, і мов квітка в полі.</w:t>
-      </w:r>
-    </w:p>
-    <w:p>
-      <w:pPr>
-        <w:spacing w:after="120"/>
-        <w:jc w:val="both"/>
-      </w:pPr>
-      <w:r>
-        <w:rPr>
-          <w:rFonts w:ascii="Times New Roman" w:hAnsi="Times New Roman"/>
-          <w:sz w:val="24"/>
-        </w:rPr>
-        <w:t>Потягне над ним вітер, і його немає,* і місце, де він був, його не впізнає вже більше.</w:t>
-      </w:r>
-    </w:p>
-    <w:p>
-      <w:pPr>
-        <w:spacing w:after="120"/>
-        <w:jc w:val="both"/>
-      </w:pPr>
-      <w:r>
-        <w:rPr>
-          <w:rFonts w:ascii="Times New Roman" w:hAnsi="Times New Roman"/>
-          <w:sz w:val="24"/>
-        </w:rPr>
-        <w:t>Милість же Господня від віку й до віку* над тими, що його бояться.</w:t>
-      </w:r>
-    </w:p>
-    <w:p>
-      <w:pPr>
-        <w:spacing w:after="120"/>
-        <w:jc w:val="both"/>
-      </w:pPr>
-      <w:r>
-        <w:rPr>
-          <w:rFonts w:ascii="Times New Roman" w:hAnsi="Times New Roman"/>
-          <w:sz w:val="24"/>
-        </w:rPr>
-        <w:t>І справедливість його над дітьми дітей тих,* що бережуть його союз і про заповіді його пам’ятають, щоб їх виконувати.</w:t>
-      </w:r>
-    </w:p>
-    <w:p>
-      <w:pPr>
-        <w:spacing w:after="120"/>
-        <w:jc w:val="both"/>
-      </w:pPr>
-      <w:r>
-        <w:rPr>
-          <w:rFonts w:ascii="Times New Roman" w:hAnsi="Times New Roman"/>
-          <w:sz w:val="24"/>
-        </w:rPr>
-        <w:t>Господь на небі утвердив престол свій,* і царство його всім володіє.</w:t>
-      </w:r>
-    </w:p>
-    <w:p>
-      <w:pPr>
-        <w:spacing w:after="120"/>
-        <w:jc w:val="both"/>
-      </w:pPr>
-      <w:r>
-        <w:rPr>
-          <w:rFonts w:ascii="Times New Roman" w:hAnsi="Times New Roman"/>
-          <w:sz w:val="24"/>
-        </w:rPr>
-        <w:t>Благословіте Господа, всі ангели його,* могутні силою, ви, що виконуєте його слово, – покірні голосові його слова.</w:t>
-      </w:r>
-    </w:p>
-    <w:p>
-      <w:pPr>
-        <w:spacing w:after="120"/>
-        <w:jc w:val="both"/>
-      </w:pPr>
-      <w:r>
-        <w:rPr>
-          <w:rFonts w:ascii="Times New Roman" w:hAnsi="Times New Roman"/>
-          <w:sz w:val="24"/>
-        </w:rPr>
-        <w:t>Благословіте Господа, всі його небесні сили,* слуги його, що чините його волю.</w:t>
-      </w:r>
-    </w:p>
-    <w:p>
-      <w:pPr>
-        <w:spacing w:after="120"/>
-        <w:jc w:val="both"/>
-      </w:pPr>
-      <w:r>
-        <w:rPr>
-          <w:rFonts w:ascii="Times New Roman" w:hAnsi="Times New Roman"/>
-          <w:sz w:val="24"/>
-        </w:rPr>
-        <w:t>Благословіте Господа, усі його твори, по всіх місцях його правління.* Благослови, душе моя, Господа!</w:t>
-      </w:r>
-    </w:p>
-    <w:p>
-      <w:pPr>
-        <w:spacing w:after="120"/>
-        <w:jc w:val="center"/>
-      </w:pPr>
-      <w:r>
-        <w:rPr>
-          <w:rFonts w:ascii="Times New Roman" w:hAnsi="Times New Roman"/>
-          <w:b/>
-          <w:i/>
-          <w:color w:val="FF0000"/>
-          <w:sz w:val="24"/>
-        </w:rPr>
-        <w:t xml:space="preserve">Псалом 142 </w:t>
-      </w:r>
-      <w:r>
-        <w:rPr>
-          <w:rFonts w:ascii="Times New Roman" w:hAnsi="Times New Roman"/>
-          <w:i/>
-          <w:color w:val="FF0000"/>
-          <w:sz w:val="24"/>
-        </w:rPr>
-        <w:t>(У суботу й неділю)</w:t>
-      </w:r>
-    </w:p>
-    <w:p>
-      <w:pPr>
-        <w:spacing w:after="120"/>
-        <w:jc w:val="both"/>
-      </w:pPr>
-      <w:r>
-        <w:rPr>
-          <w:rFonts w:ascii="Times New Roman" w:hAnsi="Times New Roman"/>
-          <w:sz w:val="24"/>
-        </w:rPr>
-        <w:t>О Господи, почуй мою молитву,* у твоїй вірності нахили вухо своє до мольби моєї; вислухай мене в твоїй правді.</w:t>
-      </w:r>
-    </w:p>
-    <w:p>
-      <w:pPr>
-        <w:spacing w:after="120"/>
-        <w:jc w:val="both"/>
-      </w:pPr>
-      <w:r>
-        <w:rPr>
-          <w:rFonts w:ascii="Times New Roman" w:hAnsi="Times New Roman"/>
-          <w:sz w:val="24"/>
-        </w:rPr>
-        <w:t>І не входь у суд із твоїм слугою,* бо ніхто з живих не виправдається перед тобою.</w:t>
-      </w:r>
-    </w:p>
-    <w:p>
-      <w:pPr>
-        <w:spacing w:after="120"/>
-        <w:jc w:val="both"/>
-      </w:pPr>
-      <w:r>
-        <w:rPr>
-          <w:rFonts w:ascii="Times New Roman" w:hAnsi="Times New Roman"/>
-          <w:sz w:val="24"/>
-        </w:rPr>
-        <w:t>Бо мою душу гонить ворог, життя моє топче в землю,* він оселює мене в пітьмі, як давно померлих.</w:t>
-      </w:r>
-    </w:p>
-    <w:p>
-      <w:pPr>
-        <w:spacing w:after="120"/>
-        <w:jc w:val="both"/>
-      </w:pPr>
-      <w:r>
-        <w:rPr>
-          <w:rFonts w:ascii="Times New Roman" w:hAnsi="Times New Roman"/>
-          <w:sz w:val="24"/>
-        </w:rPr>
-        <w:t>Дух мій тривожиться в мені* і серце моє жахається в мені всередині.</w:t>
-      </w:r>
-    </w:p>
-    <w:p>
-      <w:pPr>
-        <w:spacing w:after="120"/>
-        <w:jc w:val="both"/>
-      </w:pPr>
-      <w:r>
-        <w:rPr>
-          <w:rFonts w:ascii="Times New Roman" w:hAnsi="Times New Roman"/>
-          <w:sz w:val="24"/>
-        </w:rPr>
-        <w:t>Я згадую дні давні,* роздумую над усіма вчинками твоїми і над ділами рук твоїх міркую.</w:t>
-      </w:r>
-    </w:p>
-    <w:p>
-      <w:pPr>
-        <w:spacing w:after="120"/>
-        <w:jc w:val="both"/>
-      </w:pPr>
-      <w:r>
-        <w:rPr>
-          <w:rFonts w:ascii="Times New Roman" w:hAnsi="Times New Roman"/>
-          <w:sz w:val="24"/>
-        </w:rPr>
-        <w:t>До тебе простягаю мої руки;* моя душа, мов спрагла земля, тебе жадає.</w:t>
-      </w:r>
-    </w:p>
-    <w:p>
-      <w:pPr>
-        <w:spacing w:after="120"/>
-        <w:jc w:val="both"/>
-      </w:pPr>
-      <w:r>
-        <w:rPr>
-          <w:rFonts w:ascii="Times New Roman" w:hAnsi="Times New Roman"/>
-          <w:sz w:val="24"/>
-        </w:rPr>
-        <w:t>Вислухай мене скоро, Господи, бо знемагає дух мій.* Не крий твого обличчя від мене, щоб я не став, як ті, що сходять у яму.</w:t>
-      </w:r>
-    </w:p>
-    <w:p>
-      <w:pPr>
-        <w:spacing w:after="120"/>
-        <w:jc w:val="both"/>
-      </w:pPr>
-      <w:r>
-        <w:rPr>
-          <w:rFonts w:ascii="Times New Roman" w:hAnsi="Times New Roman"/>
-          <w:sz w:val="24"/>
-        </w:rPr>
-        <w:t>Дай мені вранці відчути твою милість, бо я на тебе покладаюсь.* Вкажи мені дорогу, якою слід мені ходити, бо до тебе я підношу мою душу.</w:t>
-      </w:r>
-    </w:p>
-    <w:p>
-      <w:pPr>
-        <w:spacing w:after="120"/>
-        <w:jc w:val="both"/>
-      </w:pPr>
-      <w:r>
-        <w:rPr>
-          <w:rFonts w:ascii="Times New Roman" w:hAnsi="Times New Roman"/>
-          <w:sz w:val="24"/>
-        </w:rPr>
-        <w:t>Спаси мене, Господи, від ворогів моїх* – бо до тебе прибігаю.</w:t>
-      </w:r>
-    </w:p>
-    <w:p>
-      <w:pPr>
-        <w:spacing w:after="120"/>
-        <w:jc w:val="both"/>
-      </w:pPr>
-      <w:r>
-        <w:rPr>
-          <w:rFonts w:ascii="Times New Roman" w:hAnsi="Times New Roman"/>
-          <w:sz w:val="24"/>
-        </w:rPr>
-        <w:t>Навчи мене творити твою волю, бо ти Бог мій.* Нехай твій добрий дух веде мене по рівній землі.</w:t>
-      </w:r>
-    </w:p>
-    <w:p>
-      <w:pPr>
-        <w:spacing w:after="120"/>
-        <w:jc w:val="both"/>
-      </w:pPr>
-      <w:r>
-        <w:rPr>
-          <w:rFonts w:ascii="Times New Roman" w:hAnsi="Times New Roman"/>
-          <w:sz w:val="24"/>
-        </w:rPr>
-        <w:t>Живи мене, о Господи, імени твого ради,* у справедливості твоїй виведи з скорботи мою душу.</w:t>
-      </w:r>
-    </w:p>
-    <w:p>
-      <w:pPr>
-        <w:spacing w:after="120"/>
-        <w:jc w:val="both"/>
-      </w:pPr>
-      <w:r>
-        <w:rPr>
-          <w:rFonts w:ascii="Times New Roman" w:hAnsi="Times New Roman"/>
-          <w:sz w:val="24"/>
-        </w:rPr>
-        <w:t>І в гніві твоєму знищ моїх супротивників.* І вигуби всіх гнобителів душі моєї, бо я твій слуга.</w:t>
-      </w:r>
-    </w:p>
-    <w:p>
-      <w:pPr>
-        <w:spacing w:after="120"/>
-        <w:jc w:val="both"/>
-      </w:pPr>
-      <w:r>
-        <w:rPr>
-          <w:rFonts w:ascii="Times New Roman" w:hAnsi="Times New Roman"/>
-          <w:sz w:val="24"/>
-        </w:rPr>
-        <w:t xml:space="preserve">Слава Отцю, і Сину, і Святому Духові: І нині і повсякчас, і на віки віків. Амінь. </w:t>
-      </w:r>
-    </w:p>
-    <w:p>
-      <w:pPr>
-        <w:spacing w:after="120"/>
-        <w:jc w:val="both"/>
-      </w:pPr>
-      <w:r>
-        <w:rPr>
-          <w:rFonts w:ascii="Times New Roman" w:hAnsi="Times New Roman"/>
-          <w:sz w:val="24"/>
-        </w:rPr>
-        <w:t xml:space="preserve">Алилуя, алилуя, алилуя: Слава тобі, Боже! </w:t>
-      </w:r>
-      <w:r>
-        <w:rPr>
-          <w:rFonts w:ascii="Times New Roman" w:hAnsi="Times New Roman"/>
-          <w:i/>
-          <w:color w:val="FF0000"/>
-          <w:sz w:val="24"/>
-        </w:rPr>
-        <w:t>(3 р.)</w:t>
-      </w:r>
-    </w:p>
-    <w:p>
-      <w:pPr>
-        <w:spacing w:after="120"/>
-        <w:jc w:val="both"/>
-      </w:pPr>
-    </w:p>
-    <w:p>
-      <w:pPr>
-        <w:pStyle w:val="Heading3"/>
-        <w:spacing w:after="120"/>
-        <w:jc w:val="center"/>
-      </w:pPr>
-      <w:r>
-        <w:rPr>
-          <w:rFonts w:ascii="Times New Roman" w:hAnsi="Times New Roman"/>
-          <w:b/>
-          <w:i/>
-          <w:color w:val="FF0000"/>
-        </w:rPr>
-        <w:t>Утренні молитви</w:t>
-      </w:r>
-    </w:p>
-    <w:p>
-      <w:pPr>
-        <w:spacing w:after="120"/>
-        <w:jc w:val="both"/>
-      </w:pPr>
-      <w:r>
-        <w:rPr>
-          <w:rFonts w:ascii="Times New Roman" w:hAnsi="Times New Roman"/>
-          <w:i/>
-          <w:color w:val="FF0000"/>
-          <w:sz w:val="24"/>
-        </w:rPr>
-        <w:t>Під час рецитування псалмів, Священник читає потиху перед св. дверми оці молитви:</w:t>
-      </w:r>
-    </w:p>
-    <w:p>
-      <w:pPr>
-        <w:spacing w:after="120"/>
-        <w:jc w:val="both"/>
-      </w:pPr>
-      <w:r>
-        <w:rPr>
-          <w:rFonts w:ascii="Times New Roman" w:hAnsi="Times New Roman"/>
-          <w:color w:val="FF0000"/>
-          <w:sz w:val="24"/>
-        </w:rPr>
-        <w:t xml:space="preserve">1. </w:t>
-      </w:r>
-      <w:r>
-        <w:rPr>
-          <w:rFonts w:ascii="Times New Roman" w:hAnsi="Times New Roman"/>
-          <w:sz w:val="24"/>
-        </w:rPr>
-        <w:t xml:space="preserve">Благодаримо </w:t>
+        <w:t>10.</w:t>
       </w:r>
       <w:r>
         <w:rPr>
@@ -8226,363 +8567,7 @@
           <w:color w:val="000000"/>
           <w:sz w:val="24"/>
         </w:rPr>
-        <w:t>Т</w:t>
-      </w:r>
-      <w:r>
-        <w:rPr>
-          <w:rFonts w:ascii="Times New Roman" w:hAnsi="Times New Roman"/>
-          <w:sz w:val="24"/>
-        </w:rPr>
-        <w:t>е</w:t>
-      </w:r>
-      <w:r>
-        <w:rPr>
-          <w:rFonts w:ascii="Times New Roman" w:hAnsi="Times New Roman"/>
-          <w:color w:val="000000"/>
-          <w:sz w:val="24"/>
-        </w:rPr>
-        <w:t>б</w:t>
-      </w:r>
-      <w:r>
-        <w:rPr>
-          <w:rFonts w:ascii="Times New Roman" w:hAnsi="Times New Roman"/>
-          <w:sz w:val="24"/>
-        </w:rPr>
-        <w:t>е</w:t>
-      </w:r>
-      <w:r>
-        <w:rPr>
-          <w:rFonts w:ascii="Times New Roman" w:hAnsi="Times New Roman"/>
-          <w:color w:val="000000"/>
-          <w:sz w:val="24"/>
-        </w:rPr>
-        <w:t xml:space="preserve">, Господи, Боже наш, що підняв нас із постелі нашої і вклав в уста наші слово хвали, щоб поклонятися і призивати ім'я Твоє святе. Ми умоляємо Твоє милосердя, яке Ти завжди виявляв у нашому житті. Пошли поміч свою людям, що стоять перед лицем святої </w:t>
-      </w:r>
-      <w:r>
-        <w:rPr>
-          <w:rFonts w:ascii="Times New Roman" w:hAnsi="Times New Roman"/>
-          <w:color w:val="000000"/>
-          <w:sz w:val="24"/>
-        </w:rPr>
-        <w:t>слави Твоєї і дожидають від Тебе багатої милости; і дай нам, що зо страхом і любов'ю завжди Тобі служимо, хвалити несказанну Твою доброту. Бо Тобі належить усяка слава, честь і поклоніння: Отцю, і Сину, і Святому Духові, нині і повсякчас, і на віки віків. Амінь.</w:t>
-      </w:r>
-    </w:p>
-    <w:p>
-      <w:pPr>
-        <w:spacing w:after="120"/>
-        <w:jc w:val="both"/>
-      </w:pPr>
-      <w:r>
-        <w:rPr>
-          <w:rFonts w:ascii="Times New Roman" w:hAnsi="Times New Roman"/>
-          <w:color w:val="FF0000"/>
-          <w:sz w:val="24"/>
-        </w:rPr>
-        <w:t xml:space="preserve">2. </w:t>
-      </w:r>
-      <w:r>
-        <w:rPr>
-          <w:rFonts w:ascii="Times New Roman" w:hAnsi="Times New Roman"/>
-          <w:color w:val="000000"/>
-          <w:sz w:val="24"/>
-        </w:rPr>
-        <w:t>Від ночі лине дух наш до Тебе, Боже, бо світлом є повеління Твої на землі. Навчи нас у страсі Твоєму виконувати правду й добро, бо Тебе славимо як правдивого Бога нашого. Прихили вухо своє і вислухай нас, і пом'яни, Господи, тих, що є та що моляться з нами, всіх по імені, і спаси їх силою Твоєю. Благослови людей Твоїх і освяти спадкоємство Твоє: мир світові Твоєму даруй, церквам Твоїм, Священникам, владі, і всім людям. Хай благословиться і прославляється всечесне і величне ім'я Твоє, Отця, і Сина, і Святого Духа, нині і повсякчас, і на віки віків. Амінь.</w:t>
-      </w:r>
-    </w:p>
-    <w:p>
-      <w:pPr>
-        <w:spacing w:after="120"/>
-        <w:jc w:val="both"/>
-      </w:pPr>
-      <w:r>
-        <w:rPr>
-          <w:rFonts w:ascii="Times New Roman" w:hAnsi="Times New Roman"/>
-          <w:color w:val="FF0000"/>
-          <w:sz w:val="24"/>
-        </w:rPr>
-        <w:t>3.</w:t>
-      </w:r>
-      <w:r>
-        <w:rPr>
-          <w:rFonts w:ascii="Times New Roman" w:hAnsi="Times New Roman"/>
-          <w:color w:val="000000"/>
-          <w:sz w:val="24"/>
-        </w:rPr>
-        <w:t xml:space="preserve"> Від ночі лине дух наш до Тебе, Боже, бо світлом є повеління Твої. Навчи нас, Боже, правди Твоєї, заповідей Твоїх і виправдань Твоїх. Просвіти наші духовні очі, щоб ми не заснули в гріхах на смерть. Віджени всяку мряку від сердець наших, даруй нам сонце правди і охорони життя наше знаменням і печаттю Святого Твого Духа. Направ стопи наші на шлях мирний, дай нам бачити ранішній день у радості, щоб ми Тобі засилали ранішні молитви, бо Твоє є володіння і Твоє є царство і сила, і слава Отця, і Сина, і Святого Духа, нині і повсякчас, і на віки віків. Амінь.</w:t>
-      </w:r>
-    </w:p>
-    <w:p>
-      <w:pPr>
-        <w:spacing w:after="120"/>
-        <w:jc w:val="both"/>
-      </w:pPr>
-      <w:r>
-        <w:rPr>
-          <w:rFonts w:ascii="Times New Roman" w:hAnsi="Times New Roman"/>
-          <w:color w:val="FF0000"/>
-          <w:sz w:val="24"/>
-        </w:rPr>
-        <w:t>4.</w:t>
-      </w:r>
-      <w:r>
-        <w:rPr>
-          <w:rFonts w:ascii="Times New Roman" w:hAnsi="Times New Roman"/>
-          <w:color w:val="000000"/>
-          <w:sz w:val="24"/>
-        </w:rPr>
-        <w:t xml:space="preserve"> Владико, Боже святий і неосяжний, що казав із темряви світлові засіяти, що заспокоїв нас у нічному сні й підвів до величання і моління Твоєї доброти! Ти, що даєш себе умолити задля свого милосердя, прийми і нині нас, що поклоняємося Тобі й по силі </w:t>
-      </w:r>
-      <w:r>
-        <w:rPr>
-          <w:rFonts w:ascii="Times New Roman" w:hAnsi="Times New Roman"/>
-          <w:sz w:val="24"/>
-        </w:rPr>
-        <w:t xml:space="preserve">благодаримо </w:t>
-      </w:r>
-      <w:r>
-        <w:rPr>
-          <w:rFonts w:ascii="Times New Roman" w:hAnsi="Times New Roman"/>
-          <w:color w:val="000000"/>
-          <w:sz w:val="24"/>
-        </w:rPr>
-        <w:t>Т</w:t>
-      </w:r>
-      <w:r>
-        <w:rPr>
-          <w:rFonts w:ascii="Times New Roman" w:hAnsi="Times New Roman"/>
-          <w:sz w:val="24"/>
-        </w:rPr>
-        <w:t>ебе</w:t>
-      </w:r>
-      <w:r>
-        <w:rPr>
-          <w:rFonts w:ascii="Times New Roman" w:hAnsi="Times New Roman"/>
-          <w:color w:val="000000"/>
-          <w:sz w:val="24"/>
-        </w:rPr>
-        <w:t xml:space="preserve">; і даруй нам те, чого просимо задля спасіння. Вчини нас синами світла і дня та спадкоємцями вічних Твоїх </w:t>
-      </w:r>
-      <w:r>
-        <w:rPr>
-          <w:rFonts w:ascii="Times New Roman" w:hAnsi="Times New Roman"/>
-          <w:sz w:val="24"/>
-        </w:rPr>
-        <w:t>благ</w:t>
-      </w:r>
-      <w:r>
-        <w:rPr>
-          <w:rFonts w:ascii="Times New Roman" w:hAnsi="Times New Roman"/>
-          <w:color w:val="000000"/>
-          <w:sz w:val="24"/>
-        </w:rPr>
-        <w:t>. Пом'яни, Господи, за багатством ласк Твоїх усіх людей, що є і моляться з нами, і всю братію нашу на землі й на морі, і на всякому місці володіння Твого, що потребують Твоєї любови й помочі. Усім вияви велику Твою милість, щоб спасенні, як душею так і тілом, завжди перебували й відважно славили чудне й благословенне ім'я Твоє, бо Ти Бог милости і ласк, і любови, і Тобі славу возсилаємо: Отцю, і Сину, і Святому Духові, нині і повсякчас, і на віки віків. Амінь.</w:t>
-      </w:r>
-    </w:p>
-    <w:p>
-      <w:pPr>
-        <w:spacing w:after="120"/>
-        <w:jc w:val="both"/>
-      </w:pPr>
-      <w:r>
-        <w:rPr>
-          <w:rFonts w:ascii="Times New Roman" w:hAnsi="Times New Roman"/>
-          <w:color w:val="FF0000"/>
-          <w:sz w:val="24"/>
-        </w:rPr>
-        <w:t>5.</w:t>
-      </w:r>
-      <w:r>
-        <w:rPr>
-          <w:rFonts w:ascii="Times New Roman" w:hAnsi="Times New Roman"/>
-          <w:color w:val="000000"/>
-          <w:sz w:val="24"/>
-        </w:rPr>
-        <w:t xml:space="preserve"> Скарб</w:t>
-      </w:r>
-      <w:r>
-        <w:rPr>
-          <w:rFonts w:ascii="Times New Roman" w:hAnsi="Times New Roman"/>
-          <w:sz w:val="24"/>
-        </w:rPr>
-        <w:t>нице</w:t>
-      </w:r>
-      <w:r>
-        <w:rPr>
-          <w:rFonts w:ascii="Times New Roman" w:hAnsi="Times New Roman"/>
-          <w:color w:val="000000"/>
-          <w:sz w:val="24"/>
-        </w:rPr>
-        <w:t xml:space="preserve"> </w:t>
-      </w:r>
-      <w:r>
-        <w:rPr>
-          <w:rFonts w:ascii="Times New Roman" w:hAnsi="Times New Roman"/>
-          <w:sz w:val="24"/>
-        </w:rPr>
-        <w:t>благ</w:t>
-      </w:r>
-      <w:r>
-        <w:rPr>
-          <w:rFonts w:ascii="Times New Roman" w:hAnsi="Times New Roman"/>
-          <w:color w:val="000000"/>
-          <w:sz w:val="24"/>
-        </w:rPr>
-        <w:t>, джерело невисихаюче, Отче святий, чудотворче всесильний і вседержителю! Усі Тобі поклоняємося і Тобі молимося та Твої милості і Твої ласки призиваємо на поміч і на заступництво нашій смиренності. Пом'яни, Господи, слуг Твоїх, прийми від усіх нас ранішні моління, як кадило перед Тобою; ні одного з нас не вчини нездатним, але всіх нас зберігай ласками Твоїми. Пом'яни, Господи, тих, що чувають і співають на славу Твою і єдинородного Твого Сина і Бога нашого, і Святого Твого Духа. Будь їм помічником і заступником; прийми їх молитви на наднебесний і духовний Твій жертовник, бо Ти Бог наш, і Тобі славу возсилаємо: Отцю, і Сину, і Святому Духові, нині і повсякчас, і на віки віків. Амінь.</w:t>
-      </w:r>
-    </w:p>
-    <w:p>
-      <w:pPr>
-        <w:spacing w:after="120"/>
-        <w:jc w:val="both"/>
-      </w:pPr>
-      <w:r>
-        <w:rPr>
-          <w:rFonts w:ascii="Times New Roman" w:hAnsi="Times New Roman"/>
-          <w:color w:val="FF0000"/>
-          <w:sz w:val="24"/>
-        </w:rPr>
-        <w:t xml:space="preserve">6. </w:t>
-      </w:r>
-      <w:r>
-        <w:rPr>
-          <w:rFonts w:ascii="Times New Roman" w:hAnsi="Times New Roman"/>
-          <w:sz w:val="24"/>
-        </w:rPr>
-        <w:t>Благодаримо</w:t>
-      </w:r>
-      <w:r>
-        <w:rPr>
-          <w:rFonts w:ascii="Times New Roman" w:hAnsi="Times New Roman"/>
-          <w:color w:val="000000"/>
-          <w:sz w:val="24"/>
-        </w:rPr>
-        <w:t xml:space="preserve"> Т</w:t>
-      </w:r>
-      <w:r>
-        <w:rPr>
-          <w:rFonts w:ascii="Times New Roman" w:hAnsi="Times New Roman"/>
-          <w:sz w:val="24"/>
-        </w:rPr>
-        <w:t>е</w:t>
-      </w:r>
-      <w:r>
-        <w:rPr>
-          <w:rFonts w:ascii="Times New Roman" w:hAnsi="Times New Roman"/>
-          <w:color w:val="000000"/>
-          <w:sz w:val="24"/>
-        </w:rPr>
-        <w:t>б</w:t>
-      </w:r>
-      <w:r>
-        <w:rPr>
-          <w:rFonts w:ascii="Times New Roman" w:hAnsi="Times New Roman"/>
-          <w:sz w:val="24"/>
-        </w:rPr>
-        <w:t>е</w:t>
-      </w:r>
-      <w:r>
-        <w:rPr>
-          <w:rFonts w:ascii="Times New Roman" w:hAnsi="Times New Roman"/>
-          <w:color w:val="000000"/>
-          <w:sz w:val="24"/>
-        </w:rPr>
-        <w:t>, Господи, Боже спасіння нашого, бо Ти все робиш для добра життя нашого, щоб ми завжди на Тебе споглядали, Спасителю й Доброчинцю душ наших. Бо Ти дав спокій нам у час минулої ночі й підвів нас, щоб ми поклонялися величному імені Твоєму. Тому молимо Тебе, Господи: Дай нам ласку й силу, щоб ми стали гідними співати Тобі розумно й молитися безупинно та в страсі і тремтінні над нашим спасінням працювали, при заступництві Христа Твого. Пом'яни, Господи, і тих, що вночі до Тебе кличуть. Вислухай їх і помилуй, і круши під ноги їх невидимих і войовничих ворогів. Бо Ти Цар миру і Спас душ наших, і Тобі славу возсилаємо: Отцю і Сину, і Святому Духові, нині і повсякчас, і на віки віків. Амінь.</w:t>
-      </w:r>
-    </w:p>
-    <w:p>
-      <w:pPr>
-        <w:spacing w:after="120"/>
-        <w:jc w:val="both"/>
-      </w:pPr>
-      <w:r>
-        <w:rPr>
-          <w:rFonts w:ascii="Times New Roman" w:hAnsi="Times New Roman"/>
-          <w:color w:val="FF0000"/>
-          <w:sz w:val="24"/>
-        </w:rPr>
-        <w:t>7.</w:t>
-      </w:r>
-      <w:r>
-        <w:rPr>
-          <w:rFonts w:ascii="Times New Roman" w:hAnsi="Times New Roman"/>
-          <w:color w:val="000000"/>
-          <w:sz w:val="24"/>
-        </w:rPr>
-        <w:t xml:space="preserve"> Боже й Отче Господа нашого Ісуса Христа! Ти підніс нас з постелі нашої і зібрав на годину молитви. Дай нам ласку відкрити уста наші і прийми наші подяки, що в наших силах, і навчи нас установ Твоїх. Бо молитися як слід не вміємо, якщо Ти, Господи, святим Твоїм Духом не навчиш нас. Тому молимося Тобі: Даруй і прости, якщо ми згрішили аж до теперішньої години </w:t>
-      </w:r>
-      <w:r>
-        <w:rPr>
-          <w:rFonts w:ascii="Times New Roman" w:hAnsi="Times New Roman"/>
-          <w:color w:val="000000"/>
-          <w:sz w:val="24"/>
-        </w:rPr>
-        <w:t>словом або ділом, або думкою, добровільно або недобровільно. Бо коли на провини будеш дивитися, Господи, Господи, то хто встоїться, бо в Тебе є прощення. Ти один святий, допоміжник сильний, захисник життя нашого, і Тебе ми завжди оспівуватимемо. Нехай буде сила Царства Твого завжди благословенна і вельми прославлювана: Отця, і Сина, і Святого Духа, нині і повсякчас, і на віки віків. Амінь.</w:t>
-      </w:r>
-    </w:p>
-    <w:p>
-      <w:pPr>
-        <w:spacing w:after="120"/>
-        <w:jc w:val="both"/>
-      </w:pPr>
-      <w:r>
-        <w:rPr>
-          <w:rFonts w:ascii="Times New Roman" w:hAnsi="Times New Roman"/>
-          <w:color w:val="FF0000"/>
-          <w:sz w:val="24"/>
-        </w:rPr>
-        <w:t xml:space="preserve">8. </w:t>
-      </w:r>
-      <w:r>
-        <w:rPr>
-          <w:rFonts w:ascii="Times New Roman" w:hAnsi="Times New Roman"/>
-          <w:color w:val="000000"/>
-          <w:sz w:val="24"/>
-        </w:rPr>
-        <w:t>Господи, Боже наш, що сонну неміч забрав від нас і покликав нас візванням святим, щоб і вночі підносити руки наші і прославляти Тебе за справедливі Твої присуди. Прийми благання наші, моління, визнавання, нічні служби і даруй нам, Боже, віру бездоганну, надію впевнену, любов нелицемірну. Благослови наші входи й виходи, вчинки, слова, діла й думки; і дай нам дочекатися початку дня, нам, що хвалять й оспівують, і благословлять добрість Твоєї несказанної сили, щоб було благословенне Твоє пресвяте ім'я і прославлене Твоє царство: Отця, і Сина, і Святого Духа, нині і повсякчас, і на віки віків. Амінь.</w:t>
-      </w:r>
-    </w:p>
-    <w:p>
-      <w:pPr>
-        <w:spacing w:after="120"/>
-        <w:jc w:val="both"/>
-      </w:pPr>
-      <w:r>
-        <w:rPr>
-          <w:rFonts w:ascii="Times New Roman" w:hAnsi="Times New Roman"/>
-          <w:color w:val="FF0000"/>
-          <w:sz w:val="24"/>
-        </w:rPr>
-        <w:t>9.</w:t>
-      </w:r>
-      <w:r>
-        <w:rPr>
-          <w:rFonts w:ascii="Times New Roman" w:hAnsi="Times New Roman"/>
-          <w:color w:val="000000"/>
-          <w:sz w:val="24"/>
-        </w:rPr>
-        <w:t xml:space="preserve"> Господи, Боже наш! Ти за покаяння дарував людям відпущення, нам же, як образ пізнання і визнання гріхів, показав покаяння і прощення пророка Давида. Тож, Владико, помилуй з великої милости Твоєї нас, що в чимало великих гріхів впали, і по багатстві ласк Твоїх очисти беззаконня наші, бо перед Тобою згрішили ми, Господи, що невідомі й таємні речі серця людського знаєш, і єдиний Ти маєш владу прощати гріхи. Серце ж чисте вчини в нас і Духом владичним утверди нас, і радість спасіння Твого яви нам. Не відкинь нас від лиця Твого, але дозволь, як благий і людинолюбний, аж до останнього нашого віддиху появляти Тобі жертву справедливости й приноси на святих Твоїх жертовниках, милістю і ласками і людинолюб'ям єдинородного Сина Твого, з яким Ти є благословенний з пресвятим, добрим і животворчим Твоїм Духом, нині й повсякчас, і на віки віків. Амінь.</w:t>
-      </w:r>
-    </w:p>
-    <w:p>
-      <w:pPr>
-        <w:spacing w:after="120"/>
-        <w:jc w:val="both"/>
-      </w:pPr>
-      <w:r>
-        <w:rPr>
-          <w:rFonts w:ascii="Times New Roman" w:hAnsi="Times New Roman"/>
-          <w:color w:val="FF0000"/>
-          <w:sz w:val="24"/>
-        </w:rPr>
-        <w:t>10.</w:t>
-      </w:r>
-      <w:r>
-        <w:rPr>
-          <w:rFonts w:ascii="Times New Roman" w:hAnsi="Times New Roman"/>
-          <w:color w:val="000000"/>
-          <w:sz w:val="24"/>
-        </w:rPr>
-        <w:t xml:space="preserve"> Боже, Боже наш! Ти сотворив розумні й духовні сили своєю волею. Тебе просимо й Тобі молимося: Прийми наші посильні величання з усіма Твоїми творіннями і збагати щедрими даруваннями Твоєї ласки. Бо перед Тобою згинається всяке коліно: на небі, на землі й під землею, і все, що живе, і все створіння оспівує неосяжну Твою славу, бо Ти Бог правдивий і вельми милостивий. Тебе бо хвалять усі небесні сили, і Тобі славу возсилаємо: Отцю, і Сину, і Святому Духові, нині і повсякчас, і на віки віків. Амінь.</w:t>
+        <w:t xml:space="preserve"> Боже, Боже наш! Ти сотворив розумні й духовні сили Своєю волею. Тебе просимо й Тобі молимося: Прийми наші посильні величання з усіма Твоїми творіннями і збагати щедрими даруваннями Твоєї ласки. Бо перед Тобою згинається всяке коліно: на небі, на землі й під землею, і все, що живе, і все створіння оспівує неосяжну Твою славу, бо Ти Бог правдивий і вельми милостивий. Тебе бо хвалять усі небесні сили, і Тобі славу возсилаємо: Отцю, і Сину, і Святому Духові, нині і повсякчас, і на віки віків. Амінь.</w:t>
       </w:r>
     </w:p>
     <w:p>
@@ -10777,7 +10762,31 @@
           <w:sz w:val="24"/>
           <w:u w:val="single"/>
         </w:rPr>
-        <w:t>[Від ночі лине дух наш до тебе, Боже, бо світлом є повеління твої на землі. Навчи нас у страсі твоєму виконувати правду й добро, бо тебе славимо як правдивого Бога нашого. Прихили вухо своє і вислухай нас, і пом'яни, Господи, тих, що є та що моляться з нами, всіх по імені, і спаси їх силою твоєю. Благослови людей твоїх і освяти спадкоємство твоє: мир світові твоєму даруй, церквам твоїм, Священникам, владі, і всім людям.]</w:t>
+        <w:t>[</w:t>
+      </w:r>
+      <w:r>
+        <w:rPr>
+          <w:rFonts w:ascii="Times New Roman" w:hAnsi="Times New Roman"/>
+          <w:sz w:val="24"/>
+          <w:u w:val="single"/>
+        </w:rPr>
+        <w:t xml:space="preserve">Від ночі лине дух наш до Тебе, Боже, бо світлом є повеління Твої на землі. Навчи нас у страсі Твоєму виконувати правду й добро, бо Тебе славимо як правдивого Бога нашого. Прихили вухо своє і вислухай нас, і пом'яни, Господи, тих, що є та що моляться з нами, всіх </w:t>
+      </w:r>
+      <w:r>
+        <w:rPr>
+          <w:rFonts w:ascii="Times New Roman" w:hAnsi="Times New Roman"/>
+          <w:sz w:val="24"/>
+          <w:u w:val="single"/>
+        </w:rPr>
+        <w:t>по імені, і спаси їх силою Твоєю. Благослови людей Твоїх і освяти спадкоємство Твоє: мир світові Твоєму даруй, церквам Твоїм, Священникам, владі, і всім людям</w:t>
+      </w:r>
+      <w:r>
+        <w:rPr>
+          <w:rFonts w:ascii="Times New Roman" w:hAnsi="Times New Roman"/>
+          <w:sz w:val="24"/>
+          <w:u w:val="single"/>
+        </w:rPr>
+        <w:t>.]</w:t>
       </w:r>
     </w:p>
     <w:p>
@@ -11520,7 +11529,7 @@
           <w:color w:val="FF0000"/>
           <w:sz w:val="24"/>
         </w:rPr>
-        <w:t>(3 р.)</w:t>
+        <w:t>(3 р.)</w:t>
       </w:r>
       <w:r>
         <w:rPr>
@@ -12590,7 +12599,7 @@
           <w:b/>
           <w:sz w:val="24"/>
         </w:rPr>
-        <w:t>Ти, що на нічому поставив землю велінням своїм, і її важку без опори завісив, Церкву твою утверди, Христе,* на непорушному камені заповідей твоїх, єдиний Благий і Чоловіколюбче.</w:t>
+        <w:t>Ти, що на нічому поставив землю велінням своїм, і її важку без опори завісив, Церкву твою утверди, Христе,* на непорушному камені заповідей твоїх, єдиний Благий і Людинолюбче.</w:t>
       </w:r>
     </w:p>
     <w:p>
@@ -12855,7 +12864,23 @@
           <w:sz w:val="24"/>
           <w:u w:val="single"/>
         </w:rPr>
-        <w:t>[Господи, Боже наш, що сонну неміч забрав від нас і покликав нас візванням святим, щоб і вночі підносити руки наші і прославляти тебе за справедливі твої присуди. Прийми благання наші, моління, визнавання, нічні служби і даруй нам, Боже, віру бездоганну, надію впевнену, любов нелицемірну. Благослови наші входи й виходи, вчинки, слова, діла й думки; і дай нам дочекатися початку дня, нам, що хвалять й оспівують, і благословлять добрість твоєї несказанної сили]</w:t>
+        <w:t>[</w:t>
+      </w:r>
+      <w:r>
+        <w:rPr>
+          <w:rFonts w:ascii="Times New Roman" w:hAnsi="Times New Roman"/>
+          <w:sz w:val="24"/>
+          <w:u w:val="single"/>
+        </w:rPr>
+        <w:t>Господи, Боже наш, що сонну неміч забрав від нас і покликав нас візванням святим, щоб і вночі підносити руки наші і прославляти Тебе за справедливі Твої присуди. Прийми благання наші, моління, визнавання, нічні служби і даруй нам, Боже, віру бездоганну, надію впевнену, любов нелицемірну. Благослови наші входи й виходи, вчинки, слова, діла й думки; і дай нам дочекатися початку дня, нам, що хвалять й оспівують, і благословлять добрість Твоєї несказанної сили</w:t>
+      </w:r>
+      <w:r>
+        <w:rPr>
+          <w:rFonts w:ascii="Times New Roman" w:hAnsi="Times New Roman"/>
+          <w:sz w:val="24"/>
+          <w:u w:val="single"/>
+        </w:rPr>
+        <w:t>]</w:t>
       </w:r>
     </w:p>
     <w:p>
@@ -13604,7 +13629,31 @@
           <w:sz w:val="24"/>
           <w:u w:val="single"/>
         </w:rPr>
-        <w:t>[Дякуємо тобі, Господи, Боже спасіння нашого, бо ти все робиш для добра життя нашого, щоб ми завжди на тебе споглядали, Спасителю й Доброчинцю душ наших. Бо ти дав спокій нам у час минулої ночі й підвів нас, щоб ми поклонялися величному імені твоєму. Тому молимо тебе, Господи: Дай нам ласку й силу, щоб ми стали гідними співати тобі розумно й молитися безупинно та в страсі і тремтінні над нашим спасінням працювали, при заступництві Христа твого. Пом'яни, Господи, і тих, що вночі до тебе кличуть. Вислухай їх і помилуй, і круши під ноги їх невидимих і войовничих ворогів.]</w:t>
+        <w:t>[</w:t>
+      </w:r>
+      <w:r>
+        <w:rPr>
+          <w:rFonts w:ascii="Times New Roman" w:hAnsi="Times New Roman"/>
+          <w:sz w:val="24"/>
+          <w:u w:val="single"/>
+        </w:rPr>
+        <w:t xml:space="preserve">Благодаримо Тебе, Господи, Боже спасіння нашого, бо Ти все робиш для добра життя нашого, щоб ми завжди на Тебе споглядали, Спасителю й Доброчинцю душ наших. Бо Ти дав спокій нам у час минулої ночі й підвів нас, щоб ми поклонялися величному імені Твоєму. Тому молимо Тебе, Господи: Дай нам ласку й силу, щоб ми стали гідними співати </w:t>
+      </w:r>
+      <w:r>
+        <w:rPr>
+          <w:rFonts w:ascii="Times New Roman" w:hAnsi="Times New Roman"/>
+          <w:sz w:val="24"/>
+          <w:u w:val="single"/>
+        </w:rPr>
+        <w:t>Тобі розумно й молитися безупинно та в страсі і тремтінні над нашим спасінням працювали, при заступництві Христа Твого. Пом'яни, Господи, і тих, що вночі до Тебе кличуть. Вислухай їх і помилуй, і круши під ноги їх невидимих і войовничих ворогів</w:t>
+      </w:r>
+      <w:r>
+        <w:rPr>
+          <w:rFonts w:ascii="Times New Roman" w:hAnsi="Times New Roman"/>
+          <w:sz w:val="24"/>
+          <w:u w:val="single"/>
+        </w:rPr>
+        <w:t>.]</w:t>
       </w:r>
     </w:p>
     <w:p>
@@ -14522,7 +14571,39 @@
           <w:sz w:val="24"/>
           <w:u w:val="single"/>
         </w:rPr>
-        <w:t>[Боже, Боже наш! Ти сотворив розумні й духовні сили своєю волею. Тебе просимо й тобі молимося: Прийми наші посильні величання з усіма твоїми творіннями і збагати щедрими даруваннями твоєї ласки. Бо перед тобою згинається всяке коліно: на небі, на землі й під землею, і все, що живе, і все створіння оспівує неосяжну твою славу, бо ти Бог правдивий і вельми милостивий.]</w:t>
+        <w:t>[</w:t>
+      </w:r>
+      <w:r>
+        <w:rPr>
+          <w:rFonts w:ascii="Times New Roman" w:hAnsi="Times New Roman"/>
+          <w:sz w:val="24"/>
+          <w:u w:val="single"/>
+        </w:rPr>
+        <w:t xml:space="preserve">Боже, Боже наш! Ти сотворив розумні й духовні сили </w:t>
+      </w:r>
+      <w:r>
+        <w:rPr>
+          <w:rFonts w:ascii="Times New Roman" w:hAnsi="Times New Roman"/>
+          <w:sz w:val="24"/>
+          <w:u w:val="single"/>
+        </w:rPr>
+        <w:t>С</w:t>
+      </w:r>
+      <w:r>
+        <w:rPr>
+          <w:rFonts w:ascii="Times New Roman" w:hAnsi="Times New Roman"/>
+          <w:sz w:val="24"/>
+          <w:u w:val="single"/>
+        </w:rPr>
+        <w:t>воєю волею. Тебе просимо й Тобі молимося: Прийми наші посильні величання з усіма Твоїми творіннями і збагати щедрими даруваннями Твоєї ласки. Бо перед Тобою згинається всяке коліно: на небі, на землі й під землею, і все, що живе, і все створіння оспівує неосяжну Твою славу, бо Ти Бог правдивий і вельми милостивий</w:t>
+      </w:r>
+      <w:r>
+        <w:rPr>
+          <w:rFonts w:ascii="Times New Roman" w:hAnsi="Times New Roman"/>
+          <w:sz w:val="24"/>
+          <w:u w:val="single"/>
+        </w:rPr>
+        <w:t>.]</w:t>
       </w:r>
     </w:p>
     <w:p>
